--- a/Fase 1/Evidencias Proyecto/Documento de requerimientos IEEE830.docx
+++ b/Fase 1/Evidencias Proyecto/Documento de requerimientos IEEE830.docx
@@ -128,12 +128,21 @@
                 <w:szCs w:val="44"/>
               </w:rPr>
             </w:pPr>
+            <w:proofErr w:type="spellStart"/>
             <w:r>
               <w:rPr>
                 <w:sz w:val="44"/>
                 <w:szCs w:val="44"/>
               </w:rPr>
-              <w:t>WellQ API</w:t>
+              <w:t>WellQ</w:t>
+            </w:r>
+            <w:proofErr w:type="spellEnd"/>
+            <w:r>
+              <w:rPr>
+                <w:sz w:val="44"/>
+                <w:szCs w:val="44"/>
+              </w:rPr>
+              <w:t xml:space="preserve"> API</w:t>
             </w:r>
           </w:p>
         </w:tc>
@@ -215,7 +224,7 @@
                 <w:b/>
                 <w:bCs/>
               </w:rPr>
-              <w:t>1.0</w:t>
+              <w:t>1.1</w:t>
             </w:r>
           </w:p>
         </w:tc>
@@ -251,7 +260,7 @@
                 <w:b/>
                 <w:bCs/>
               </w:rPr>
-              <w:t>07-09-2026</w:t>
+              <w:t>13-09-2026</w:t>
             </w:r>
           </w:p>
         </w:tc>
@@ -301,18 +310,9 @@
     <w:p/>
     <w:p/>
     <w:p/>
-    <w:p>
-      <w:pPr>
-        <w:keepNext/>
-        <w:keepLines/>
-        <w:pBdr>
-          <w:top w:val="nil"/>
-          <w:left w:val="nil"/>
-          <w:bottom w:val="nil"/>
-          <w:right w:val="nil"/>
-          <w:between w:val="nil"/>
-        </w:pBdr>
-        <w:spacing w:before="480" w:after="0"/>
+    <w:p/>
+    <w:p>
+      <w:r>
         <w:rPr>
           <w:b/>
           <w:bCs/>
@@ -320,21 +320,12 @@
           <w:sz w:val="28"/>
           <w:szCs w:val="28"/>
         </w:rPr>
-      </w:pPr>
-      <w:r>
-        <w:rPr>
-          <w:b/>
-          <w:bCs/>
-          <w:color w:val="366091"/>
-          <w:sz w:val="28"/>
-          <w:szCs w:val="28"/>
-        </w:rPr>
         <w:t>Contenido</w:t>
       </w:r>
     </w:p>
     <w:sdt>
       <w:sdtPr>
-        <w:id w:val="2109987041"/>
+        <w:id w:val="-523693799"/>
         <w:docPartObj>
           <w:docPartGallery w:val="Table of Contents"/>
           <w:docPartUnique/>
@@ -345,7 +336,7 @@
           <w:pPr>
             <w:widowControl w:val="0"/>
             <w:tabs>
-              <w:tab w:val="right" w:pos="12000"/>
+              <w:tab w:val="right" w:leader="dot" w:pos="12000"/>
             </w:tabs>
             <w:spacing w:before="60" w:after="0" w:line="240" w:lineRule="auto"/>
             <w:rPr>
@@ -364,7 +355,7 @@
           <w:r>
             <w:fldChar w:fldCharType="separate"/>
           </w:r>
-          <w:hyperlink w:anchor="_heading=h.1fob9te">
+          <w:hyperlink w:anchor="_heading=h.3znysh7">
             <w:r>
               <w:rPr>
                 <w:b/>
@@ -374,7 +365,7 @@
                 <w:sz w:val="20"/>
                 <w:szCs w:val="20"/>
               </w:rPr>
-              <w:t>Ficha del documento</w:t>
+              <w:t>1.  Introducción</w:t>
             </w:r>
             <w:r>
               <w:rPr>
@@ -386,7 +377,7 @@
                 <w:szCs w:val="20"/>
               </w:rPr>
               <w:tab/>
-              <w:t>3</w:t>
+              <w:t>4</w:t>
             </w:r>
           </w:hyperlink>
         </w:p>
@@ -394,47 +385,7 @@
           <w:pPr>
             <w:widowControl w:val="0"/>
             <w:tabs>
-              <w:tab w:val="right" w:pos="12000"/>
-            </w:tabs>
-            <w:spacing w:before="60" w:after="0" w:line="240" w:lineRule="auto"/>
-            <w:rPr>
-              <w:rFonts w:ascii="Arial" w:eastAsia="Arial" w:hAnsi="Arial" w:cs="Arial"/>
-              <w:b/>
-              <w:bCs/>
-              <w:color w:val="000000"/>
-            </w:rPr>
-          </w:pPr>
-          <w:hyperlink w:anchor="_heading=h.3znysh7">
-            <w:r>
-              <w:rPr>
-                <w:b/>
-                <w:bCs/>
-                <w:smallCaps/>
-                <w:color w:val="000000"/>
-                <w:sz w:val="20"/>
-                <w:szCs w:val="20"/>
-              </w:rPr>
-              <w:t>1.  Introducción</w:t>
-            </w:r>
-            <w:r>
-              <w:rPr>
-                <w:b/>
-                <w:bCs/>
-                <w:smallCaps/>
-                <w:color w:val="000000"/>
-                <w:sz w:val="20"/>
-                <w:szCs w:val="20"/>
-              </w:rPr>
-              <w:tab/>
-              <w:t>3</w:t>
-            </w:r>
-          </w:hyperlink>
-        </w:p>
-        <w:p>
-          <w:pPr>
-            <w:widowControl w:val="0"/>
-            <w:tabs>
-              <w:tab w:val="right" w:pos="12000"/>
+              <w:tab w:val="right" w:leader="dot" w:pos="12000"/>
             </w:tabs>
             <w:spacing w:before="60" w:after="0" w:line="240" w:lineRule="auto"/>
             <w:ind w:left="360"/>
@@ -461,7 +412,7 @@
                 <w:szCs w:val="20"/>
               </w:rPr>
               <w:tab/>
-              <w:t>3</w:t>
+              <w:t>4</w:t>
             </w:r>
           </w:hyperlink>
         </w:p>
@@ -469,7 +420,7 @@
           <w:pPr>
             <w:widowControl w:val="0"/>
             <w:tabs>
-              <w:tab w:val="right" w:pos="12000"/>
+              <w:tab w:val="right" w:leader="dot" w:pos="12000"/>
             </w:tabs>
             <w:spacing w:before="60" w:after="0" w:line="240" w:lineRule="auto"/>
             <w:ind w:left="360"/>
@@ -504,7 +455,7 @@
           <w:pPr>
             <w:widowControl w:val="0"/>
             <w:tabs>
-              <w:tab w:val="right" w:pos="12000"/>
+              <w:tab w:val="right" w:leader="dot" w:pos="12000"/>
             </w:tabs>
             <w:spacing w:before="60" w:after="0" w:line="240" w:lineRule="auto"/>
             <w:ind w:left="360"/>
@@ -539,7 +490,7 @@
           <w:pPr>
             <w:widowControl w:val="0"/>
             <w:tabs>
-              <w:tab w:val="right" w:pos="12000"/>
+              <w:tab w:val="right" w:leader="dot" w:pos="12000"/>
             </w:tabs>
             <w:spacing w:before="60" w:after="0" w:line="240" w:lineRule="auto"/>
             <w:ind w:left="360"/>
@@ -574,7 +525,7 @@
           <w:pPr>
             <w:widowControl w:val="0"/>
             <w:tabs>
-              <w:tab w:val="right" w:pos="12000"/>
+              <w:tab w:val="right" w:leader="dot" w:pos="12000"/>
             </w:tabs>
             <w:spacing w:before="60" w:after="0" w:line="240" w:lineRule="auto"/>
             <w:ind w:left="360"/>
@@ -601,7 +552,7 @@
                 <w:szCs w:val="20"/>
               </w:rPr>
               <w:tab/>
-              <w:t>4</w:t>
+              <w:t>5</w:t>
             </w:r>
           </w:hyperlink>
         </w:p>
@@ -609,7 +560,7 @@
           <w:pPr>
             <w:widowControl w:val="0"/>
             <w:tabs>
-              <w:tab w:val="right" w:pos="12000"/>
+              <w:tab w:val="right" w:leader="dot" w:pos="12000"/>
             </w:tabs>
             <w:spacing w:before="60" w:after="0" w:line="240" w:lineRule="auto"/>
             <w:rPr>
@@ -649,7 +600,7 @@
           <w:pPr>
             <w:widowControl w:val="0"/>
             <w:tabs>
-              <w:tab w:val="right" w:pos="12000"/>
+              <w:tab w:val="right" w:leader="dot" w:pos="12000"/>
             </w:tabs>
             <w:spacing w:before="60" w:after="0" w:line="240" w:lineRule="auto"/>
             <w:ind w:left="360"/>
@@ -684,7 +635,7 @@
           <w:pPr>
             <w:widowControl w:val="0"/>
             <w:tabs>
-              <w:tab w:val="right" w:pos="12000"/>
+              <w:tab w:val="right" w:leader="dot" w:pos="12000"/>
             </w:tabs>
             <w:spacing w:before="60" w:after="0" w:line="240" w:lineRule="auto"/>
             <w:ind w:left="360"/>
@@ -719,7 +670,7 @@
           <w:pPr>
             <w:widowControl w:val="0"/>
             <w:tabs>
-              <w:tab w:val="right" w:pos="12000"/>
+              <w:tab w:val="right" w:leader="dot" w:pos="12000"/>
             </w:tabs>
             <w:spacing w:before="60" w:after="0" w:line="240" w:lineRule="auto"/>
             <w:ind w:left="360"/>
@@ -746,7 +697,7 @@
                 <w:szCs w:val="20"/>
               </w:rPr>
               <w:tab/>
-              <w:t>5</w:t>
+              <w:t>6</w:t>
             </w:r>
           </w:hyperlink>
         </w:p>
@@ -754,7 +705,7 @@
           <w:pPr>
             <w:widowControl w:val="0"/>
             <w:tabs>
-              <w:tab w:val="right" w:pos="12000"/>
+              <w:tab w:val="right" w:leader="dot" w:pos="12000"/>
             </w:tabs>
             <w:spacing w:before="60" w:after="0" w:line="240" w:lineRule="auto"/>
             <w:ind w:left="360"/>
@@ -789,7 +740,7 @@
           <w:pPr>
             <w:widowControl w:val="0"/>
             <w:tabs>
-              <w:tab w:val="right" w:pos="12000"/>
+              <w:tab w:val="right" w:leader="dot" w:pos="12000"/>
             </w:tabs>
             <w:spacing w:before="60" w:after="0" w:line="240" w:lineRule="auto"/>
             <w:ind w:left="360"/>
@@ -824,7 +775,7 @@
           <w:pPr>
             <w:widowControl w:val="0"/>
             <w:tabs>
-              <w:tab w:val="right" w:pos="12000"/>
+              <w:tab w:val="right" w:leader="dot" w:pos="12000"/>
             </w:tabs>
             <w:spacing w:before="60" w:after="0" w:line="240" w:lineRule="auto"/>
             <w:ind w:left="360"/>
@@ -859,7 +810,7 @@
           <w:pPr>
             <w:widowControl w:val="0"/>
             <w:tabs>
-              <w:tab w:val="right" w:pos="12000"/>
+              <w:tab w:val="right" w:leader="dot" w:pos="12000"/>
             </w:tabs>
             <w:spacing w:before="60" w:after="0" w:line="240" w:lineRule="auto"/>
             <w:rPr>
@@ -899,7 +850,7 @@
           <w:pPr>
             <w:widowControl w:val="0"/>
             <w:tabs>
-              <w:tab w:val="right" w:pos="12000"/>
+              <w:tab w:val="right" w:leader="dot" w:pos="12000"/>
             </w:tabs>
             <w:spacing w:before="60" w:after="0" w:line="240" w:lineRule="auto"/>
             <w:ind w:left="360"/>
@@ -934,7 +885,7 @@
           <w:pPr>
             <w:widowControl w:val="0"/>
             <w:tabs>
-              <w:tab w:val="right" w:pos="12000"/>
+              <w:tab w:val="right" w:leader="dot" w:pos="12000"/>
             </w:tabs>
             <w:spacing w:before="60" w:after="0" w:line="240" w:lineRule="auto"/>
             <w:ind w:left="720"/>
@@ -971,7 +922,7 @@
           <w:pPr>
             <w:widowControl w:val="0"/>
             <w:tabs>
-              <w:tab w:val="right" w:pos="12000"/>
+              <w:tab w:val="right" w:leader="dot" w:pos="12000"/>
             </w:tabs>
             <w:spacing w:before="60" w:after="0" w:line="240" w:lineRule="auto"/>
             <w:ind w:left="720"/>
@@ -1008,7 +959,7 @@
           <w:pPr>
             <w:widowControl w:val="0"/>
             <w:tabs>
-              <w:tab w:val="right" w:pos="12000"/>
+              <w:tab w:val="right" w:leader="dot" w:pos="12000"/>
             </w:tabs>
             <w:spacing w:before="60" w:after="0" w:line="240" w:lineRule="auto"/>
             <w:ind w:left="720"/>
@@ -1045,7 +996,7 @@
           <w:pPr>
             <w:widowControl w:val="0"/>
             <w:tabs>
-              <w:tab w:val="right" w:pos="12000"/>
+              <w:tab w:val="right" w:leader="dot" w:pos="12000"/>
             </w:tabs>
             <w:spacing w:before="60" w:after="0" w:line="240" w:lineRule="auto"/>
             <w:ind w:left="720"/>
@@ -1082,7 +1033,7 @@
           <w:pPr>
             <w:widowControl w:val="0"/>
             <w:tabs>
-              <w:tab w:val="right" w:pos="12000"/>
+              <w:tab w:val="right" w:leader="dot" w:pos="12000"/>
             </w:tabs>
             <w:spacing w:before="60" w:after="0" w:line="240" w:lineRule="auto"/>
             <w:ind w:left="360"/>
@@ -1117,7 +1068,7 @@
           <w:pPr>
             <w:widowControl w:val="0"/>
             <w:tabs>
-              <w:tab w:val="right" w:pos="12000"/>
+              <w:tab w:val="right" w:leader="dot" w:pos="12000"/>
             </w:tabs>
             <w:spacing w:before="60" w:after="0" w:line="240" w:lineRule="auto"/>
             <w:ind w:left="360"/>
@@ -1144,7 +1095,7 @@
                 <w:szCs w:val="20"/>
               </w:rPr>
               <w:tab/>
-              <w:t>10</w:t>
+              <w:t>11</w:t>
             </w:r>
           </w:hyperlink>
         </w:p>
@@ -1152,7 +1103,7 @@
           <w:pPr>
             <w:widowControl w:val="0"/>
             <w:tabs>
-              <w:tab w:val="right" w:pos="12000"/>
+              <w:tab w:val="right" w:leader="dot" w:pos="12000"/>
             </w:tabs>
             <w:spacing w:before="60" w:after="0" w:line="240" w:lineRule="auto"/>
             <w:ind w:left="720"/>
@@ -1181,7 +1132,7 @@
                 <w:szCs w:val="20"/>
               </w:rPr>
               <w:tab/>
-              <w:t>10</w:t>
+              <w:t>11</w:t>
             </w:r>
           </w:hyperlink>
         </w:p>
@@ -1189,7 +1140,7 @@
           <w:pPr>
             <w:widowControl w:val="0"/>
             <w:tabs>
-              <w:tab w:val="right" w:pos="12000"/>
+              <w:tab w:val="right" w:leader="dot" w:pos="12000"/>
             </w:tabs>
             <w:spacing w:before="60" w:after="0" w:line="240" w:lineRule="auto"/>
             <w:ind w:left="720"/>
@@ -1218,7 +1169,7 @@
                 <w:szCs w:val="20"/>
               </w:rPr>
               <w:tab/>
-              <w:t>10</w:t>
+              <w:t>11</w:t>
             </w:r>
           </w:hyperlink>
         </w:p>
@@ -1226,7 +1177,7 @@
           <w:pPr>
             <w:widowControl w:val="0"/>
             <w:tabs>
-              <w:tab w:val="right" w:pos="12000"/>
+              <w:tab w:val="right" w:leader="dot" w:pos="12000"/>
             </w:tabs>
             <w:spacing w:before="60" w:after="0" w:line="240" w:lineRule="auto"/>
             <w:ind w:left="720"/>
@@ -1263,7 +1214,7 @@
           <w:pPr>
             <w:widowControl w:val="0"/>
             <w:tabs>
-              <w:tab w:val="right" w:pos="12000"/>
+              <w:tab w:val="right" w:leader="dot" w:pos="12000"/>
             </w:tabs>
             <w:spacing w:before="60" w:after="0" w:line="240" w:lineRule="auto"/>
             <w:ind w:left="720"/>
@@ -1300,7 +1251,7 @@
           <w:pPr>
             <w:widowControl w:val="0"/>
             <w:tabs>
-              <w:tab w:val="right" w:pos="12000"/>
+              <w:tab w:val="right" w:leader="dot" w:pos="12000"/>
             </w:tabs>
             <w:spacing w:before="60" w:after="0" w:line="240" w:lineRule="auto"/>
             <w:ind w:left="720"/>
@@ -1337,7 +1288,7 @@
           <w:pPr>
             <w:widowControl w:val="0"/>
             <w:tabs>
-              <w:tab w:val="right" w:pos="12000"/>
+              <w:tab w:val="right" w:leader="dot" w:pos="12000"/>
             </w:tabs>
             <w:spacing w:before="60" w:after="0" w:line="240" w:lineRule="auto"/>
             <w:ind w:left="720"/>
@@ -1374,10 +1325,10 @@
           <w:pPr>
             <w:widowControl w:val="0"/>
             <w:tabs>
-              <w:tab w:val="right" w:pos="12000"/>
+              <w:tab w:val="right" w:leader="dot" w:pos="12000"/>
             </w:tabs>
             <w:spacing w:before="60" w:after="0" w:line="240" w:lineRule="auto"/>
-            <w:ind w:left="360"/>
+            <w:ind w:left="720"/>
             <w:rPr>
               <w:rFonts w:ascii="Arial" w:eastAsia="Arial" w:hAnsi="Arial" w:cs="Arial"/>
               <w:color w:val="000000"/>
@@ -1401,7 +1352,7 @@
                 <w:szCs w:val="20"/>
               </w:rPr>
               <w:tab/>
-              <w:t>11</w:t>
+              <w:t>12</w:t>
             </w:r>
           </w:hyperlink>
         </w:p>
@@ -1409,7 +1360,7 @@
           <w:pPr>
             <w:widowControl w:val="0"/>
             <w:tabs>
-              <w:tab w:val="right" w:pos="12000"/>
+              <w:tab w:val="right" w:leader="dot" w:pos="12000"/>
             </w:tabs>
             <w:spacing w:before="60" w:after="0" w:line="240" w:lineRule="auto"/>
             <w:rPr>
@@ -1449,7 +1400,7 @@
           <w:pPr>
             <w:widowControl w:val="0"/>
             <w:tabs>
-              <w:tab w:val="right" w:pos="12000"/>
+              <w:tab w:val="right" w:leader="dot" w:pos="12000"/>
             </w:tabs>
             <w:spacing w:before="60" w:after="0" w:line="240" w:lineRule="auto"/>
             <w:ind w:left="360"/>
@@ -1484,7 +1435,7 @@
           <w:pPr>
             <w:widowControl w:val="0"/>
             <w:tabs>
-              <w:tab w:val="right" w:pos="12000"/>
+              <w:tab w:val="right" w:leader="dot" w:pos="12000"/>
             </w:tabs>
             <w:spacing w:before="60" w:after="0" w:line="240" w:lineRule="auto"/>
             <w:ind w:left="720"/>
@@ -1521,7 +1472,7 @@
           <w:pPr>
             <w:widowControl w:val="0"/>
             <w:tabs>
-              <w:tab w:val="right" w:pos="12000"/>
+              <w:tab w:val="right" w:leader="dot" w:pos="12000"/>
             </w:tabs>
             <w:spacing w:before="60" w:after="0" w:line="240" w:lineRule="auto"/>
             <w:ind w:left="720"/>
@@ -1550,7 +1501,7 @@
                 <w:szCs w:val="20"/>
               </w:rPr>
               <w:tab/>
-              <w:t>12</w:t>
+              <w:t>13</w:t>
             </w:r>
           </w:hyperlink>
         </w:p>
@@ -1558,7 +1509,7 @@
           <w:pPr>
             <w:widowControl w:val="0"/>
             <w:tabs>
-              <w:tab w:val="right" w:pos="12000"/>
+              <w:tab w:val="right" w:leader="dot" w:pos="12000"/>
             </w:tabs>
             <w:spacing w:before="60" w:after="0" w:line="240" w:lineRule="auto"/>
             <w:ind w:left="720"/>
@@ -1587,7 +1538,7 @@
                 <w:szCs w:val="20"/>
               </w:rPr>
               <w:tab/>
-              <w:t>13</w:t>
+              <w:t>14</w:t>
             </w:r>
           </w:hyperlink>
         </w:p>
@@ -1595,7 +1546,7 @@
           <w:pPr>
             <w:widowControl w:val="0"/>
             <w:tabs>
-              <w:tab w:val="right" w:pos="12000"/>
+              <w:tab w:val="right" w:leader="dot" w:pos="12000"/>
             </w:tabs>
             <w:spacing w:before="60" w:after="0" w:line="240" w:lineRule="auto"/>
             <w:ind w:left="720"/>
@@ -1624,7 +1575,7 @@
                 <w:szCs w:val="20"/>
               </w:rPr>
               <w:tab/>
-              <w:t>13</w:t>
+              <w:t>14</w:t>
             </w:r>
           </w:hyperlink>
         </w:p>
@@ -1632,7 +1583,7 @@
           <w:pPr>
             <w:widowControl w:val="0"/>
             <w:tabs>
-              <w:tab w:val="right" w:pos="12000"/>
+              <w:tab w:val="right" w:leader="dot" w:pos="12000"/>
             </w:tabs>
             <w:spacing w:before="60" w:after="0" w:line="240" w:lineRule="auto"/>
             <w:ind w:left="720"/>
@@ -1661,7 +1612,7 @@
                 <w:szCs w:val="20"/>
               </w:rPr>
               <w:tab/>
-              <w:t>14</w:t>
+              <w:t>15</w:t>
             </w:r>
           </w:hyperlink>
         </w:p>
@@ -1669,7 +1620,43 @@
           <w:pPr>
             <w:widowControl w:val="0"/>
             <w:tabs>
-              <w:tab w:val="right" w:pos="12000"/>
+              <w:tab w:val="right" w:leader="dot" w:pos="12000"/>
+            </w:tabs>
+            <w:spacing w:before="60" w:after="0" w:line="240" w:lineRule="auto"/>
+            <w:rPr>
+              <w:rFonts w:ascii="Arial" w:eastAsia="Arial" w:hAnsi="Arial" w:cs="Arial"/>
+              <w:b/>
+              <w:bCs/>
+              <w:color w:val="000000"/>
+            </w:rPr>
+          </w:pPr>
+          <w:hyperlink w:anchor="_heading=h.2grqrue">
+            <w:r>
+              <w:rPr>
+                <w:smallCaps/>
+                <w:color w:val="000000"/>
+                <w:sz w:val="20"/>
+                <w:szCs w:val="20"/>
+              </w:rPr>
+              <w:t>5.  Anexos</w:t>
+            </w:r>
+            <w:r>
+              <w:rPr>
+                <w:smallCaps/>
+                <w:color w:val="000000"/>
+                <w:sz w:val="20"/>
+                <w:szCs w:val="20"/>
+              </w:rPr>
+              <w:tab/>
+              <w:t>15</w:t>
+            </w:r>
+          </w:hyperlink>
+        </w:p>
+        <w:p>
+          <w:pPr>
+            <w:widowControl w:val="0"/>
+            <w:tabs>
+              <w:tab w:val="right" w:leader="dot" w:pos="12000"/>
             </w:tabs>
             <w:spacing w:before="60" w:after="0" w:line="240" w:lineRule="auto"/>
             <w:ind w:left="360"/>
@@ -1678,25 +1665,27 @@
               <w:color w:val="000000"/>
             </w:rPr>
           </w:pPr>
-          <w:hyperlink w:anchor="_heading=h.2grqrue">
-            <w:r>
-              <w:rPr>
-                <w:smallCaps/>
+          <w:hyperlink w:anchor="_heading=h.vx1227">
+            <w:r>
+              <w:rPr>
+                <w:i/>
+                <w:iCs/>
                 <w:color w:val="000000"/>
                 <w:sz w:val="20"/>
                 <w:szCs w:val="20"/>
               </w:rPr>
-              <w:t>5.  Anexos</w:t>
-            </w:r>
-            <w:r>
-              <w:rPr>
-                <w:smallCaps/>
+              <w:t>5.1 Acta de Proyecto</w:t>
+            </w:r>
+            <w:r>
+              <w:rPr>
+                <w:i/>
+                <w:iCs/>
                 <w:color w:val="000000"/>
                 <w:sz w:val="20"/>
                 <w:szCs w:val="20"/>
               </w:rPr>
               <w:tab/>
-              <w:t>14</w:t>
+              <w:t>15</w:t>
             </w:r>
           </w:hyperlink>
         </w:p>
@@ -1704,16 +1693,16 @@
           <w:pPr>
             <w:widowControl w:val="0"/>
             <w:tabs>
-              <w:tab w:val="right" w:pos="12000"/>
+              <w:tab w:val="right" w:leader="dot" w:pos="12000"/>
             </w:tabs>
             <w:spacing w:before="60" w:after="0" w:line="240" w:lineRule="auto"/>
-            <w:ind w:left="720"/>
+            <w:ind w:left="360"/>
             <w:rPr>
               <w:rFonts w:ascii="Arial" w:eastAsia="Arial" w:hAnsi="Arial" w:cs="Arial"/>
               <w:color w:val="000000"/>
             </w:rPr>
           </w:pPr>
-          <w:hyperlink w:anchor="_heading=h.vx1227">
+          <w:hyperlink w:anchor="_heading=h.1v1yuxt">
             <w:r>
               <w:rPr>
                 <w:i/>
@@ -1722,7 +1711,7 @@
                 <w:sz w:val="20"/>
                 <w:szCs w:val="20"/>
               </w:rPr>
-              <w:t>5.1 Acta de Proyecto</w:t>
+              <w:t>5.2 Diagrama de Casos de Uso</w:t>
             </w:r>
             <w:r>
               <w:rPr>
@@ -1733,7 +1722,7 @@
                 <w:szCs w:val="20"/>
               </w:rPr>
               <w:tab/>
-              <w:t>14</w:t>
+              <w:t>15</w:t>
             </w:r>
           </w:hyperlink>
         </w:p>
@@ -1741,47 +1730,10 @@
           <w:pPr>
             <w:widowControl w:val="0"/>
             <w:tabs>
-              <w:tab w:val="right" w:pos="12000"/>
+              <w:tab w:val="right" w:leader="dot" w:pos="12000"/>
             </w:tabs>
             <w:spacing w:before="60" w:after="0" w:line="240" w:lineRule="auto"/>
-            <w:ind w:left="720"/>
-            <w:rPr>
-              <w:rFonts w:ascii="Arial" w:eastAsia="Arial" w:hAnsi="Arial" w:cs="Arial"/>
-              <w:color w:val="000000"/>
-            </w:rPr>
-          </w:pPr>
-          <w:hyperlink w:anchor="_heading=h.1v1yuxt">
-            <w:r>
-              <w:rPr>
-                <w:i/>
-                <w:iCs/>
-                <w:color w:val="000000"/>
-                <w:sz w:val="20"/>
-                <w:szCs w:val="20"/>
-              </w:rPr>
-              <w:t>5.2 Diagrama de Casos de Uso</w:t>
-            </w:r>
-            <w:r>
-              <w:rPr>
-                <w:i/>
-                <w:iCs/>
-                <w:color w:val="000000"/>
-                <w:sz w:val="20"/>
-                <w:szCs w:val="20"/>
-              </w:rPr>
-              <w:tab/>
-              <w:t>14</w:t>
-            </w:r>
-          </w:hyperlink>
-        </w:p>
-        <w:p>
-          <w:pPr>
-            <w:widowControl w:val="0"/>
-            <w:tabs>
-              <w:tab w:val="right" w:pos="12000"/>
-            </w:tabs>
-            <w:spacing w:before="60" w:after="0" w:line="240" w:lineRule="auto"/>
-            <w:ind w:left="720"/>
+            <w:ind w:left="360"/>
             <w:rPr>
               <w:rFonts w:ascii="Arial" w:eastAsia="Arial" w:hAnsi="Arial" w:cs="Arial"/>
               <w:color w:val="000000"/>
@@ -1796,7 +1748,7 @@
                 <w:sz w:val="20"/>
                 <w:szCs w:val="20"/>
               </w:rPr>
-              <w:t>5.</w:t>
+              <w:t>5.3 Prototipado de Software</w:t>
             </w:r>
             <w:r>
               <w:rPr>
@@ -1806,28 +1758,8 @@
                 <w:sz w:val="20"/>
                 <w:szCs w:val="20"/>
               </w:rPr>
-              <w:t>3</w:t>
-            </w:r>
-            <w:r>
-              <w:rPr>
-                <w:i/>
-                <w:iCs/>
-                <w:color w:val="000000"/>
-                <w:sz w:val="20"/>
-                <w:szCs w:val="20"/>
-              </w:rPr>
-              <w:t xml:space="preserve"> Prototipado de Software</w:t>
-            </w:r>
-            <w:r>
-              <w:rPr>
-                <w:i/>
-                <w:iCs/>
-                <w:color w:val="000000"/>
-                <w:sz w:val="20"/>
-                <w:szCs w:val="20"/>
-              </w:rPr>
               <w:tab/>
-              <w:t>14</w:t>
+              <w:t>15</w:t>
             </w:r>
           </w:hyperlink>
           <w:r>
@@ -1838,16 +1770,6 @@
     </w:sdt>
     <w:p>
       <w:pPr>
-        <w:keepNext/>
-        <w:keepLines/>
-        <w:pBdr>
-          <w:top w:val="nil"/>
-          <w:left w:val="nil"/>
-          <w:bottom w:val="nil"/>
-          <w:right w:val="nil"/>
-          <w:between w:val="nil"/>
-        </w:pBdr>
-        <w:spacing w:before="480" w:after="0"/>
         <w:rPr>
           <w:b/>
           <w:bCs/>
@@ -1856,8 +1778,8 @@
           <w:szCs w:val="28"/>
         </w:rPr>
       </w:pPr>
-      <w:bookmarkStart w:id="0" w:name="_heading=h.1fob9te" w:colFirst="0" w:colLast="0"/>
-      <w:bookmarkEnd w:id="0"/>
+    </w:p>
+    <w:p>
       <w:r>
         <w:rPr>
           <w:b/>
@@ -1868,24 +1790,6 @@
         </w:rPr>
         <w:t>Ficha del documento</w:t>
       </w:r>
-    </w:p>
-    <w:p>
-      <w:pPr>
-        <w:spacing w:after="0" w:line="240" w:lineRule="auto"/>
-        <w:rPr>
-          <w:sz w:val="20"/>
-          <w:szCs w:val="20"/>
-        </w:rPr>
-      </w:pPr>
-    </w:p>
-    <w:p>
-      <w:pPr>
-        <w:spacing w:after="0" w:line="240" w:lineRule="auto"/>
-        <w:rPr>
-          <w:sz w:val="20"/>
-          <w:szCs w:val="20"/>
-        </w:rPr>
-      </w:pPr>
     </w:p>
     <w:tbl>
       <w:tblPr>
@@ -2097,7 +2001,116 @@
               <w:rPr>
                 <w:rFonts w:ascii="Calibri" w:eastAsia="Calibri" w:hAnsi="Calibri" w:cs="Calibri"/>
               </w:rPr>
-              <w:t>Redactar especificación de requisitos (ERS) para WellQ API</w:t>
+              <w:t xml:space="preserve">Redactar especificación de requisitos (ERS) para </w:t>
+            </w:r>
+            <w:proofErr w:type="spellStart"/>
+            <w:r>
+              <w:rPr>
+                <w:rFonts w:ascii="Calibri" w:eastAsia="Calibri" w:hAnsi="Calibri" w:cs="Calibri"/>
+              </w:rPr>
+              <w:t>WellQ</w:t>
+            </w:r>
+            <w:proofErr w:type="spellEnd"/>
+            <w:r>
+              <w:rPr>
+                <w:rFonts w:ascii="Calibri" w:eastAsia="Calibri" w:hAnsi="Calibri" w:cs="Calibri"/>
+              </w:rPr>
+              <w:t xml:space="preserve"> API</w:t>
+            </w:r>
+          </w:p>
+        </w:tc>
+      </w:tr>
+      <w:tr>
+        <w:trPr>
+          <w:trHeight w:val="1134"/>
+        </w:trPr>
+        <w:tc>
+          <w:tcPr>
+            <w:tcW w:w="1188" w:type="dxa"/>
+            <w:vAlign w:val="center"/>
+          </w:tcPr>
+          <w:p>
+            <w:pPr>
+              <w:rPr>
+                <w:rFonts w:ascii="Calibri" w:eastAsia="Calibri" w:hAnsi="Calibri" w:cs="Calibri"/>
+              </w:rPr>
+            </w:pPr>
+            <w:r>
+              <w:rPr>
+                <w:rFonts w:ascii="Calibri" w:eastAsia="Calibri" w:hAnsi="Calibri" w:cs="Calibri"/>
+              </w:rPr>
+              <w:t>13/09/2026</w:t>
+            </w:r>
+          </w:p>
+        </w:tc>
+        <w:tc>
+          <w:tcPr>
+            <w:tcW w:w="1080" w:type="dxa"/>
+            <w:vAlign w:val="center"/>
+          </w:tcPr>
+          <w:p>
+            <w:pPr>
+              <w:rPr>
+                <w:rFonts w:ascii="Calibri" w:eastAsia="Calibri" w:hAnsi="Calibri" w:cs="Calibri"/>
+              </w:rPr>
+            </w:pPr>
+            <w:r>
+              <w:rPr>
+                <w:rFonts w:ascii="Calibri" w:eastAsia="Calibri" w:hAnsi="Calibri" w:cs="Calibri"/>
+              </w:rPr>
+              <w:t>v2.0</w:t>
+            </w:r>
+          </w:p>
+        </w:tc>
+        <w:tc>
+          <w:tcPr>
+            <w:tcW w:w="3060" w:type="dxa"/>
+            <w:vAlign w:val="center"/>
+          </w:tcPr>
+          <w:p>
+            <w:pPr>
+              <w:rPr>
+                <w:rFonts w:ascii="Calibri" w:eastAsia="Calibri" w:hAnsi="Calibri" w:cs="Calibri"/>
+              </w:rPr>
+            </w:pPr>
+            <w:r>
+              <w:rPr>
+                <w:rFonts w:ascii="Calibri" w:eastAsia="Calibri" w:hAnsi="Calibri" w:cs="Calibri"/>
+              </w:rPr>
+              <w:t>Mauricio Gatica, Anna Heisig</w:t>
+            </w:r>
+          </w:p>
+        </w:tc>
+        <w:tc>
+          <w:tcPr>
+            <w:tcW w:w="3316" w:type="dxa"/>
+            <w:vAlign w:val="center"/>
+          </w:tcPr>
+          <w:p>
+            <w:pPr>
+              <w:rPr>
+                <w:rFonts w:ascii="Calibri" w:eastAsia="Calibri" w:hAnsi="Calibri" w:cs="Calibri"/>
+              </w:rPr>
+            </w:pPr>
+            <w:r>
+              <w:rPr>
+                <w:rFonts w:ascii="Calibri" w:eastAsia="Calibri" w:hAnsi="Calibri" w:cs="Calibri"/>
+              </w:rPr>
+              <w:t xml:space="preserve">Ajustar requerimientos en base a información recibida de </w:t>
+            </w:r>
+            <w:proofErr w:type="spellStart"/>
+            <w:r>
+              <w:rPr>
+                <w:rFonts w:ascii="Calibri" w:eastAsia="Calibri" w:hAnsi="Calibri" w:cs="Calibri"/>
+              </w:rPr>
+              <w:t>Alloxentric</w:t>
+            </w:r>
+            <w:proofErr w:type="spellEnd"/>
+            <w:r>
+              <w:rPr>
+                <w:rFonts w:ascii="Calibri" w:eastAsia="Calibri" w:hAnsi="Calibri" w:cs="Calibri"/>
+              </w:rPr>
+              <w:t>.</w:t>
             </w:r>
           </w:p>
         </w:tc>
@@ -2131,58 +2144,6 @@
       </w:pPr>
     </w:p>
     <w:p>
-      <w:pPr>
-        <w:spacing w:after="0" w:line="240" w:lineRule="auto"/>
-        <w:rPr>
-          <w:sz w:val="20"/>
-          <w:szCs w:val="20"/>
-        </w:rPr>
-      </w:pPr>
-      <w:r>
-        <w:rPr>
-          <w:sz w:val="20"/>
-          <w:szCs w:val="20"/>
-        </w:rPr>
-        <w:t xml:space="preserve">Documento validado por las partes en fecha: </w:t>
-      </w:r>
-    </w:p>
-    <w:p>
-      <w:pPr>
-        <w:spacing w:after="0" w:line="240" w:lineRule="auto"/>
-        <w:rPr>
-          <w:sz w:val="20"/>
-          <w:szCs w:val="20"/>
-        </w:rPr>
-      </w:pPr>
-    </w:p>
-    <w:p>
-      <w:pPr>
-        <w:spacing w:after="0" w:line="240" w:lineRule="auto"/>
-        <w:rPr>
-          <w:sz w:val="20"/>
-          <w:szCs w:val="20"/>
-        </w:rPr>
-      </w:pPr>
-    </w:p>
-    <w:p>
-      <w:pPr>
-        <w:spacing w:after="0" w:line="240" w:lineRule="auto"/>
-        <w:rPr>
-          <w:sz w:val="20"/>
-          <w:szCs w:val="20"/>
-        </w:rPr>
-      </w:pPr>
-    </w:p>
-    <w:p>
-      <w:pPr>
-        <w:rPr>
-          <w:b/>
-          <w:bCs/>
-          <w:color w:val="366091"/>
-          <w:sz w:val="28"/>
-          <w:szCs w:val="28"/>
-        </w:rPr>
-      </w:pPr>
       <w:r>
         <w:rPr>
           <w:b/>
@@ -2344,7 +2305,7 @@
               <w:rPr>
                 <w:rFonts w:ascii="Calibri" w:eastAsia="Calibri" w:hAnsi="Calibri" w:cs="Calibri"/>
               </w:rPr>
-              <w:t>Integrante del equipo</w:t>
+              <w:t>Líder técnico</w:t>
             </w:r>
           </w:p>
         </w:tc>
@@ -2381,110 +2342,52 @@
           <w:szCs w:val="28"/>
         </w:rPr>
       </w:pPr>
-      <w:bookmarkStart w:id="1" w:name="_heading=h.c4ymle5bf6o" w:colFirst="0" w:colLast="0"/>
-      <w:bookmarkEnd w:id="1"/>
+      <w:bookmarkStart w:id="0" w:name="_heading=h.c4ymle5bf6o" w:colFirst="0" w:colLast="0"/>
+      <w:bookmarkEnd w:id="0"/>
     </w:p>
     <w:p/>
     <w:p/>
     <w:p/>
     <w:p/>
     <w:p/>
-    <w:p>
-      <w:pPr>
-        <w:keepNext/>
-        <w:keepLines/>
-        <w:pBdr>
-          <w:top w:val="nil"/>
-          <w:left w:val="nil"/>
-          <w:bottom w:val="nil"/>
-          <w:right w:val="nil"/>
-          <w:between w:val="nil"/>
-        </w:pBdr>
-        <w:spacing w:before="480" w:after="0"/>
-        <w:rPr>
-          <w:b/>
-          <w:bCs/>
-          <w:color w:val="366091"/>
-          <w:sz w:val="28"/>
-          <w:szCs w:val="28"/>
-        </w:rPr>
-      </w:pPr>
-      <w:bookmarkStart w:id="2" w:name="_heading=h.51tr7kf3ocrk" w:colFirst="0" w:colLast="0"/>
+    <w:p/>
+    <w:p/>
+    <w:p/>
+    <w:p/>
+    <w:p>
+      <w:pPr>
+        <w:pStyle w:val="Ttulo1"/>
+        <w:rPr>
+          <w:rFonts w:ascii="Calibri" w:eastAsia="Calibri" w:hAnsi="Calibri" w:cs="Calibri"/>
+        </w:rPr>
+      </w:pPr>
+      <w:bookmarkStart w:id="1" w:name="_heading=h.3znysh7" w:colFirst="0" w:colLast="0"/>
+      <w:bookmarkEnd w:id="1"/>
+      <w:r>
+        <w:rPr>
+          <w:rFonts w:ascii="Calibri" w:eastAsia="Calibri" w:hAnsi="Calibri" w:cs="Calibri"/>
+        </w:rPr>
+        <w:t>1.  Introducción</w:t>
+      </w:r>
+    </w:p>
+    <w:p>
+      <w:pPr>
+        <w:pStyle w:val="Ttulo2"/>
+        <w:rPr>
+          <w:rFonts w:ascii="Calibri" w:eastAsia="Calibri" w:hAnsi="Calibri" w:cs="Calibri"/>
+        </w:rPr>
+      </w:pPr>
+      <w:bookmarkStart w:id="2" w:name="_heading=h.2et92p0" w:colFirst="0" w:colLast="0"/>
       <w:bookmarkEnd w:id="2"/>
-    </w:p>
-    <w:p>
-      <w:pPr>
-        <w:keepNext/>
-        <w:keepLines/>
-        <w:pBdr>
-          <w:top w:val="nil"/>
-          <w:left w:val="nil"/>
-          <w:bottom w:val="nil"/>
-          <w:right w:val="nil"/>
-          <w:between w:val="nil"/>
-        </w:pBdr>
-        <w:spacing w:before="480" w:after="0"/>
-        <w:rPr>
-          <w:rFonts w:ascii="Cambria" w:eastAsia="Cambria" w:hAnsi="Cambria" w:cs="Cambria"/>
-          <w:b/>
-          <w:bCs/>
-          <w:color w:val="366091"/>
-          <w:sz w:val="28"/>
-          <w:szCs w:val="28"/>
-        </w:rPr>
-      </w:pPr>
-      <w:bookmarkStart w:id="3" w:name="_heading=h.3znysh7" w:colFirst="0" w:colLast="0"/>
-      <w:bookmarkEnd w:id="3"/>
-      <w:r>
-        <w:rPr>
-          <w:b/>
-          <w:bCs/>
-          <w:color w:val="366091"/>
-          <w:sz w:val="28"/>
-          <w:szCs w:val="28"/>
-        </w:rPr>
-        <w:t>1.  Introducción</w:t>
-      </w:r>
-    </w:p>
-    <w:p>
-      <w:pPr>
-        <w:keepNext/>
-        <w:keepLines/>
-        <w:pBdr>
-          <w:top w:val="nil"/>
-          <w:left w:val="nil"/>
-          <w:bottom w:val="nil"/>
-          <w:right w:val="nil"/>
-          <w:between w:val="nil"/>
-        </w:pBdr>
-        <w:spacing w:before="200" w:after="0"/>
-        <w:rPr>
-          <w:b/>
-          <w:bCs/>
-          <w:color w:val="4F81BD"/>
-          <w:sz w:val="26"/>
-          <w:szCs w:val="26"/>
-        </w:rPr>
-      </w:pPr>
-      <w:bookmarkStart w:id="4" w:name="_heading=h.2et92p0" w:colFirst="0" w:colLast="0"/>
-      <w:bookmarkEnd w:id="4"/>
-      <w:r>
-        <w:rPr>
-          <w:b/>
-          <w:bCs/>
-          <w:color w:val="4F81BD"/>
-          <w:sz w:val="26"/>
-          <w:szCs w:val="26"/>
+      <w:r>
+        <w:rPr>
+          <w:rFonts w:ascii="Calibri" w:eastAsia="Calibri" w:hAnsi="Calibri" w:cs="Calibri"/>
         </w:rPr>
         <w:t>1.1.</w:t>
       </w:r>
       <w:r>
         <w:rPr>
-          <w:b/>
-          <w:bCs/>
-          <w:color w:val="4F81BD"/>
-          <w:sz w:val="26"/>
-          <w:szCs w:val="26"/>
+          <w:rFonts w:ascii="Calibri" w:eastAsia="Calibri" w:hAnsi="Calibri" w:cs="Calibri"/>
         </w:rPr>
         <w:tab/>
         <w:t>Propósito</w:t>
@@ -2499,49 +2402,68 @@
         </w:rPr>
       </w:pPr>
       <w:r>
-        <w:t>El propósito de este documento es especificar los requisitos funcionales y no funcionales de WellQ API, el backend que reemplaza a Spike como proveedor de datos para la app WellQ. La idea es que cualquier persona del equipo pueda leerlo y saber exactamente qué debe hacer el sistema, cómo se autentica, qué expone por endpoints y bajo qué condiciones. Al terminar de leerlo debería quedar claro si el entregable cubre todos los objetivos del proyecto.</w:t>
-      </w:r>
-    </w:p>
-    <w:p>
-      <w:pPr>
-        <w:keepNext/>
-        <w:keepLines/>
-        <w:pBdr>
-          <w:top w:val="nil"/>
-          <w:left w:val="nil"/>
-          <w:bottom w:val="nil"/>
-          <w:right w:val="nil"/>
-          <w:between w:val="nil"/>
-        </w:pBdr>
-        <w:spacing w:before="200" w:after="0"/>
+        <w:t xml:space="preserve">El propósito de este documento es especificar los requisitos funcionales y no funcionales de </w:t>
+      </w:r>
+      <w:proofErr w:type="spellStart"/>
+      <w:r>
+        <w:t>WellQ</w:t>
+      </w:r>
+      <w:proofErr w:type="spellEnd"/>
+      <w:r>
+        <w:t xml:space="preserve"> API, la plataforma que reemplaza a Spike como proveedor de datos para la </w:t>
+      </w:r>
+      <w:proofErr w:type="gramStart"/>
+      <w:r>
+        <w:t>app</w:t>
+      </w:r>
+      <w:proofErr w:type="gramEnd"/>
+      <w:r>
+        <w:t xml:space="preserve"> </w:t>
+      </w:r>
+      <w:proofErr w:type="spellStart"/>
+      <w:r>
+        <w:t>WellQ</w:t>
+      </w:r>
+      <w:proofErr w:type="spellEnd"/>
+      <w:r>
+        <w:t xml:space="preserve">. La idea es que cualquier persona del equipo pueda leerlo y saber exactamente qué debe hacer el sistema, cómo se autentica, qué expone por </w:t>
+      </w:r>
+      <w:proofErr w:type="spellStart"/>
+      <w:r>
+        <w:t>endpoints</w:t>
+      </w:r>
+      <w:proofErr w:type="spellEnd"/>
+      <w:r>
+        <w:t xml:space="preserve"> y </w:t>
+      </w:r>
+      <w:proofErr w:type="gramStart"/>
+      <w:r>
+        <w:t>bajo qué condiciones</w:t>
+      </w:r>
+      <w:proofErr w:type="gramEnd"/>
+      <w:r>
+        <w:t>. Al terminar de leerlo debería quedar claro si el entregable cubre todos los objetivos del proyecto.</w:t>
+      </w:r>
+    </w:p>
+    <w:p>
+      <w:pPr>
+        <w:pStyle w:val="Ttulo2"/>
         <w:jc w:val="both"/>
         <w:rPr>
-          <w:b/>
-          <w:bCs/>
-          <w:color w:val="4F81BD"/>
-          <w:sz w:val="26"/>
-          <w:szCs w:val="26"/>
-        </w:rPr>
-      </w:pPr>
-      <w:bookmarkStart w:id="5" w:name="_heading=h.tyjcwt" w:colFirst="0" w:colLast="0"/>
-      <w:bookmarkEnd w:id="5"/>
-      <w:r>
-        <w:rPr>
-          <w:b/>
-          <w:bCs/>
-          <w:color w:val="4F81BD"/>
-          <w:sz w:val="26"/>
-          <w:szCs w:val="26"/>
+          <w:rFonts w:ascii="Calibri" w:eastAsia="Calibri" w:hAnsi="Calibri" w:cs="Calibri"/>
+        </w:rPr>
+      </w:pPr>
+      <w:bookmarkStart w:id="3" w:name="_heading=h.tyjcwt" w:colFirst="0" w:colLast="0"/>
+      <w:bookmarkEnd w:id="3"/>
+      <w:r>
+        <w:rPr>
+          <w:rFonts w:ascii="Calibri" w:eastAsia="Calibri" w:hAnsi="Calibri" w:cs="Calibri"/>
         </w:rPr>
         <w:t>1.2.</w:t>
       </w:r>
       <w:r>
         <w:rPr>
-          <w:b/>
-          <w:bCs/>
-          <w:color w:val="4F81BD"/>
-          <w:sz w:val="26"/>
-          <w:szCs w:val="26"/>
+          <w:rFonts w:ascii="Calibri" w:eastAsia="Calibri" w:hAnsi="Calibri" w:cs="Calibri"/>
         </w:rPr>
         <w:tab/>
         <w:t>Ámbito del Sistema</w:t>
@@ -2553,7 +2475,15 @@
         <w:jc w:val="both"/>
       </w:pPr>
       <w:r>
-        <w:t>El sistema descrito es un backend REST (FastAPI + PostgreSQL) que expone tres grandes bloques:</w:t>
+        <w:t xml:space="preserve">El sistema descrito es una plataforma utilizando </w:t>
+      </w:r>
+      <w:proofErr w:type="spellStart"/>
+      <w:r>
+        <w:t>FastAPI</w:t>
+      </w:r>
+      <w:proofErr w:type="spellEnd"/>
+      <w:r>
+        <w:t xml:space="preserve"> + PostgreSQL que expone tres grandes bloques:</w:t>
       </w:r>
     </w:p>
     <w:p>
@@ -2566,7 +2496,23 @@
         <w:jc w:val="both"/>
       </w:pPr>
       <w:r>
-        <w:t>Datos para la app: endpoints autenticados que devuelven métricas canónicas y estado del dispositivo.</w:t>
+        <w:t xml:space="preserve">Datos para la </w:t>
+      </w:r>
+      <w:proofErr w:type="gramStart"/>
+      <w:r>
+        <w:t>app</w:t>
+      </w:r>
+      <w:proofErr w:type="gramEnd"/>
+      <w:r>
+        <w:t xml:space="preserve">: </w:t>
+      </w:r>
+      <w:proofErr w:type="spellStart"/>
+      <w:r>
+        <w:t>endpoints</w:t>
+      </w:r>
+      <w:proofErr w:type="spellEnd"/>
+      <w:r>
+        <w:t xml:space="preserve"> autenticados que devuelven métricas canónicas y estado del dispositivo.</w:t>
       </w:r>
     </w:p>
     <w:p>
@@ -2578,8 +2524,21 @@
         <w:spacing w:after="0"/>
         <w:jc w:val="both"/>
       </w:pPr>
-      <w:r>
-        <w:t>Onboarding B2B: flujo completo para que un fabricante se registre, cree apps, declare dispositivos y pida pasar a producción.</w:t>
+      <w:proofErr w:type="spellStart"/>
+      <w:r>
+        <w:t>Onboarding</w:t>
+      </w:r>
+      <w:proofErr w:type="spellEnd"/>
+      <w:r>
+        <w:t xml:space="preserve"> B2B: flujo completo para que un fabricante se registre, cree </w:t>
+      </w:r>
+      <w:proofErr w:type="gramStart"/>
+      <w:r>
+        <w:t>apps</w:t>
+      </w:r>
+      <w:proofErr w:type="gramEnd"/>
+      <w:r>
+        <w:t>, declare dispositivos y pida pasar a producción.</w:t>
       </w:r>
     </w:p>
     <w:p>
@@ -2591,50 +2550,36 @@
         <w:jc w:val="both"/>
       </w:pPr>
       <w:r>
-        <w:t>Gobernanza: control de estados, rotación de secretos y visibilidad de auditoría para el equipo WellQ.</w:t>
-      </w:r>
-    </w:p>
-    <w:p>
-      <w:pPr>
-        <w:keepNext/>
-        <w:keepLines/>
-        <w:pBdr>
-          <w:top w:val="nil"/>
-          <w:left w:val="nil"/>
-          <w:bottom w:val="nil"/>
-          <w:right w:val="nil"/>
-          <w:between w:val="nil"/>
-        </w:pBdr>
-        <w:spacing w:before="200" w:after="0"/>
+        <w:t xml:space="preserve">Gobernanza: control de estados, rotación de secretos y visibilidad de auditoría para el equipo </w:t>
+      </w:r>
+      <w:proofErr w:type="spellStart"/>
+      <w:r>
+        <w:t>WellQ</w:t>
+      </w:r>
+      <w:proofErr w:type="spellEnd"/>
+      <w:r>
+        <w:t>.</w:t>
+      </w:r>
+    </w:p>
+    <w:p>
+      <w:pPr>
+        <w:pStyle w:val="Ttulo2"/>
         <w:jc w:val="both"/>
         <w:rPr>
-          <w:rFonts w:ascii="Cambria" w:eastAsia="Cambria" w:hAnsi="Cambria" w:cs="Cambria"/>
-          <w:b/>
-          <w:bCs/>
-          <w:color w:val="4F81BD"/>
-          <w:sz w:val="26"/>
-          <w:szCs w:val="26"/>
-        </w:rPr>
-      </w:pPr>
-      <w:bookmarkStart w:id="6" w:name="_heading=h.3dy6vkm" w:colFirst="0" w:colLast="0"/>
-      <w:bookmarkEnd w:id="6"/>
-      <w:r>
-        <w:rPr>
-          <w:b/>
-          <w:bCs/>
-          <w:color w:val="4F81BD"/>
-          <w:sz w:val="26"/>
-          <w:szCs w:val="26"/>
+          <w:rFonts w:ascii="Calibri" w:eastAsia="Calibri" w:hAnsi="Calibri" w:cs="Calibri"/>
+        </w:rPr>
+      </w:pPr>
+      <w:bookmarkStart w:id="4" w:name="_heading=h.3dy6vkm" w:colFirst="0" w:colLast="0"/>
+      <w:bookmarkEnd w:id="4"/>
+      <w:r>
+        <w:rPr>
+          <w:rFonts w:ascii="Calibri" w:eastAsia="Calibri" w:hAnsi="Calibri" w:cs="Calibri"/>
         </w:rPr>
         <w:t>1.3.</w:t>
       </w:r>
       <w:r>
         <w:rPr>
-          <w:b/>
-          <w:bCs/>
-          <w:color w:val="4F81BD"/>
-          <w:sz w:val="26"/>
-          <w:szCs w:val="26"/>
+          <w:rFonts w:ascii="Calibri" w:eastAsia="Calibri" w:hAnsi="Calibri" w:cs="Calibri"/>
         </w:rPr>
         <w:tab/>
         <w:t>Definiciones, Acrónimos y Abreviaturas</w:t>
@@ -2658,8 +2603,21 @@
         <w:spacing w:after="0"/>
         <w:jc w:val="both"/>
       </w:pPr>
-      <w:r>
-        <w:t>scopes: permisos que una app puede solicitar (qué operaciones puede hacer).</w:t>
+      <w:proofErr w:type="spellStart"/>
+      <w:r>
+        <w:t>scopes</w:t>
+      </w:r>
+      <w:proofErr w:type="spellEnd"/>
+      <w:r>
+        <w:t xml:space="preserve">: permisos que una </w:t>
+      </w:r>
+      <w:proofErr w:type="gramStart"/>
+      <w:r>
+        <w:t>app</w:t>
+      </w:r>
+      <w:proofErr w:type="gramEnd"/>
+      <w:r>
+        <w:t xml:space="preserve"> puede solicitar (qué operaciones puede hacer).</w:t>
       </w:r>
     </w:p>
     <w:p>
@@ -2671,8 +2629,29 @@
         <w:spacing w:after="0"/>
         <w:jc w:val="both"/>
       </w:pPr>
-      <w:r>
-        <w:t>promotion_request: solicitud de mover una app de sandbox a producción.</w:t>
+      <w:proofErr w:type="spellStart"/>
+      <w:r>
+        <w:t>promotion_request</w:t>
+      </w:r>
+      <w:proofErr w:type="spellEnd"/>
+      <w:r>
+        <w:t xml:space="preserve">: solicitud de mover una </w:t>
+      </w:r>
+      <w:proofErr w:type="gramStart"/>
+      <w:r>
+        <w:t>app</w:t>
+      </w:r>
+      <w:proofErr w:type="gramEnd"/>
+      <w:r>
+        <w:t xml:space="preserve"> de </w:t>
+      </w:r>
+      <w:proofErr w:type="spellStart"/>
+      <w:r>
+        <w:t>sandbox</w:t>
+      </w:r>
+      <w:proofErr w:type="spellEnd"/>
+      <w:r>
+        <w:t xml:space="preserve"> a producción.</w:t>
       </w:r>
     </w:p>
     <w:p>
@@ -2683,58 +2662,63 @@
         </w:numPr>
         <w:jc w:val="both"/>
       </w:pPr>
-      <w:r>
-        <w:t>device_model: declaración de las métricas y límites de un dispositivo; se mapea al modelo canónico.</w:t>
-      </w:r>
-    </w:p>
-    <w:p>
-      <w:pPr>
+      <w:proofErr w:type="spellStart"/>
+      <w:r>
+        <w:t>device_model</w:t>
+      </w:r>
+      <w:proofErr w:type="spellEnd"/>
+      <w:r>
+        <w:t>: declaración de las métricas y límites de un dispositivo; se mapea al modelo canónico.</w:t>
+      </w:r>
+    </w:p>
+    <w:p>
+      <w:pPr>
+        <w:numPr>
+          <w:ilvl w:val="0"/>
+          <w:numId w:val="9"/>
+        </w:numPr>
         <w:jc w:val="both"/>
       </w:pPr>
+      <w:proofErr w:type="spellStart"/>
+      <w:r>
+        <w:t>onboarding</w:t>
+      </w:r>
+      <w:proofErr w:type="spellEnd"/>
+      <w:r>
+        <w:t>: Registro de fabricantes/clientes.</w:t>
+      </w:r>
+    </w:p>
+    <w:p>
+      <w:pPr>
+        <w:numPr>
+          <w:ilvl w:val="0"/>
+          <w:numId w:val="9"/>
+        </w:numPr>
+        <w:jc w:val="both"/>
+      </w:pPr>
       <w:r>
         <w:t>Métricas canónicas: GT, HRV-RMSSD (variabilidad de la frecuencia cardíaca), SpO2 (oxigenación), FR (frecuencia respiratoria) y calorías.</w:t>
       </w:r>
     </w:p>
     <w:p>
       <w:pPr>
-        <w:keepNext/>
-        <w:keepLines/>
-        <w:pBdr>
-          <w:top w:val="nil"/>
-          <w:left w:val="nil"/>
-          <w:bottom w:val="nil"/>
-          <w:right w:val="nil"/>
-          <w:between w:val="nil"/>
-        </w:pBdr>
-        <w:spacing w:before="200" w:after="0"/>
+        <w:pStyle w:val="Ttulo2"/>
         <w:jc w:val="both"/>
         <w:rPr>
-          <w:b/>
-          <w:bCs/>
-          <w:color w:val="4F81BD"/>
-          <w:sz w:val="26"/>
-          <w:szCs w:val="26"/>
-        </w:rPr>
-      </w:pPr>
-      <w:bookmarkStart w:id="7" w:name="_heading=h.1t3h5sf" w:colFirst="0" w:colLast="0"/>
-      <w:bookmarkEnd w:id="7"/>
-      <w:r>
-        <w:rPr>
-          <w:b/>
-          <w:bCs/>
-          <w:color w:val="4F81BD"/>
-          <w:sz w:val="26"/>
-          <w:szCs w:val="26"/>
+          <w:rFonts w:ascii="Calibri" w:eastAsia="Calibri" w:hAnsi="Calibri" w:cs="Calibri"/>
+        </w:rPr>
+      </w:pPr>
+      <w:bookmarkStart w:id="5" w:name="_heading=h.1t3h5sf" w:colFirst="0" w:colLast="0"/>
+      <w:bookmarkEnd w:id="5"/>
+      <w:r>
+        <w:rPr>
+          <w:rFonts w:ascii="Calibri" w:eastAsia="Calibri" w:hAnsi="Calibri" w:cs="Calibri"/>
         </w:rPr>
         <w:t>1.4.</w:t>
       </w:r>
       <w:r>
         <w:rPr>
-          <w:b/>
-          <w:bCs/>
-          <w:color w:val="4F81BD"/>
-          <w:sz w:val="26"/>
-          <w:szCs w:val="26"/>
+          <w:rFonts w:ascii="Calibri" w:eastAsia="Calibri" w:hAnsi="Calibri" w:cs="Calibri"/>
         </w:rPr>
         <w:tab/>
         <w:t>Referencias</w:t>
@@ -2758,8 +2742,14 @@
         <w:spacing w:after="0"/>
         <w:jc w:val="both"/>
       </w:pPr>
-      <w:r>
-        <w:t>WellQ_API_Reference (5) — documentación del API actual.</w:t>
+      <w:proofErr w:type="spellStart"/>
+      <w:r>
+        <w:lastRenderedPageBreak/>
+        <w:t>WellQ_API_Reference</w:t>
+      </w:r>
+      <w:proofErr w:type="spellEnd"/>
+      <w:r>
+        <w:t xml:space="preserve"> (5) — documentación del API actual.</w:t>
       </w:r>
     </w:p>
     <w:p>
@@ -2787,11 +2777,33 @@
           <w:lang w:val="en-US"/>
         </w:rPr>
       </w:pPr>
+      <w:proofErr w:type="spellStart"/>
       <w:r>
         <w:rPr>
           <w:lang w:val="en-US"/>
         </w:rPr>
-        <w:t>WellQ_Partner_API_Wearables_Analisis_y_Endpoints — análisis de wearables y endpoints.</w:t>
+        <w:t>WellQ_Partner_API_Wearables_Analisis_y_Endpoints</w:t>
+      </w:r>
+      <w:proofErr w:type="spellEnd"/>
+      <w:r>
+        <w:rPr>
+          <w:lang w:val="en-US"/>
+        </w:rPr>
+        <w:t xml:space="preserve"> — </w:t>
+      </w:r>
+      <w:proofErr w:type="spellStart"/>
+      <w:r>
+        <w:rPr>
+          <w:lang w:val="en-US"/>
+        </w:rPr>
+        <w:t>análisis</w:t>
+      </w:r>
+      <w:proofErr w:type="spellEnd"/>
+      <w:r>
+        <w:rPr>
+          <w:lang w:val="en-US"/>
+        </w:rPr>
+        <w:t xml:space="preserve"> de wearables y endpoints.</w:t>
       </w:r>
     </w:p>
     <w:p>
@@ -2803,7 +2815,15 @@
         <w:jc w:val="both"/>
       </w:pPr>
       <w:r>
-        <w:t>Especificaciones públicas: OAuth 2.0, JWT, OpenAPI/Swagger.</w:t>
+        <w:t xml:space="preserve">Especificaciones públicas: OAuth 2.0, JWT, </w:t>
+      </w:r>
+      <w:proofErr w:type="spellStart"/>
+      <w:r>
+        <w:t>OpenAPI</w:t>
+      </w:r>
+      <w:proofErr w:type="spellEnd"/>
+      <w:r>
+        <w:t>/Swagger.</w:t>
       </w:r>
     </w:p>
     <w:p>
@@ -2813,45 +2833,23 @@
     </w:p>
     <w:p>
       <w:pPr>
-        <w:keepNext/>
-        <w:keepLines/>
-        <w:pBdr>
-          <w:top w:val="nil"/>
-          <w:left w:val="nil"/>
-          <w:bottom w:val="nil"/>
-          <w:right w:val="nil"/>
-          <w:between w:val="nil"/>
-        </w:pBdr>
-        <w:spacing w:before="200" w:after="0"/>
+        <w:pStyle w:val="Ttulo2"/>
         <w:jc w:val="both"/>
         <w:rPr>
-          <w:b/>
-          <w:bCs/>
-          <w:color w:val="4F81BD"/>
-          <w:sz w:val="26"/>
-          <w:szCs w:val="26"/>
-        </w:rPr>
-      </w:pPr>
-      <w:bookmarkStart w:id="8" w:name="_heading=h.4d34og8" w:colFirst="0" w:colLast="0"/>
-      <w:bookmarkEnd w:id="8"/>
-      <w:r>
-        <w:rPr>
-          <w:b/>
-          <w:bCs/>
-          <w:color w:val="4F81BD"/>
-          <w:sz w:val="26"/>
-          <w:szCs w:val="26"/>
-        </w:rPr>
-        <w:lastRenderedPageBreak/>
+          <w:rFonts w:ascii="Calibri" w:eastAsia="Calibri" w:hAnsi="Calibri" w:cs="Calibri"/>
+        </w:rPr>
+      </w:pPr>
+      <w:bookmarkStart w:id="6" w:name="_heading=h.4d34og8" w:colFirst="0" w:colLast="0"/>
+      <w:bookmarkEnd w:id="6"/>
+      <w:r>
+        <w:rPr>
+          <w:rFonts w:ascii="Calibri" w:eastAsia="Calibri" w:hAnsi="Calibri" w:cs="Calibri"/>
+        </w:rPr>
         <w:t>1.5.</w:t>
       </w:r>
       <w:r>
         <w:rPr>
-          <w:b/>
-          <w:bCs/>
-          <w:color w:val="4F81BD"/>
-          <w:sz w:val="26"/>
-          <w:szCs w:val="26"/>
+          <w:rFonts w:ascii="Calibri" w:eastAsia="Calibri" w:hAnsi="Calibri" w:cs="Calibri"/>
         </w:rPr>
         <w:tab/>
         <w:t>Visión General del Documento</w:t>
@@ -2874,45 +2872,23 @@
     </w:p>
     <w:p>
       <w:pPr>
-        <w:keepNext/>
-        <w:keepLines/>
-        <w:pBdr>
-          <w:top w:val="nil"/>
-          <w:left w:val="nil"/>
-          <w:bottom w:val="nil"/>
-          <w:right w:val="nil"/>
-          <w:between w:val="nil"/>
-        </w:pBdr>
-        <w:spacing w:before="480" w:after="0"/>
+        <w:pStyle w:val="Ttulo1"/>
         <w:jc w:val="both"/>
         <w:rPr>
-          <w:rFonts w:ascii="Cambria" w:eastAsia="Cambria" w:hAnsi="Cambria" w:cs="Cambria"/>
-          <w:b/>
-          <w:bCs/>
-          <w:color w:val="FF0000"/>
-          <w:sz w:val="28"/>
-          <w:szCs w:val="28"/>
-        </w:rPr>
-      </w:pPr>
-      <w:bookmarkStart w:id="9" w:name="_heading=h.2s8eyo1" w:colFirst="0" w:colLast="0"/>
-      <w:bookmarkEnd w:id="9"/>
-      <w:r>
-        <w:rPr>
-          <w:b/>
-          <w:bCs/>
-          <w:color w:val="366091"/>
-          <w:sz w:val="28"/>
-          <w:szCs w:val="28"/>
+          <w:rFonts w:ascii="Calibri" w:eastAsia="Calibri" w:hAnsi="Calibri" w:cs="Calibri"/>
+        </w:rPr>
+      </w:pPr>
+      <w:bookmarkStart w:id="7" w:name="_heading=h.2s8eyo1" w:colFirst="0" w:colLast="0"/>
+      <w:bookmarkEnd w:id="7"/>
+      <w:r>
+        <w:rPr>
+          <w:rFonts w:ascii="Calibri" w:eastAsia="Calibri" w:hAnsi="Calibri" w:cs="Calibri"/>
         </w:rPr>
         <w:t>2.</w:t>
       </w:r>
       <w:r>
         <w:rPr>
-          <w:b/>
-          <w:bCs/>
-          <w:color w:val="366091"/>
-          <w:sz w:val="28"/>
-          <w:szCs w:val="28"/>
+          <w:rFonts w:ascii="Calibri" w:eastAsia="Calibri" w:hAnsi="Calibri" w:cs="Calibri"/>
         </w:rPr>
         <w:tab/>
         <w:t>Descripción General</w:t>
@@ -2920,44 +2896,23 @@
     </w:p>
     <w:p>
       <w:pPr>
-        <w:keepNext/>
-        <w:keepLines/>
-        <w:pBdr>
-          <w:top w:val="nil"/>
-          <w:left w:val="nil"/>
-          <w:bottom w:val="nil"/>
-          <w:right w:val="nil"/>
-          <w:between w:val="nil"/>
-        </w:pBdr>
-        <w:spacing w:before="200" w:after="0"/>
+        <w:pStyle w:val="Ttulo2"/>
         <w:jc w:val="both"/>
         <w:rPr>
-          <w:b/>
-          <w:bCs/>
-          <w:color w:val="4F81BD"/>
-          <w:sz w:val="26"/>
-          <w:szCs w:val="26"/>
-        </w:rPr>
-      </w:pPr>
-      <w:bookmarkStart w:id="10" w:name="_heading=h.17dp8vu" w:colFirst="0" w:colLast="0"/>
-      <w:bookmarkEnd w:id="10"/>
-      <w:r>
-        <w:rPr>
-          <w:b/>
-          <w:bCs/>
-          <w:color w:val="4F81BD"/>
-          <w:sz w:val="26"/>
-          <w:szCs w:val="26"/>
+          <w:rFonts w:ascii="Calibri" w:eastAsia="Calibri" w:hAnsi="Calibri" w:cs="Calibri"/>
+        </w:rPr>
+      </w:pPr>
+      <w:bookmarkStart w:id="8" w:name="_heading=h.17dp8vu" w:colFirst="0" w:colLast="0"/>
+      <w:bookmarkEnd w:id="8"/>
+      <w:r>
+        <w:rPr>
+          <w:rFonts w:ascii="Calibri" w:eastAsia="Calibri" w:hAnsi="Calibri" w:cs="Calibri"/>
         </w:rPr>
         <w:t>2.1.</w:t>
       </w:r>
       <w:r>
         <w:rPr>
-          <w:b/>
-          <w:bCs/>
-          <w:color w:val="4F81BD"/>
-          <w:sz w:val="26"/>
-          <w:szCs w:val="26"/>
+          <w:rFonts w:ascii="Calibri" w:eastAsia="Calibri" w:hAnsi="Calibri" w:cs="Calibri"/>
         </w:rPr>
         <w:tab/>
         <w:t>Perspectiva del Producto</w:t>
@@ -2968,8 +2923,45 @@
         <w:ind w:firstLine="720"/>
         <w:jc w:val="both"/>
       </w:pPr>
-      <w:r>
-        <w:t>WellQ Partner API asume el rol que hoy cumple Spike al ser la capa de integración entre los dispositivos y la app. En vez de depender de un proveedor externo, construimos nuestro propio backend que (a) recibe métricas crudas de cada dispositivo, (b) las normaliza a un modelo común y (c) las expone de forma segura tanto para la app (consumo) como para los fabricantes (onboarding). El valor central es eliminar el punto único de falla que era Spike y tener control total sobre credenciales, scopes y auditoría.</w:t>
+      <w:proofErr w:type="spellStart"/>
+      <w:r>
+        <w:t>WellQ</w:t>
+      </w:r>
+      <w:proofErr w:type="spellEnd"/>
+      <w:r>
+        <w:t xml:space="preserve"> Partner API asume el rol que hoy cumple Spike al ser la capa de integración entre los dispositivos y la </w:t>
+      </w:r>
+      <w:proofErr w:type="gramStart"/>
+      <w:r>
+        <w:t>app</w:t>
+      </w:r>
+      <w:proofErr w:type="gramEnd"/>
+      <w:r>
+        <w:t xml:space="preserve">. En vez de depender de un proveedor externo, construimos nuestra propia plataforma que (a) recibe métricas crudas de cada dispositivo, (b) las normaliza a un modelo común, (c) las expone de forma segura tanto para la </w:t>
+      </w:r>
+      <w:proofErr w:type="gramStart"/>
+      <w:r>
+        <w:t>app</w:t>
+      </w:r>
+      <w:proofErr w:type="gramEnd"/>
+      <w:r>
+        <w:t xml:space="preserve"> (consumo) como para los fabricantes (</w:t>
+      </w:r>
+      <w:proofErr w:type="spellStart"/>
+      <w:r>
+        <w:t>onboarding</w:t>
+      </w:r>
+      <w:proofErr w:type="spellEnd"/>
+      <w:r>
+        <w:t xml:space="preserve">) y (d) permite visualizar mediante una interfaz los costes asociados a cada proveedor y la cantidad de solicitudes. El valor central es eliminar el punto único de falla que era Spike y tener control total sobre credenciales, </w:t>
+      </w:r>
+      <w:proofErr w:type="spellStart"/>
+      <w:r>
+        <w:t>scopes</w:t>
+      </w:r>
+      <w:proofErr w:type="spellEnd"/>
+      <w:r>
+        <w:t xml:space="preserve"> y auditoría.</w:t>
       </w:r>
     </w:p>
     <w:p>
@@ -2979,7 +2971,39 @@
         <w:jc w:val="both"/>
       </w:pPr>
       <w:r>
-        <w:t>Se espera construir un backend propio para WellQ App, operando como servidor independiente, de manera que la app WellQ pueda consumir apuntando a él en lugar de spikeapi.com con comportamiento equivalente y con datos reales de los proveedores asignados, implementando un módulo de autenticación compatible con el flujo actual de la app.</w:t>
+        <w:t xml:space="preserve">Se espera construir una plataforma propia para </w:t>
+      </w:r>
+      <w:proofErr w:type="spellStart"/>
+      <w:r>
+        <w:t>WellQ</w:t>
+      </w:r>
+      <w:proofErr w:type="spellEnd"/>
+      <w:r>
+        <w:t xml:space="preserve"> App, operando como servidor independiente, de manera que la </w:t>
+      </w:r>
+      <w:proofErr w:type="gramStart"/>
+      <w:r>
+        <w:t>app</w:t>
+      </w:r>
+      <w:proofErr w:type="gramEnd"/>
+      <w:r>
+        <w:t xml:space="preserve"> </w:t>
+      </w:r>
+      <w:proofErr w:type="spellStart"/>
+      <w:r>
+        <w:t>WellQ</w:t>
+      </w:r>
+      <w:proofErr w:type="spellEnd"/>
+      <w:r>
+        <w:t xml:space="preserve"> pueda consumir apuntando a él en lugar de spikeapi.com con comportamiento equivalente actuando de intermediario y con datos reales de los proveedores asignados, implementando un módulo de autenticación compatible con el flujo actual de la </w:t>
+      </w:r>
+      <w:proofErr w:type="gramStart"/>
+      <w:r>
+        <w:t>app</w:t>
+      </w:r>
+      <w:proofErr w:type="gramEnd"/>
+      <w:r>
+        <w:t>.</w:t>
       </w:r>
     </w:p>
     <w:p>
@@ -2989,54 +3013,60 @@
         <w:jc w:val="both"/>
       </w:pPr>
       <w:r>
-        <w:t>Para esto será necesario implementar la autenticación, los endpoints principales del área de salud como workouts, sleeps (que son utilizados por la app), las estadísticas y métricas y finalmente la gestión de proveedores para conectar/desconectar dispositivos de manera nativa en la aplicación sin dependencia de spikeapi.com, replicando sus servicios 1:1 con el nuevo backend.</w:t>
-      </w:r>
-    </w:p>
-    <w:p>
-      <w:pPr>
+        <w:t xml:space="preserve">Para esto será necesario implementar la autenticación, los </w:t>
+      </w:r>
+      <w:proofErr w:type="spellStart"/>
+      <w:r>
+        <w:t>endpoints</w:t>
+      </w:r>
+      <w:proofErr w:type="spellEnd"/>
+      <w:r>
+        <w:t xml:space="preserve"> principales del área de salud como </w:t>
+      </w:r>
+      <w:proofErr w:type="spellStart"/>
+      <w:r>
+        <w:t>workouts</w:t>
+      </w:r>
+      <w:proofErr w:type="spellEnd"/>
+      <w:r>
+        <w:t xml:space="preserve">, </w:t>
+      </w:r>
+      <w:proofErr w:type="spellStart"/>
+      <w:r>
+        <w:t>sleeps</w:t>
+      </w:r>
+      <w:proofErr w:type="spellEnd"/>
+      <w:r>
+        <w:t xml:space="preserve"> (que son utilizados por la </w:t>
+      </w:r>
+      <w:proofErr w:type="gramStart"/>
+      <w:r>
+        <w:t>app</w:t>
+      </w:r>
+      <w:proofErr w:type="gramEnd"/>
+      <w:r>
+        <w:t>), las estadísticas y métricas y finalmente la gestión de proveedores para conectar/desconectar dispositivos de manera nativa en la aplicación sin dependencia de spikeapi.com, replicando sus servicios 1:1 con la nueva plataforma.</w:t>
+      </w:r>
+    </w:p>
+    <w:p>
+      <w:pPr>
+        <w:pStyle w:val="Ttulo2"/>
         <w:jc w:val="both"/>
-      </w:pPr>
-    </w:p>
-    <w:p>
-      <w:pPr>
-        <w:keepNext/>
-        <w:keepLines/>
-        <w:pBdr>
-          <w:top w:val="nil"/>
-          <w:left w:val="nil"/>
-          <w:bottom w:val="nil"/>
-          <w:right w:val="nil"/>
-          <w:between w:val="nil"/>
-        </w:pBdr>
-        <w:spacing w:before="200" w:after="0"/>
-        <w:jc w:val="both"/>
-        <w:rPr>
-          <w:b/>
-          <w:bCs/>
-          <w:color w:val="4F81BD"/>
-          <w:sz w:val="26"/>
-          <w:szCs w:val="26"/>
-        </w:rPr>
-      </w:pPr>
-      <w:bookmarkStart w:id="11" w:name="_heading=h.3rdcrjn" w:colFirst="0" w:colLast="0"/>
-      <w:bookmarkEnd w:id="11"/>
-      <w:r>
-        <w:rPr>
-          <w:b/>
-          <w:bCs/>
-          <w:color w:val="4F81BD"/>
-          <w:sz w:val="26"/>
-          <w:szCs w:val="26"/>
+        <w:rPr>
+          <w:rFonts w:ascii="Calibri" w:eastAsia="Calibri" w:hAnsi="Calibri" w:cs="Calibri"/>
+        </w:rPr>
+      </w:pPr>
+      <w:bookmarkStart w:id="9" w:name="_heading=h.3rdcrjn" w:colFirst="0" w:colLast="0"/>
+      <w:bookmarkEnd w:id="9"/>
+      <w:r>
+        <w:rPr>
+          <w:rFonts w:ascii="Calibri" w:eastAsia="Calibri" w:hAnsi="Calibri" w:cs="Calibri"/>
         </w:rPr>
         <w:t>2.2.</w:t>
       </w:r>
       <w:r>
         <w:rPr>
-          <w:b/>
-          <w:bCs/>
-          <w:color w:val="4F81BD"/>
-          <w:sz w:val="26"/>
-          <w:szCs w:val="26"/>
+          <w:rFonts w:ascii="Calibri" w:eastAsia="Calibri" w:hAnsi="Calibri" w:cs="Calibri"/>
         </w:rPr>
         <w:tab/>
         <w:t>Funciones del Producto</w:t>
@@ -3061,7 +3091,23 @@
         <w:jc w:val="both"/>
       </w:pPr>
       <w:r>
-        <w:t>Datos para la app: endpoints autenticados que devuelven métricas canónicas y estado del dispositivo.</w:t>
+        <w:t xml:space="preserve">Datos para la </w:t>
+      </w:r>
+      <w:proofErr w:type="gramStart"/>
+      <w:r>
+        <w:t>app</w:t>
+      </w:r>
+      <w:proofErr w:type="gramEnd"/>
+      <w:r>
+        <w:t xml:space="preserve">: </w:t>
+      </w:r>
+      <w:proofErr w:type="spellStart"/>
+      <w:r>
+        <w:t>endpoints</w:t>
+      </w:r>
+      <w:proofErr w:type="spellEnd"/>
+      <w:r>
+        <w:t xml:space="preserve"> autenticados que devuelven métricas canónicas y estado del dispositivo.</w:t>
       </w:r>
     </w:p>
     <w:p>
@@ -3073,8 +3119,21 @@
         <w:spacing w:after="0"/>
         <w:jc w:val="both"/>
       </w:pPr>
-      <w:r>
-        <w:t>Onboarding B2B: flujo completo para que un fabricante se registre, cree apps, declare dispositivos y pida pasar a producción.</w:t>
+      <w:proofErr w:type="spellStart"/>
+      <w:r>
+        <w:t>Onboarding</w:t>
+      </w:r>
+      <w:proofErr w:type="spellEnd"/>
+      <w:r>
+        <w:t xml:space="preserve"> B2B: flujo completo para que un fabricante se registre, cree </w:t>
+      </w:r>
+      <w:proofErr w:type="gramStart"/>
+      <w:r>
+        <w:t>apps</w:t>
+      </w:r>
+      <w:proofErr w:type="gramEnd"/>
+      <w:r>
+        <w:t>, declare dispositivos y pida pasar a producción.</w:t>
       </w:r>
     </w:p>
     <w:p>
@@ -3086,7 +3145,16 @@
         <w:jc w:val="both"/>
       </w:pPr>
       <w:r>
-        <w:t>Gobernanza: control de estados, rotación de secretos y visibilidad de auditoría para el equipo WellQ.</w:t>
+        <w:lastRenderedPageBreak/>
+        <w:t xml:space="preserve">Gobernanza: control de estados, rotación de secretos y visibilidad de auditoría para el equipo </w:t>
+      </w:r>
+      <w:proofErr w:type="spellStart"/>
+      <w:r>
+        <w:t>WellQ</w:t>
+      </w:r>
+      <w:proofErr w:type="spellEnd"/>
+      <w:r>
+        <w:t>.</w:t>
       </w:r>
     </w:p>
     <w:p>
@@ -3100,66 +3168,23 @@
     </w:p>
     <w:p>
       <w:pPr>
+        <w:pStyle w:val="Ttulo2"/>
         <w:jc w:val="both"/>
         <w:rPr>
-          <w:color w:val="FF0000"/>
-        </w:rPr>
-      </w:pPr>
-    </w:p>
-    <w:p>
-      <w:pPr>
-        <w:jc w:val="both"/>
-        <w:rPr>
-          <w:color w:val="FF0000"/>
-        </w:rPr>
-      </w:pPr>
-    </w:p>
-    <w:p>
-      <w:pPr>
-        <w:jc w:val="both"/>
-      </w:pPr>
-    </w:p>
-    <w:p>
-      <w:pPr>
-        <w:keepNext/>
-        <w:keepLines/>
-        <w:pBdr>
-          <w:top w:val="nil"/>
-          <w:left w:val="nil"/>
-          <w:bottom w:val="nil"/>
-          <w:right w:val="nil"/>
-          <w:between w:val="nil"/>
-        </w:pBdr>
-        <w:spacing w:before="200" w:after="0"/>
-        <w:jc w:val="both"/>
-        <w:rPr>
-          <w:rFonts w:ascii="Cambria" w:eastAsia="Cambria" w:hAnsi="Cambria" w:cs="Cambria"/>
-          <w:b/>
-          <w:bCs/>
-          <w:color w:val="4F81BD"/>
-          <w:sz w:val="26"/>
-          <w:szCs w:val="26"/>
-        </w:rPr>
-      </w:pPr>
-      <w:bookmarkStart w:id="12" w:name="_heading=h.26in1rg" w:colFirst="0" w:colLast="0"/>
-      <w:bookmarkEnd w:id="12"/>
-      <w:r>
-        <w:rPr>
-          <w:b/>
-          <w:bCs/>
-          <w:color w:val="4F81BD"/>
-          <w:sz w:val="26"/>
-          <w:szCs w:val="26"/>
+          <w:rFonts w:ascii="Calibri" w:eastAsia="Calibri" w:hAnsi="Calibri" w:cs="Calibri"/>
+        </w:rPr>
+      </w:pPr>
+      <w:bookmarkStart w:id="10" w:name="_heading=h.26in1rg" w:colFirst="0" w:colLast="0"/>
+      <w:bookmarkEnd w:id="10"/>
+      <w:r>
+        <w:rPr>
+          <w:rFonts w:ascii="Calibri" w:eastAsia="Calibri" w:hAnsi="Calibri" w:cs="Calibri"/>
         </w:rPr>
         <w:t>2.3.</w:t>
       </w:r>
       <w:r>
         <w:rPr>
-          <w:b/>
-          <w:bCs/>
-          <w:color w:val="4F81BD"/>
-          <w:sz w:val="26"/>
-          <w:szCs w:val="26"/>
+          <w:rFonts w:ascii="Calibri" w:eastAsia="Calibri" w:hAnsi="Calibri" w:cs="Calibri"/>
         </w:rPr>
         <w:tab/>
         <w:t>Características de los Usuarios</w:t>
@@ -3184,7 +3209,31 @@
         <w:jc w:val="both"/>
       </w:pPr>
       <w:r>
-        <w:t>Consumidor final (vía app): no toca la API directamente; su app consume los endpoints de datos con credenciales OAuth.</w:t>
+        <w:t xml:space="preserve">Consumidor final (vía </w:t>
+      </w:r>
+      <w:proofErr w:type="gramStart"/>
+      <w:r>
+        <w:t>app</w:t>
+      </w:r>
+      <w:proofErr w:type="gramEnd"/>
+      <w:r>
+        <w:t xml:space="preserve">): no toca la API directamente; su </w:t>
+      </w:r>
+      <w:proofErr w:type="gramStart"/>
+      <w:r>
+        <w:t>app</w:t>
+      </w:r>
+      <w:proofErr w:type="gramEnd"/>
+      <w:r>
+        <w:t xml:space="preserve"> consume los </w:t>
+      </w:r>
+      <w:proofErr w:type="spellStart"/>
+      <w:r>
+        <w:t>endpoints</w:t>
+      </w:r>
+      <w:proofErr w:type="spellEnd"/>
+      <w:r>
+        <w:t xml:space="preserve"> de datos con credenciales OAuth.</w:t>
       </w:r>
     </w:p>
     <w:p>
@@ -3197,7 +3246,31 @@
         <w:jc w:val="both"/>
       </w:pPr>
       <w:r>
-        <w:t>Fabricante / Proveedor: gestiona apps, scopes, modelos de dispositivo y promociones mediante el onboarding.</w:t>
+        <w:t xml:space="preserve">Fabricante / Proveedor: gestiona </w:t>
+      </w:r>
+      <w:proofErr w:type="gramStart"/>
+      <w:r>
+        <w:t>apps</w:t>
+      </w:r>
+      <w:proofErr w:type="gramEnd"/>
+      <w:r>
+        <w:t xml:space="preserve">, </w:t>
+      </w:r>
+      <w:proofErr w:type="spellStart"/>
+      <w:r>
+        <w:t>scopes</w:t>
+      </w:r>
+      <w:proofErr w:type="spellEnd"/>
+      <w:r>
+        <w:t xml:space="preserve">, modelos de dispositivo y promociones mediante el </w:t>
+      </w:r>
+      <w:proofErr w:type="spellStart"/>
+      <w:r>
+        <w:t>onboarding</w:t>
+      </w:r>
+      <w:proofErr w:type="spellEnd"/>
+      <w:r>
+        <w:t>.</w:t>
       </w:r>
     </w:p>
     <w:p>
@@ -3209,55 +3282,52 @@
         <w:jc w:val="both"/>
       </w:pPr>
       <w:r>
-        <w:t>Equipo WellQ (admin): aprueba o rechaza promotion_requests, rota secretos y audita estados.</w:t>
-      </w:r>
-    </w:p>
-    <w:p>
-      <w:pPr>
+        <w:t xml:space="preserve">Equipo </w:t>
+      </w:r>
+      <w:proofErr w:type="spellStart"/>
+      <w:r>
+        <w:t>WellQ</w:t>
+      </w:r>
+      <w:proofErr w:type="spellEnd"/>
+      <w:r>
+        <w:t xml:space="preserve"> (</w:t>
+      </w:r>
+      <w:proofErr w:type="spellStart"/>
+      <w:r>
+        <w:t>admin</w:t>
+      </w:r>
+      <w:proofErr w:type="spellEnd"/>
+      <w:r>
+        <w:t xml:space="preserve">): aprueba o rechaza </w:t>
+      </w:r>
+      <w:proofErr w:type="spellStart"/>
+      <w:r>
+        <w:t>promotion_requests</w:t>
+      </w:r>
+      <w:proofErr w:type="spellEnd"/>
+      <w:r>
+        <w:t>, rota secretos y audita estados. Visualiza los costes asociados a cada proveedor desde la interfaz de usuario.</w:t>
+      </w:r>
+    </w:p>
+    <w:p>
+      <w:pPr>
+        <w:pStyle w:val="Ttulo2"/>
         <w:jc w:val="both"/>
-      </w:pPr>
-    </w:p>
-    <w:p>
-      <w:pPr>
-        <w:keepNext/>
-        <w:keepLines/>
-        <w:pBdr>
-          <w:top w:val="nil"/>
-          <w:left w:val="nil"/>
-          <w:bottom w:val="nil"/>
-          <w:right w:val="nil"/>
-          <w:between w:val="nil"/>
-        </w:pBdr>
-        <w:spacing w:before="200" w:after="0"/>
-        <w:jc w:val="both"/>
-        <w:rPr>
-          <w:rFonts w:ascii="Cambria" w:eastAsia="Cambria" w:hAnsi="Cambria" w:cs="Cambria"/>
-          <w:b/>
-          <w:bCs/>
-          <w:color w:val="4F81BD"/>
-          <w:sz w:val="26"/>
-          <w:szCs w:val="26"/>
-        </w:rPr>
-      </w:pPr>
-      <w:bookmarkStart w:id="13" w:name="_heading=h.lnxbz9" w:colFirst="0" w:colLast="0"/>
-      <w:bookmarkEnd w:id="13"/>
-      <w:r>
-        <w:rPr>
-          <w:b/>
-          <w:bCs/>
-          <w:color w:val="4F81BD"/>
-          <w:sz w:val="26"/>
-          <w:szCs w:val="26"/>
+        <w:rPr>
+          <w:rFonts w:ascii="Calibri" w:eastAsia="Calibri" w:hAnsi="Calibri" w:cs="Calibri"/>
+        </w:rPr>
+      </w:pPr>
+      <w:bookmarkStart w:id="11" w:name="_heading=h.lnxbz9" w:colFirst="0" w:colLast="0"/>
+      <w:bookmarkEnd w:id="11"/>
+      <w:r>
+        <w:rPr>
+          <w:rFonts w:ascii="Calibri" w:eastAsia="Calibri" w:hAnsi="Calibri" w:cs="Calibri"/>
         </w:rPr>
         <w:t>2.4.</w:t>
       </w:r>
       <w:r>
         <w:rPr>
-          <w:b/>
-          <w:bCs/>
-          <w:color w:val="4F81BD"/>
-          <w:sz w:val="26"/>
-          <w:szCs w:val="26"/>
+          <w:rFonts w:ascii="Calibri" w:eastAsia="Calibri" w:hAnsi="Calibri" w:cs="Calibri"/>
         </w:rPr>
         <w:tab/>
         <w:t>Restricciones</w:t>
@@ -3314,7 +3384,31 @@
         <w:t>Alcance:</w:t>
       </w:r>
       <w:r>
-        <w:t xml:space="preserve">  El alcance está acotado gracias a ciertas decisiones de diseño acordadas (push server-to-server, código de emparejamiento de un solo uso, diseño genérico para cualquier fabricante, cumplir con UK GDPR, etc.) dentro de las cuales se tiene que construir el producto.</w:t>
+        <w:t xml:space="preserve">  El alcance está acotado gracias a ciertas decisiones de diseño acordadas (</w:t>
+      </w:r>
+      <w:proofErr w:type="spellStart"/>
+      <w:r>
+        <w:t>push</w:t>
+      </w:r>
+      <w:proofErr w:type="spellEnd"/>
+      <w:r>
+        <w:t xml:space="preserve"> </w:t>
+      </w:r>
+      <w:proofErr w:type="gramStart"/>
+      <w:r>
+        <w:t>server</w:t>
+      </w:r>
+      <w:proofErr w:type="gramEnd"/>
+      <w:r>
+        <w:t>-</w:t>
+      </w:r>
+      <w:proofErr w:type="spellStart"/>
+      <w:r>
+        <w:t>to</w:t>
+      </w:r>
+      <w:proofErr w:type="spellEnd"/>
+      <w:r>
+        <w:t>-server, código de emparejamiento de un solo uso, diseño genérico para cualquier fabricante, cumplir con UK GDPR, etc.) dentro de las cuales se tiene que construir el producto.</w:t>
       </w:r>
       <w:r>
         <w:tab/>
@@ -3334,53 +3428,26 @@
       <w:r>
         <w:tab/>
       </w:r>
-      <w:r>
-        <w:tab/>
-      </w:r>
-      <w:r>
-        <w:tab/>
-      </w:r>
-    </w:p>
-    <w:p>
-      <w:pPr>
-        <w:keepNext/>
-        <w:keepLines/>
-        <w:pBdr>
-          <w:top w:val="nil"/>
-          <w:left w:val="nil"/>
-          <w:bottom w:val="nil"/>
-          <w:right w:val="nil"/>
-          <w:between w:val="nil"/>
-        </w:pBdr>
-        <w:spacing w:before="200" w:after="0"/>
+    </w:p>
+    <w:p>
+      <w:pPr>
+        <w:pStyle w:val="Ttulo2"/>
         <w:jc w:val="both"/>
         <w:rPr>
-          <w:b/>
-          <w:bCs/>
-          <w:color w:val="4F81BD"/>
-          <w:sz w:val="26"/>
-          <w:szCs w:val="26"/>
-        </w:rPr>
-      </w:pPr>
-      <w:bookmarkStart w:id="14" w:name="_heading=h.35nkun2" w:colFirst="0" w:colLast="0"/>
-      <w:bookmarkEnd w:id="14"/>
-      <w:r>
-        <w:rPr>
-          <w:b/>
-          <w:bCs/>
-          <w:color w:val="4F81BD"/>
-          <w:sz w:val="26"/>
-          <w:szCs w:val="26"/>
+          <w:rFonts w:ascii="Calibri" w:eastAsia="Calibri" w:hAnsi="Calibri" w:cs="Calibri"/>
+        </w:rPr>
+      </w:pPr>
+      <w:bookmarkStart w:id="12" w:name="_heading=h.35nkun2" w:colFirst="0" w:colLast="0"/>
+      <w:bookmarkEnd w:id="12"/>
+      <w:r>
+        <w:rPr>
+          <w:rFonts w:ascii="Calibri" w:eastAsia="Calibri" w:hAnsi="Calibri" w:cs="Calibri"/>
         </w:rPr>
         <w:t>2.5.</w:t>
       </w:r>
       <w:r>
         <w:rPr>
-          <w:b/>
-          <w:bCs/>
-          <w:color w:val="4F81BD"/>
-          <w:sz w:val="26"/>
-          <w:szCs w:val="26"/>
+          <w:rFonts w:ascii="Calibri" w:eastAsia="Calibri" w:hAnsi="Calibri" w:cs="Calibri"/>
         </w:rPr>
         <w:tab/>
         <w:t>Suposiciones y Dependencias</w:t>
@@ -3396,7 +3463,15 @@
         <w:jc w:val="both"/>
       </w:pPr>
       <w:r>
-        <w:t>Comunicación disponible con los stakeholders (Karina y Max)</w:t>
+        <w:t xml:space="preserve">Comunicación disponible con los </w:t>
+      </w:r>
+      <w:proofErr w:type="spellStart"/>
+      <w:r>
+        <w:t>stakeholders</w:t>
+      </w:r>
+      <w:proofErr w:type="spellEnd"/>
+      <w:r>
+        <w:t xml:space="preserve"> (Karina y Max)</w:t>
       </w:r>
       <w:r>
         <w:tab/>
@@ -3421,8 +3496,13 @@
         <w:jc w:val="both"/>
       </w:pPr>
       <w:r>
-        <w:t>Documentación proporcionada por Alloxentric</w:t>
-      </w:r>
+        <w:t xml:space="preserve">Documentación de ayuda proporcionada por </w:t>
+      </w:r>
+      <w:proofErr w:type="spellStart"/>
+      <w:r>
+        <w:t>Alloxentric</w:t>
+      </w:r>
+      <w:proofErr w:type="spellEnd"/>
       <w:r>
         <w:tab/>
       </w:r>
@@ -3465,52 +3545,23 @@
     </w:p>
     <w:p>
       <w:pPr>
+        <w:pStyle w:val="Ttulo2"/>
         <w:jc w:val="both"/>
         <w:rPr>
-          <w:color w:val="FF0000"/>
-        </w:rPr>
-      </w:pPr>
-    </w:p>
-    <w:p>
-      <w:pPr>
-        <w:keepNext/>
-        <w:keepLines/>
-        <w:pBdr>
-          <w:top w:val="nil"/>
-          <w:left w:val="nil"/>
-          <w:bottom w:val="nil"/>
-          <w:right w:val="nil"/>
-          <w:between w:val="nil"/>
-        </w:pBdr>
-        <w:spacing w:before="200" w:after="0"/>
-        <w:jc w:val="both"/>
-        <w:rPr>
-          <w:b/>
-          <w:bCs/>
-          <w:color w:val="4F81BD"/>
-          <w:sz w:val="26"/>
-          <w:szCs w:val="26"/>
-        </w:rPr>
-      </w:pPr>
-      <w:bookmarkStart w:id="15" w:name="_heading=h.1ksv4uv" w:colFirst="0" w:colLast="0"/>
-      <w:bookmarkEnd w:id="15"/>
-      <w:r>
-        <w:rPr>
-          <w:b/>
-          <w:bCs/>
-          <w:color w:val="4F81BD"/>
-          <w:sz w:val="26"/>
-          <w:szCs w:val="26"/>
+          <w:rFonts w:ascii="Calibri" w:eastAsia="Calibri" w:hAnsi="Calibri" w:cs="Calibri"/>
+        </w:rPr>
+      </w:pPr>
+      <w:bookmarkStart w:id="13" w:name="_heading=h.1ksv4uv" w:colFirst="0" w:colLast="0"/>
+      <w:bookmarkEnd w:id="13"/>
+      <w:r>
+        <w:rPr>
+          <w:rFonts w:ascii="Calibri" w:eastAsia="Calibri" w:hAnsi="Calibri" w:cs="Calibri"/>
         </w:rPr>
         <w:t>2.6.</w:t>
       </w:r>
       <w:r>
         <w:rPr>
-          <w:b/>
-          <w:bCs/>
-          <w:color w:val="4F81BD"/>
-          <w:sz w:val="26"/>
-          <w:szCs w:val="26"/>
+          <w:rFonts w:ascii="Calibri" w:eastAsia="Calibri" w:hAnsi="Calibri" w:cs="Calibri"/>
         </w:rPr>
         <w:tab/>
         <w:t>Requisitos Futuros</w:t>
@@ -3526,19 +3577,6 @@
         <w:jc w:val="both"/>
       </w:pPr>
       <w:r>
-        <w:t>Posible panel web de administración para el equipo WellQ.</w:t>
-      </w:r>
-    </w:p>
-    <w:p>
-      <w:pPr>
-        <w:numPr>
-          <w:ilvl w:val="0"/>
-          <w:numId w:val="5"/>
-        </w:numPr>
-        <w:spacing w:after="0"/>
-        <w:jc w:val="both"/>
-      </w:pPr>
-      <w:r>
         <w:t>Métricas adicionales más allá del set inicial.</w:t>
       </w:r>
     </w:p>
@@ -3579,46 +3617,24 @@
     </w:p>
     <w:p>
       <w:pPr>
-        <w:keepNext/>
-        <w:keepLines/>
-        <w:pBdr>
-          <w:top w:val="nil"/>
-          <w:left w:val="nil"/>
-          <w:bottom w:val="nil"/>
-          <w:right w:val="nil"/>
-          <w:between w:val="nil"/>
-        </w:pBdr>
-        <w:spacing w:before="480" w:after="0"/>
+        <w:pStyle w:val="Ttulo1"/>
         <w:jc w:val="both"/>
         <w:rPr>
-          <w:rFonts w:ascii="Cambria" w:eastAsia="Cambria" w:hAnsi="Cambria" w:cs="Cambria"/>
-          <w:b/>
-          <w:bCs/>
-          <w:color w:val="FF0000"/>
-          <w:sz w:val="28"/>
-          <w:szCs w:val="28"/>
-        </w:rPr>
-      </w:pPr>
-      <w:bookmarkStart w:id="16" w:name="_heading=h.44sinio" w:colFirst="0" w:colLast="0"/>
-      <w:bookmarkEnd w:id="16"/>
-      <w:r>
-        <w:rPr>
-          <w:b/>
-          <w:bCs/>
-          <w:color w:val="366091"/>
-          <w:sz w:val="28"/>
-          <w:szCs w:val="28"/>
+          <w:rFonts w:ascii="Calibri" w:eastAsia="Calibri" w:hAnsi="Calibri" w:cs="Calibri"/>
+        </w:rPr>
+      </w:pPr>
+      <w:bookmarkStart w:id="14" w:name="_heading=h.44sinio" w:colFirst="0" w:colLast="0"/>
+      <w:bookmarkEnd w:id="14"/>
+      <w:r>
+        <w:rPr>
+          <w:rFonts w:ascii="Calibri" w:eastAsia="Calibri" w:hAnsi="Calibri" w:cs="Calibri"/>
         </w:rPr>
         <w:lastRenderedPageBreak/>
         <w:t>3.</w:t>
       </w:r>
       <w:r>
         <w:rPr>
-          <w:b/>
-          <w:bCs/>
-          <w:color w:val="366091"/>
-          <w:sz w:val="28"/>
-          <w:szCs w:val="28"/>
+          <w:rFonts w:ascii="Calibri" w:eastAsia="Calibri" w:hAnsi="Calibri" w:cs="Calibri"/>
         </w:rPr>
         <w:tab/>
         <w:t>Requisitos Específicos</w:t>
@@ -3636,7 +3652,7 @@
     <w:tbl>
       <w:tblPr>
         <w:tblStyle w:val="ad"/>
-        <w:tblW w:w="8630" w:type="dxa"/>
+        <w:tblW w:w="8640" w:type="dxa"/>
         <w:tblInd w:w="0" w:type="dxa"/>
         <w:tblBorders>
           <w:top w:val="single" w:sz="4" w:space="0" w:color="000000"/>
@@ -3650,16 +3666,16 @@
         <w:tblLook w:val="0400" w:firstRow="0" w:lastRow="0" w:firstColumn="0" w:lastColumn="0" w:noHBand="0" w:noVBand="1"/>
       </w:tblPr>
       <w:tblGrid>
-        <w:gridCol w:w="604"/>
-        <w:gridCol w:w="1663"/>
+        <w:gridCol w:w="705"/>
+        <w:gridCol w:w="1560"/>
         <w:gridCol w:w="1140"/>
-        <w:gridCol w:w="2018"/>
-        <w:gridCol w:w="3205"/>
+        <w:gridCol w:w="2025"/>
+        <w:gridCol w:w="3210"/>
       </w:tblGrid>
       <w:tr>
         <w:tc>
           <w:tcPr>
-            <w:tcW w:w="604" w:type="dxa"/>
+            <w:tcW w:w="705" w:type="dxa"/>
             <w:shd w:val="clear" w:color="auto" w:fill="1F3B5C"/>
           </w:tcPr>
           <w:p>
@@ -3677,7 +3693,7 @@
         </w:tc>
         <w:tc>
           <w:tcPr>
-            <w:tcW w:w="1663" w:type="dxa"/>
+            <w:tcW w:w="1560" w:type="dxa"/>
             <w:shd w:val="clear" w:color="auto" w:fill="1F3B5C"/>
           </w:tcPr>
           <w:p>
@@ -3723,7 +3739,7 @@
         </w:tc>
         <w:tc>
           <w:tcPr>
-            <w:tcW w:w="2018" w:type="dxa"/>
+            <w:tcW w:w="2025" w:type="dxa"/>
             <w:shd w:val="clear" w:color="auto" w:fill="1F3B5C"/>
           </w:tcPr>
           <w:p>
@@ -3746,7 +3762,7 @@
         </w:tc>
         <w:tc>
           <w:tcPr>
-            <w:tcW w:w="3205" w:type="dxa"/>
+            <w:tcW w:w="3210" w:type="dxa"/>
             <w:shd w:val="clear" w:color="auto" w:fill="1F3B5C"/>
           </w:tcPr>
           <w:p>
@@ -3755,6 +3771,7 @@
                 <w:color w:val="FFFFFF"/>
               </w:rPr>
             </w:pPr>
+            <w:proofErr w:type="spellStart"/>
             <w:r>
               <w:rPr>
                 <w:b/>
@@ -3765,13 +3782,14 @@
               </w:rPr>
               <w:t>Endpoints</w:t>
             </w:r>
+            <w:proofErr w:type="spellEnd"/>
           </w:p>
         </w:tc>
       </w:tr>
       <w:tr>
         <w:tc>
           <w:tcPr>
-            <w:tcW w:w="604" w:type="dxa"/>
+            <w:tcW w:w="705" w:type="dxa"/>
           </w:tcPr>
           <w:p>
             <w:r>
@@ -3785,7 +3803,7 @@
         </w:tc>
         <w:tc>
           <w:tcPr>
-            <w:tcW w:w="1663" w:type="dxa"/>
+            <w:tcW w:w="1560" w:type="dxa"/>
           </w:tcPr>
           <w:p>
             <w:r>
@@ -3813,7 +3831,7 @@
         </w:tc>
         <w:tc>
           <w:tcPr>
-            <w:tcW w:w="2018" w:type="dxa"/>
+            <w:tcW w:w="2025" w:type="dxa"/>
           </w:tcPr>
           <w:p>
             <w:r>
@@ -3821,13 +3839,29 @@
                 <w:sz w:val="19"/>
                 <w:szCs w:val="19"/>
               </w:rPr>
-              <w:t>Devuelve developer_id y correo de verificación</w:t>
+              <w:t xml:space="preserve">Devuelve </w:t>
+            </w:r>
+            <w:proofErr w:type="spellStart"/>
+            <w:r>
+              <w:rPr>
+                <w:sz w:val="19"/>
+                <w:szCs w:val="19"/>
+              </w:rPr>
+              <w:t>developer_id</w:t>
+            </w:r>
+            <w:proofErr w:type="spellEnd"/>
+            <w:r>
+              <w:rPr>
+                <w:sz w:val="19"/>
+                <w:szCs w:val="19"/>
+              </w:rPr>
+              <w:t xml:space="preserve"> y correo de verificación</w:t>
             </w:r>
           </w:p>
         </w:tc>
         <w:tc>
           <w:tcPr>
-            <w:tcW w:w="3205" w:type="dxa"/>
+            <w:tcW w:w="3210" w:type="dxa"/>
           </w:tcPr>
           <w:p>
             <w:r>
@@ -3835,15 +3869,56 @@
                 <w:sz w:val="19"/>
                 <w:szCs w:val="19"/>
               </w:rPr>
-              <w:t>POST /partner/developers/register</w:t>
-            </w:r>
+              <w:t>POST /</w:t>
+            </w:r>
+            <w:proofErr w:type="spellStart"/>
+            <w:r>
+              <w:rPr>
+                <w:sz w:val="19"/>
+                <w:szCs w:val="19"/>
+              </w:rPr>
+              <w:t>partner</w:t>
+            </w:r>
+            <w:proofErr w:type="spellEnd"/>
+            <w:r>
+              <w:rPr>
+                <w:sz w:val="19"/>
+                <w:szCs w:val="19"/>
+              </w:rPr>
+              <w:t>/</w:t>
+            </w:r>
+            <w:proofErr w:type="spellStart"/>
+            <w:r>
+              <w:rPr>
+                <w:sz w:val="19"/>
+                <w:szCs w:val="19"/>
+              </w:rPr>
+              <w:t>developers</w:t>
+            </w:r>
+            <w:proofErr w:type="spellEnd"/>
+            <w:r>
+              <w:rPr>
+                <w:sz w:val="19"/>
+                <w:szCs w:val="19"/>
+              </w:rPr>
+              <w:t>/</w:t>
+            </w:r>
+            <w:proofErr w:type="spellStart"/>
+            <w:r>
+              <w:rPr>
+                <w:sz w:val="19"/>
+                <w:szCs w:val="19"/>
+              </w:rPr>
+              <w:t>register</w:t>
+            </w:r>
+            <w:proofErr w:type="spellEnd"/>
           </w:p>
         </w:tc>
       </w:tr>
       <w:tr>
         <w:tc>
           <w:tcPr>
-            <w:tcW w:w="604" w:type="dxa"/>
+            <w:tcW w:w="705" w:type="dxa"/>
           </w:tcPr>
           <w:p>
             <w:r>
@@ -3857,7 +3932,7 @@
         </w:tc>
         <w:tc>
           <w:tcPr>
-            <w:tcW w:w="1663" w:type="dxa"/>
+            <w:tcW w:w="1560" w:type="dxa"/>
           </w:tcPr>
           <w:p>
             <w:r>
@@ -3865,8 +3940,17 @@
                 <w:sz w:val="19"/>
                 <w:szCs w:val="19"/>
               </w:rPr>
-              <w:t>Verificación → portal_token</w:t>
-            </w:r>
+              <w:t xml:space="preserve">Verificación → </w:t>
+            </w:r>
+            <w:proofErr w:type="spellStart"/>
+            <w:r>
+              <w:rPr>
+                <w:sz w:val="19"/>
+                <w:szCs w:val="19"/>
+              </w:rPr>
+              <w:t>portal_token</w:t>
+            </w:r>
+            <w:proofErr w:type="spellEnd"/>
           </w:p>
         </w:tc>
         <w:tc>
@@ -3885,7 +3969,7 @@
         </w:tc>
         <w:tc>
           <w:tcPr>
-            <w:tcW w:w="2018" w:type="dxa"/>
+            <w:tcW w:w="2025" w:type="dxa"/>
           </w:tcPr>
           <w:p>
             <w:r>
@@ -3893,13 +3977,38 @@
                 <w:sz w:val="19"/>
                 <w:szCs w:val="19"/>
               </w:rPr>
-              <w:t>Emite portal_token que autoriza el resto del onboarding</w:t>
-            </w:r>
+              <w:t xml:space="preserve">Emite </w:t>
+            </w:r>
+            <w:proofErr w:type="spellStart"/>
+            <w:r>
+              <w:rPr>
+                <w:sz w:val="19"/>
+                <w:szCs w:val="19"/>
+              </w:rPr>
+              <w:t>portal_token</w:t>
+            </w:r>
+            <w:proofErr w:type="spellEnd"/>
+            <w:r>
+              <w:rPr>
+                <w:sz w:val="19"/>
+                <w:szCs w:val="19"/>
+              </w:rPr>
+              <w:t xml:space="preserve"> que autoriza el resto del </w:t>
+            </w:r>
+            <w:proofErr w:type="spellStart"/>
+            <w:r>
+              <w:rPr>
+                <w:sz w:val="19"/>
+                <w:szCs w:val="19"/>
+              </w:rPr>
+              <w:t>onboarding</w:t>
+            </w:r>
+            <w:proofErr w:type="spellEnd"/>
           </w:p>
         </w:tc>
         <w:tc>
           <w:tcPr>
-            <w:tcW w:w="3205" w:type="dxa"/>
+            <w:tcW w:w="3210" w:type="dxa"/>
           </w:tcPr>
           <w:p>
             <w:r>
@@ -3907,15 +4016,56 @@
                 <w:sz w:val="19"/>
                 <w:szCs w:val="19"/>
               </w:rPr>
-              <w:t>POST /partner/developers/verify</w:t>
-            </w:r>
+              <w:t>POST /</w:t>
+            </w:r>
+            <w:proofErr w:type="spellStart"/>
+            <w:r>
+              <w:rPr>
+                <w:sz w:val="19"/>
+                <w:szCs w:val="19"/>
+              </w:rPr>
+              <w:t>partner</w:t>
+            </w:r>
+            <w:proofErr w:type="spellEnd"/>
+            <w:r>
+              <w:rPr>
+                <w:sz w:val="19"/>
+                <w:szCs w:val="19"/>
+              </w:rPr>
+              <w:t>/</w:t>
+            </w:r>
+            <w:proofErr w:type="spellStart"/>
+            <w:r>
+              <w:rPr>
+                <w:sz w:val="19"/>
+                <w:szCs w:val="19"/>
+              </w:rPr>
+              <w:t>developers</w:t>
+            </w:r>
+            <w:proofErr w:type="spellEnd"/>
+            <w:r>
+              <w:rPr>
+                <w:sz w:val="19"/>
+                <w:szCs w:val="19"/>
+              </w:rPr>
+              <w:t>/</w:t>
+            </w:r>
+            <w:proofErr w:type="spellStart"/>
+            <w:r>
+              <w:rPr>
+                <w:sz w:val="19"/>
+                <w:szCs w:val="19"/>
+              </w:rPr>
+              <w:t>verify</w:t>
+            </w:r>
+            <w:proofErr w:type="spellEnd"/>
           </w:p>
         </w:tc>
       </w:tr>
       <w:tr>
         <w:tc>
           <w:tcPr>
-            <w:tcW w:w="604" w:type="dxa"/>
+            <w:tcW w:w="705" w:type="dxa"/>
           </w:tcPr>
           <w:p>
             <w:r>
@@ -3929,7 +4079,7 @@
         </w:tc>
         <w:tc>
           <w:tcPr>
-            <w:tcW w:w="1663" w:type="dxa"/>
+            <w:tcW w:w="1560" w:type="dxa"/>
           </w:tcPr>
           <w:p>
             <w:r>
@@ -3937,8 +4087,17 @@
                 <w:sz w:val="19"/>
                 <w:szCs w:val="19"/>
               </w:rPr>
-              <w:t>Creación de app</w:t>
-            </w:r>
+              <w:t xml:space="preserve">Creación de </w:t>
+            </w:r>
+            <w:proofErr w:type="gramStart"/>
+            <w:r>
+              <w:rPr>
+                <w:sz w:val="19"/>
+                <w:szCs w:val="19"/>
+              </w:rPr>
+              <w:t>app</w:t>
+            </w:r>
+            <w:proofErr w:type="gramEnd"/>
           </w:p>
         </w:tc>
         <w:tc>
@@ -3957,7 +4116,7 @@
         </w:tc>
         <w:tc>
           <w:tcPr>
-            <w:tcW w:w="2018" w:type="dxa"/>
+            <w:tcW w:w="2025" w:type="dxa"/>
           </w:tcPr>
           <w:p>
             <w:pPr>
@@ -3965,19 +4124,65 @@
                 <w:lang w:val="en-US"/>
               </w:rPr>
             </w:pPr>
+            <w:proofErr w:type="spellStart"/>
             <w:r>
               <w:rPr>
                 <w:sz w:val="19"/>
                 <w:szCs w:val="19"/>
                 <w:lang w:val="en-US"/>
               </w:rPr>
-              <w:t>Devuelve app_id, client_id, secret</w:t>
+              <w:t>Devuelve</w:t>
+            </w:r>
+            <w:proofErr w:type="spellEnd"/>
+            <w:r>
+              <w:rPr>
+                <w:sz w:val="19"/>
+                <w:szCs w:val="19"/>
+                <w:lang w:val="en-US"/>
+              </w:rPr>
+              <w:t xml:space="preserve"> </w:t>
+            </w:r>
+            <w:proofErr w:type="spellStart"/>
+            <w:r>
+              <w:rPr>
+                <w:sz w:val="19"/>
+                <w:szCs w:val="19"/>
+                <w:lang w:val="en-US"/>
+              </w:rPr>
+              <w:t>app_id</w:t>
+            </w:r>
+            <w:proofErr w:type="spellEnd"/>
+            <w:r>
+              <w:rPr>
+                <w:sz w:val="19"/>
+                <w:szCs w:val="19"/>
+                <w:lang w:val="en-US"/>
+              </w:rPr>
+              <w:t xml:space="preserve">, </w:t>
+            </w:r>
+            <w:proofErr w:type="spellStart"/>
+            <w:r>
+              <w:rPr>
+                <w:sz w:val="19"/>
+                <w:szCs w:val="19"/>
+                <w:lang w:val="en-US"/>
+              </w:rPr>
+              <w:t>client_id</w:t>
+            </w:r>
+            <w:proofErr w:type="spellEnd"/>
+            <w:r>
+              <w:rPr>
+                <w:sz w:val="19"/>
+                <w:szCs w:val="19"/>
+                <w:lang w:val="en-US"/>
+              </w:rPr>
+              <w:t>, secret</w:t>
             </w:r>
           </w:p>
         </w:tc>
         <w:tc>
           <w:tcPr>
-            <w:tcW w:w="3205" w:type="dxa"/>
+            <w:tcW w:w="3210" w:type="dxa"/>
           </w:tcPr>
           <w:p>
             <w:r>
@@ -3985,15 +4190,40 @@
                 <w:sz w:val="19"/>
                 <w:szCs w:val="19"/>
               </w:rPr>
-              <w:t>POST /partner/apps</w:t>
-            </w:r>
+              <w:t>POST /</w:t>
+            </w:r>
+            <w:proofErr w:type="spellStart"/>
+            <w:r>
+              <w:rPr>
+                <w:sz w:val="19"/>
+                <w:szCs w:val="19"/>
+              </w:rPr>
+              <w:t>partner</w:t>
+            </w:r>
+            <w:proofErr w:type="spellEnd"/>
+            <w:r>
+              <w:rPr>
+                <w:sz w:val="19"/>
+                <w:szCs w:val="19"/>
+              </w:rPr>
+              <w:t>/</w:t>
+            </w:r>
+            <w:proofErr w:type="gramStart"/>
+            <w:r>
+              <w:rPr>
+                <w:sz w:val="19"/>
+                <w:szCs w:val="19"/>
+              </w:rPr>
+              <w:t>apps</w:t>
+            </w:r>
+            <w:proofErr w:type="gramEnd"/>
           </w:p>
         </w:tc>
       </w:tr>
       <w:tr>
         <w:tc>
           <w:tcPr>
-            <w:tcW w:w="604" w:type="dxa"/>
+            <w:tcW w:w="705" w:type="dxa"/>
           </w:tcPr>
           <w:p>
             <w:r>
@@ -4007,7 +4237,7 @@
         </w:tc>
         <w:tc>
           <w:tcPr>
-            <w:tcW w:w="1663" w:type="dxa"/>
+            <w:tcW w:w="1560" w:type="dxa"/>
           </w:tcPr>
           <w:p>
             <w:r>
@@ -4015,7 +4245,23 @@
                 <w:sz w:val="19"/>
                 <w:szCs w:val="19"/>
               </w:rPr>
-              <w:t>Ver scopes actuales</w:t>
+              <w:t xml:space="preserve">Ver </w:t>
+            </w:r>
+            <w:proofErr w:type="spellStart"/>
+            <w:r>
+              <w:rPr>
+                <w:sz w:val="19"/>
+                <w:szCs w:val="19"/>
+              </w:rPr>
+              <w:t>scopes</w:t>
+            </w:r>
+            <w:proofErr w:type="spellEnd"/>
+            <w:r>
+              <w:rPr>
+                <w:sz w:val="19"/>
+                <w:szCs w:val="19"/>
+              </w:rPr>
+              <w:t xml:space="preserve"> actuales</w:t>
             </w:r>
           </w:p>
         </w:tc>
@@ -4035,7 +4281,7 @@
         </w:tc>
         <w:tc>
           <w:tcPr>
-            <w:tcW w:w="2018" w:type="dxa"/>
+            <w:tcW w:w="2025" w:type="dxa"/>
           </w:tcPr>
           <w:p>
             <w:r>
@@ -4049,7 +4295,7 @@
         </w:tc>
         <w:tc>
           <w:tcPr>
-            <w:tcW w:w="3205" w:type="dxa"/>
+            <w:tcW w:w="3210" w:type="dxa"/>
           </w:tcPr>
           <w:p>
             <w:pPr>
@@ -4063,7 +4309,35 @@
                 <w:szCs w:val="19"/>
                 <w:lang w:val="en-US"/>
               </w:rPr>
-              <w:t>GET /partner/apps/{app_id}</w:t>
+              <w:t>GET /partner/</w:t>
+            </w:r>
+            <w:proofErr w:type="gramStart"/>
+            <w:r>
+              <w:rPr>
+                <w:sz w:val="19"/>
+                <w:szCs w:val="19"/>
+                <w:lang w:val="en-US"/>
+              </w:rPr>
+              <w:t>apps/{</w:t>
+            </w:r>
+            <w:proofErr w:type="spellStart"/>
+            <w:proofErr w:type="gramEnd"/>
+            <w:r>
+              <w:rPr>
+                <w:sz w:val="19"/>
+                <w:szCs w:val="19"/>
+                <w:lang w:val="en-US"/>
+              </w:rPr>
+              <w:t>app_id</w:t>
+            </w:r>
+            <w:proofErr w:type="spellEnd"/>
+            <w:r>
+              <w:rPr>
+                <w:sz w:val="19"/>
+                <w:szCs w:val="19"/>
+                <w:lang w:val="en-US"/>
+              </w:rPr>
+              <w:t>}</w:t>
             </w:r>
           </w:p>
         </w:tc>
@@ -4071,7 +4345,7 @@
       <w:tr>
         <w:tc>
           <w:tcPr>
-            <w:tcW w:w="604" w:type="dxa"/>
+            <w:tcW w:w="705" w:type="dxa"/>
           </w:tcPr>
           <w:p>
             <w:r>
@@ -4085,7 +4359,7 @@
         </w:tc>
         <w:tc>
           <w:tcPr>
-            <w:tcW w:w="1663" w:type="dxa"/>
+            <w:tcW w:w="1560" w:type="dxa"/>
           </w:tcPr>
           <w:p>
             <w:r>
@@ -4093,8 +4367,17 @@
                 <w:sz w:val="19"/>
                 <w:szCs w:val="19"/>
               </w:rPr>
-              <w:t>Solicitar/actualizar scopes</w:t>
-            </w:r>
+              <w:t xml:space="preserve">Solicitar/actualizar </w:t>
+            </w:r>
+            <w:proofErr w:type="spellStart"/>
+            <w:r>
+              <w:rPr>
+                <w:sz w:val="19"/>
+                <w:szCs w:val="19"/>
+              </w:rPr>
+              <w:t>scopes</w:t>
+            </w:r>
+            <w:proofErr w:type="spellEnd"/>
           </w:p>
         </w:tc>
         <w:tc>
@@ -4113,7 +4396,7 @@
         </w:tc>
         <w:tc>
           <w:tcPr>
-            <w:tcW w:w="2018" w:type="dxa"/>
+            <w:tcW w:w="2025" w:type="dxa"/>
           </w:tcPr>
           <w:p>
             <w:r>
@@ -4127,7 +4410,7 @@
         </w:tc>
         <w:tc>
           <w:tcPr>
-            <w:tcW w:w="3205" w:type="dxa"/>
+            <w:tcW w:w="3210" w:type="dxa"/>
           </w:tcPr>
           <w:p>
             <w:pPr>
@@ -4141,7 +4424,35 @@
                 <w:szCs w:val="19"/>
                 <w:lang w:val="en-US"/>
               </w:rPr>
-              <w:t>PATCH /partner/apps/{app_id}</w:t>
+              <w:t>PATCH /partner/</w:t>
+            </w:r>
+            <w:proofErr w:type="gramStart"/>
+            <w:r>
+              <w:rPr>
+                <w:sz w:val="19"/>
+                <w:szCs w:val="19"/>
+                <w:lang w:val="en-US"/>
+              </w:rPr>
+              <w:t>apps/{</w:t>
+            </w:r>
+            <w:proofErr w:type="spellStart"/>
+            <w:proofErr w:type="gramEnd"/>
+            <w:r>
+              <w:rPr>
+                <w:sz w:val="19"/>
+                <w:szCs w:val="19"/>
+                <w:lang w:val="en-US"/>
+              </w:rPr>
+              <w:t>app_id</w:t>
+            </w:r>
+            <w:proofErr w:type="spellEnd"/>
+            <w:r>
+              <w:rPr>
+                <w:sz w:val="19"/>
+                <w:szCs w:val="19"/>
+                <w:lang w:val="en-US"/>
+              </w:rPr>
+              <w:t>}</w:t>
             </w:r>
           </w:p>
         </w:tc>
@@ -4149,7 +4460,7 @@
       <w:tr>
         <w:tc>
           <w:tcPr>
-            <w:tcW w:w="604" w:type="dxa"/>
+            <w:tcW w:w="705" w:type="dxa"/>
           </w:tcPr>
           <w:p>
             <w:r>
@@ -4163,7 +4474,7 @@
         </w:tc>
         <w:tc>
           <w:tcPr>
-            <w:tcW w:w="1663" w:type="dxa"/>
+            <w:tcW w:w="1560" w:type="dxa"/>
           </w:tcPr>
           <w:p>
             <w:r>
@@ -4180,6 +4491,7 @@
             <w:tcW w:w="1140" w:type="dxa"/>
           </w:tcPr>
           <w:p>
+            <w:proofErr w:type="spellStart"/>
             <w:r>
               <w:rPr>
                 <w:sz w:val="19"/>
@@ -4187,11 +4499,12 @@
               </w:rPr>
               <w:t>Should</w:t>
             </w:r>
+            <w:proofErr w:type="spellEnd"/>
           </w:p>
         </w:tc>
         <w:tc>
           <w:tcPr>
-            <w:tcW w:w="2018" w:type="dxa"/>
+            <w:tcW w:w="2025" w:type="dxa"/>
           </w:tcPr>
           <w:p>
             <w:r>
@@ -4199,13 +4512,29 @@
                 <w:sz w:val="19"/>
                 <w:szCs w:val="19"/>
               </w:rPr>
-              <w:t>Código 200 con nuevo secret; el viejo deja de servir</w:t>
+              <w:t xml:space="preserve">Código 200 con nuevo </w:t>
+            </w:r>
+            <w:proofErr w:type="spellStart"/>
+            <w:r>
+              <w:rPr>
+                <w:sz w:val="19"/>
+                <w:szCs w:val="19"/>
+              </w:rPr>
+              <w:t>secret</w:t>
+            </w:r>
+            <w:proofErr w:type="spellEnd"/>
+            <w:r>
+              <w:rPr>
+                <w:sz w:val="19"/>
+                <w:szCs w:val="19"/>
+              </w:rPr>
+              <w:t>; el viejo deja de servir</w:t>
             </w:r>
           </w:p>
         </w:tc>
         <w:tc>
           <w:tcPr>
-            <w:tcW w:w="3205" w:type="dxa"/>
+            <w:tcW w:w="3210" w:type="dxa"/>
           </w:tcPr>
           <w:p>
             <w:pPr>
@@ -4219,7 +4548,53 @@
                 <w:szCs w:val="19"/>
                 <w:lang w:val="en-US"/>
               </w:rPr>
-              <w:t>POST /partner/apps/{app_id}/secrets/rotate</w:t>
+              <w:t>POST /partner/</w:t>
+            </w:r>
+            <w:proofErr w:type="gramStart"/>
+            <w:r>
+              <w:rPr>
+                <w:sz w:val="19"/>
+                <w:szCs w:val="19"/>
+                <w:lang w:val="en-US"/>
+              </w:rPr>
+              <w:t>apps/{</w:t>
+            </w:r>
+            <w:proofErr w:type="spellStart"/>
+            <w:proofErr w:type="gramEnd"/>
+            <w:r>
+              <w:rPr>
+                <w:sz w:val="19"/>
+                <w:szCs w:val="19"/>
+                <w:lang w:val="en-US"/>
+              </w:rPr>
+              <w:t>app_</w:t>
+            </w:r>
+            <w:proofErr w:type="gramStart"/>
+            <w:r>
+              <w:rPr>
+                <w:sz w:val="19"/>
+                <w:szCs w:val="19"/>
+                <w:lang w:val="en-US"/>
+              </w:rPr>
+              <w:t>id</w:t>
+            </w:r>
+            <w:proofErr w:type="spellEnd"/>
+            <w:r>
+              <w:rPr>
+                <w:sz w:val="19"/>
+                <w:szCs w:val="19"/>
+                <w:lang w:val="en-US"/>
+              </w:rPr>
+              <w:t>}/</w:t>
+            </w:r>
+            <w:proofErr w:type="gramEnd"/>
+            <w:r>
+              <w:rPr>
+                <w:sz w:val="19"/>
+                <w:szCs w:val="19"/>
+                <w:lang w:val="en-US"/>
+              </w:rPr>
+              <w:t>secrets/rotate</w:t>
             </w:r>
           </w:p>
         </w:tc>
@@ -4227,7 +4602,7 @@
       <w:tr>
         <w:tc>
           <w:tcPr>
-            <w:tcW w:w="604" w:type="dxa"/>
+            <w:tcW w:w="705" w:type="dxa"/>
           </w:tcPr>
           <w:p>
             <w:r>
@@ -4241,7 +4616,7 @@
         </w:tc>
         <w:tc>
           <w:tcPr>
-            <w:tcW w:w="1663" w:type="dxa"/>
+            <w:tcW w:w="1560" w:type="dxa"/>
           </w:tcPr>
           <w:p>
             <w:r>
@@ -4249,8 +4624,17 @@
                 <w:sz w:val="19"/>
                 <w:szCs w:val="19"/>
               </w:rPr>
-              <w:t>Declarar device_model</w:t>
-            </w:r>
+              <w:t xml:space="preserve">Declarar </w:t>
+            </w:r>
+            <w:proofErr w:type="spellStart"/>
+            <w:r>
+              <w:rPr>
+                <w:sz w:val="19"/>
+                <w:szCs w:val="19"/>
+              </w:rPr>
+              <w:t>device_model</w:t>
+            </w:r>
+            <w:proofErr w:type="spellEnd"/>
           </w:p>
         </w:tc>
         <w:tc>
@@ -4269,7 +4653,7 @@
         </w:tc>
         <w:tc>
           <w:tcPr>
-            <w:tcW w:w="2018" w:type="dxa"/>
+            <w:tcW w:w="2025" w:type="dxa"/>
           </w:tcPr>
           <w:p>
             <w:r>
@@ -4277,13 +4661,22 @@
                 <w:sz w:val="19"/>
                 <w:szCs w:val="19"/>
               </w:rPr>
-              <w:t>Código 201 device_model_id</w:t>
-            </w:r>
+              <w:t xml:space="preserve">Código 201 </w:t>
+            </w:r>
+            <w:proofErr w:type="spellStart"/>
+            <w:r>
+              <w:rPr>
+                <w:sz w:val="19"/>
+                <w:szCs w:val="19"/>
+              </w:rPr>
+              <w:t>device_model_id</w:t>
+            </w:r>
+            <w:proofErr w:type="spellEnd"/>
           </w:p>
         </w:tc>
         <w:tc>
           <w:tcPr>
-            <w:tcW w:w="3205" w:type="dxa"/>
+            <w:tcW w:w="3210" w:type="dxa"/>
           </w:tcPr>
           <w:p>
             <w:pPr>
@@ -4297,7 +4690,53 @@
                 <w:szCs w:val="19"/>
                 <w:lang w:val="en-US"/>
               </w:rPr>
-              <w:t>POST /partner/apps/{app_id}/device-models</w:t>
+              <w:t>POST /partner/</w:t>
+            </w:r>
+            <w:proofErr w:type="gramStart"/>
+            <w:r>
+              <w:rPr>
+                <w:sz w:val="19"/>
+                <w:szCs w:val="19"/>
+                <w:lang w:val="en-US"/>
+              </w:rPr>
+              <w:t>apps/{</w:t>
+            </w:r>
+            <w:proofErr w:type="spellStart"/>
+            <w:proofErr w:type="gramEnd"/>
+            <w:r>
+              <w:rPr>
+                <w:sz w:val="19"/>
+                <w:szCs w:val="19"/>
+                <w:lang w:val="en-US"/>
+              </w:rPr>
+              <w:t>app_</w:t>
+            </w:r>
+            <w:proofErr w:type="gramStart"/>
+            <w:r>
+              <w:rPr>
+                <w:sz w:val="19"/>
+                <w:szCs w:val="19"/>
+                <w:lang w:val="en-US"/>
+              </w:rPr>
+              <w:t>id</w:t>
+            </w:r>
+            <w:proofErr w:type="spellEnd"/>
+            <w:r>
+              <w:rPr>
+                <w:sz w:val="19"/>
+                <w:szCs w:val="19"/>
+                <w:lang w:val="en-US"/>
+              </w:rPr>
+              <w:t>}/</w:t>
+            </w:r>
+            <w:proofErr w:type="gramEnd"/>
+            <w:r>
+              <w:rPr>
+                <w:sz w:val="19"/>
+                <w:szCs w:val="19"/>
+                <w:lang w:val="en-US"/>
+              </w:rPr>
+              <w:t>device-models</w:t>
             </w:r>
           </w:p>
         </w:tc>
@@ -4305,7 +4744,7 @@
       <w:tr>
         <w:tc>
           <w:tcPr>
-            <w:tcW w:w="604" w:type="dxa"/>
+            <w:tcW w:w="705" w:type="dxa"/>
           </w:tcPr>
           <w:p>
             <w:r>
@@ -4319,7 +4758,7 @@
         </w:tc>
         <w:tc>
           <w:tcPr>
-            <w:tcW w:w="1663" w:type="dxa"/>
+            <w:tcW w:w="1560" w:type="dxa"/>
           </w:tcPr>
           <w:p>
             <w:r>
@@ -4347,7 +4786,7 @@
         </w:tc>
         <w:tc>
           <w:tcPr>
-            <w:tcW w:w="2018" w:type="dxa"/>
+            <w:tcW w:w="2025" w:type="dxa"/>
           </w:tcPr>
           <w:p>
             <w:r>
@@ -4355,13 +4794,45 @@
                 <w:sz w:val="19"/>
                 <w:szCs w:val="19"/>
               </w:rPr>
-              <w:t>Código 201 promotion_request_id; notifica a WellQ.</w:t>
+              <w:t xml:space="preserve">Código 201 </w:t>
+            </w:r>
+            <w:proofErr w:type="spellStart"/>
+            <w:r>
+              <w:rPr>
+                <w:sz w:val="19"/>
+                <w:szCs w:val="19"/>
+              </w:rPr>
+              <w:t>promotion_request_id</w:t>
+            </w:r>
+            <w:proofErr w:type="spellEnd"/>
+            <w:r>
+              <w:rPr>
+                <w:sz w:val="19"/>
+                <w:szCs w:val="19"/>
+              </w:rPr>
+              <w:t xml:space="preserve">; notifica a </w:t>
+            </w:r>
+            <w:proofErr w:type="spellStart"/>
+            <w:r>
+              <w:rPr>
+                <w:sz w:val="19"/>
+                <w:szCs w:val="19"/>
+              </w:rPr>
+              <w:t>WellQ</w:t>
+            </w:r>
+            <w:proofErr w:type="spellEnd"/>
+            <w:r>
+              <w:rPr>
+                <w:sz w:val="19"/>
+                <w:szCs w:val="19"/>
+              </w:rPr>
+              <w:t>.</w:t>
             </w:r>
           </w:p>
         </w:tc>
         <w:tc>
           <w:tcPr>
-            <w:tcW w:w="3205" w:type="dxa"/>
+            <w:tcW w:w="3210" w:type="dxa"/>
           </w:tcPr>
           <w:p>
             <w:pPr>
@@ -4375,7 +4846,53 @@
                 <w:szCs w:val="19"/>
                 <w:lang w:val="en-US"/>
               </w:rPr>
-              <w:t>POST /partner/apps/{app_id}/promotion-requests</w:t>
+              <w:t>POST /partner/</w:t>
+            </w:r>
+            <w:proofErr w:type="gramStart"/>
+            <w:r>
+              <w:rPr>
+                <w:sz w:val="19"/>
+                <w:szCs w:val="19"/>
+                <w:lang w:val="en-US"/>
+              </w:rPr>
+              <w:t>apps/{</w:t>
+            </w:r>
+            <w:proofErr w:type="spellStart"/>
+            <w:proofErr w:type="gramEnd"/>
+            <w:r>
+              <w:rPr>
+                <w:sz w:val="19"/>
+                <w:szCs w:val="19"/>
+                <w:lang w:val="en-US"/>
+              </w:rPr>
+              <w:t>app_</w:t>
+            </w:r>
+            <w:proofErr w:type="gramStart"/>
+            <w:r>
+              <w:rPr>
+                <w:sz w:val="19"/>
+                <w:szCs w:val="19"/>
+                <w:lang w:val="en-US"/>
+              </w:rPr>
+              <w:t>id</w:t>
+            </w:r>
+            <w:proofErr w:type="spellEnd"/>
+            <w:r>
+              <w:rPr>
+                <w:sz w:val="19"/>
+                <w:szCs w:val="19"/>
+                <w:lang w:val="en-US"/>
+              </w:rPr>
+              <w:t>}/</w:t>
+            </w:r>
+            <w:proofErr w:type="gramEnd"/>
+            <w:r>
+              <w:rPr>
+                <w:sz w:val="19"/>
+                <w:szCs w:val="19"/>
+                <w:lang w:val="en-US"/>
+              </w:rPr>
+              <w:t>promotion-requests</w:t>
             </w:r>
           </w:p>
         </w:tc>
@@ -4383,7 +4900,7 @@
       <w:tr>
         <w:tc>
           <w:tcPr>
-            <w:tcW w:w="604" w:type="dxa"/>
+            <w:tcW w:w="705" w:type="dxa"/>
           </w:tcPr>
           <w:p>
             <w:r>
@@ -4397,7 +4914,7 @@
         </w:tc>
         <w:tc>
           <w:tcPr>
-            <w:tcW w:w="1663" w:type="dxa"/>
+            <w:tcW w:w="1560" w:type="dxa"/>
           </w:tcPr>
           <w:p>
             <w:r>
@@ -4405,8 +4922,17 @@
                 <w:sz w:val="19"/>
                 <w:szCs w:val="19"/>
               </w:rPr>
-              <w:t>Estado de app</w:t>
-            </w:r>
+              <w:t xml:space="preserve">Estado de </w:t>
+            </w:r>
+            <w:proofErr w:type="gramStart"/>
+            <w:r>
+              <w:rPr>
+                <w:sz w:val="19"/>
+                <w:szCs w:val="19"/>
+              </w:rPr>
+              <w:t>app</w:t>
+            </w:r>
+            <w:proofErr w:type="gramEnd"/>
           </w:p>
         </w:tc>
         <w:tc>
@@ -4425,7 +4951,7 @@
         </w:tc>
         <w:tc>
           <w:tcPr>
-            <w:tcW w:w="2018" w:type="dxa"/>
+            <w:tcW w:w="2025" w:type="dxa"/>
           </w:tcPr>
           <w:p>
             <w:r>
@@ -4433,13 +4959,29 @@
                 <w:sz w:val="19"/>
                 <w:szCs w:val="19"/>
               </w:rPr>
-              <w:t>Código 200 sandbox/producción</w:t>
+              <w:t xml:space="preserve">Código 200 </w:t>
+            </w:r>
+            <w:proofErr w:type="spellStart"/>
+            <w:r>
+              <w:rPr>
+                <w:sz w:val="19"/>
+                <w:szCs w:val="19"/>
+              </w:rPr>
+              <w:t>sandbox</w:t>
+            </w:r>
+            <w:proofErr w:type="spellEnd"/>
+            <w:r>
+              <w:rPr>
+                <w:sz w:val="19"/>
+                <w:szCs w:val="19"/>
+              </w:rPr>
+              <w:t>/producción</w:t>
             </w:r>
           </w:p>
         </w:tc>
         <w:tc>
           <w:tcPr>
-            <w:tcW w:w="3205" w:type="dxa"/>
+            <w:tcW w:w="3210" w:type="dxa"/>
           </w:tcPr>
           <w:p>
             <w:pPr>
@@ -4453,7 +4995,53 @@
                 <w:szCs w:val="19"/>
                 <w:lang w:val="en-US"/>
               </w:rPr>
-              <w:t>GET /partner/apps/{app_id}/status</w:t>
+              <w:t>GET /partner/</w:t>
+            </w:r>
+            <w:proofErr w:type="gramStart"/>
+            <w:r>
+              <w:rPr>
+                <w:sz w:val="19"/>
+                <w:szCs w:val="19"/>
+                <w:lang w:val="en-US"/>
+              </w:rPr>
+              <w:t>apps/{</w:t>
+            </w:r>
+            <w:proofErr w:type="spellStart"/>
+            <w:proofErr w:type="gramEnd"/>
+            <w:r>
+              <w:rPr>
+                <w:sz w:val="19"/>
+                <w:szCs w:val="19"/>
+                <w:lang w:val="en-US"/>
+              </w:rPr>
+              <w:t>app_</w:t>
+            </w:r>
+            <w:proofErr w:type="gramStart"/>
+            <w:r>
+              <w:rPr>
+                <w:sz w:val="19"/>
+                <w:szCs w:val="19"/>
+                <w:lang w:val="en-US"/>
+              </w:rPr>
+              <w:t>id</w:t>
+            </w:r>
+            <w:proofErr w:type="spellEnd"/>
+            <w:r>
+              <w:rPr>
+                <w:sz w:val="19"/>
+                <w:szCs w:val="19"/>
+                <w:lang w:val="en-US"/>
+              </w:rPr>
+              <w:t>}/</w:t>
+            </w:r>
+            <w:proofErr w:type="gramEnd"/>
+            <w:r>
+              <w:rPr>
+                <w:sz w:val="19"/>
+                <w:szCs w:val="19"/>
+                <w:lang w:val="en-US"/>
+              </w:rPr>
+              <w:t>status</w:t>
             </w:r>
           </w:p>
         </w:tc>
@@ -4461,7 +5049,7 @@
       <w:tr>
         <w:tc>
           <w:tcPr>
-            <w:tcW w:w="604" w:type="dxa"/>
+            <w:tcW w:w="705" w:type="dxa"/>
           </w:tcPr>
           <w:p>
             <w:r>
@@ -4475,7 +5063,7 @@
         </w:tc>
         <w:tc>
           <w:tcPr>
-            <w:tcW w:w="1663" w:type="dxa"/>
+            <w:tcW w:w="1560" w:type="dxa"/>
           </w:tcPr>
           <w:p>
             <w:r>
@@ -4483,8 +5071,17 @@
                 <w:sz w:val="19"/>
                 <w:szCs w:val="19"/>
               </w:rPr>
-              <w:t>Consumo de datos por la app</w:t>
-            </w:r>
+              <w:t xml:space="preserve">Consumo de datos por la </w:t>
+            </w:r>
+            <w:proofErr w:type="gramStart"/>
+            <w:r>
+              <w:rPr>
+                <w:sz w:val="19"/>
+                <w:szCs w:val="19"/>
+              </w:rPr>
+              <w:t>app</w:t>
+            </w:r>
+            <w:proofErr w:type="gramEnd"/>
           </w:p>
         </w:tc>
         <w:tc>
@@ -4503,7 +5100,7 @@
         </w:tc>
         <w:tc>
           <w:tcPr>
-            <w:tcW w:w="2018" w:type="dxa"/>
+            <w:tcW w:w="2025" w:type="dxa"/>
           </w:tcPr>
           <w:p>
             <w:r>
@@ -4517,15 +5114,24 @@
         </w:tc>
         <w:tc>
           <w:tcPr>
-            <w:tcW w:w="3205" w:type="dxa"/>
+            <w:tcW w:w="3210" w:type="dxa"/>
           </w:tcPr>
           <w:p>
+            <w:proofErr w:type="spellStart"/>
             <w:r>
               <w:rPr>
                 <w:sz w:val="19"/>
                 <w:szCs w:val="19"/>
               </w:rPr>
-              <w:t>endpoints de datos</w:t>
+              <w:t>endpoints</w:t>
+            </w:r>
+            <w:proofErr w:type="spellEnd"/>
+            <w:r>
+              <w:rPr>
+                <w:sz w:val="19"/>
+                <w:szCs w:val="19"/>
+              </w:rPr>
+              <w:t xml:space="preserve"> de datos</w:t>
             </w:r>
           </w:p>
         </w:tc>
@@ -4540,44 +5146,23 @@
     </w:p>
     <w:p>
       <w:pPr>
-        <w:keepNext/>
-        <w:keepLines/>
-        <w:pBdr>
-          <w:top w:val="nil"/>
-          <w:left w:val="nil"/>
-          <w:bottom w:val="nil"/>
-          <w:right w:val="nil"/>
-          <w:between w:val="nil"/>
-        </w:pBdr>
-        <w:spacing w:before="200" w:after="0"/>
+        <w:pStyle w:val="Ttulo2"/>
         <w:jc w:val="both"/>
         <w:rPr>
-          <w:b/>
-          <w:bCs/>
-          <w:color w:val="4F81BD"/>
-          <w:sz w:val="26"/>
-          <w:szCs w:val="26"/>
-        </w:rPr>
-      </w:pPr>
-      <w:bookmarkStart w:id="17" w:name="_heading=h.2jxsxqh" w:colFirst="0" w:colLast="0"/>
-      <w:bookmarkEnd w:id="17"/>
-      <w:r>
-        <w:rPr>
-          <w:b/>
-          <w:bCs/>
-          <w:color w:val="4F81BD"/>
-          <w:sz w:val="26"/>
-          <w:szCs w:val="26"/>
+          <w:rFonts w:ascii="Calibri" w:eastAsia="Calibri" w:hAnsi="Calibri" w:cs="Calibri"/>
+        </w:rPr>
+      </w:pPr>
+      <w:bookmarkStart w:id="15" w:name="_heading=h.2jxsxqh" w:colFirst="0" w:colLast="0"/>
+      <w:bookmarkEnd w:id="15"/>
+      <w:r>
+        <w:rPr>
+          <w:rFonts w:ascii="Calibri" w:eastAsia="Calibri" w:hAnsi="Calibri" w:cs="Calibri"/>
         </w:rPr>
         <w:t>3.1</w:t>
       </w:r>
       <w:r>
         <w:rPr>
-          <w:b/>
-          <w:bCs/>
-          <w:color w:val="4F81BD"/>
-          <w:sz w:val="26"/>
-          <w:szCs w:val="26"/>
+          <w:rFonts w:ascii="Calibri" w:eastAsia="Calibri" w:hAnsi="Calibri" w:cs="Calibri"/>
         </w:rPr>
         <w:tab/>
         <w:t>Requisitos comunes de las interfaces</w:t>
@@ -4585,44 +5170,23 @@
     </w:p>
     <w:p>
       <w:pPr>
-        <w:keepNext/>
-        <w:pBdr>
-          <w:top w:val="nil"/>
-          <w:left w:val="nil"/>
-          <w:bottom w:val="nil"/>
-          <w:right w:val="nil"/>
-          <w:between w:val="nil"/>
-        </w:pBdr>
-        <w:spacing w:before="240" w:after="60" w:line="240" w:lineRule="auto"/>
-        <w:ind w:left="1287" w:hanging="720"/>
+        <w:pStyle w:val="Ttulo3"/>
         <w:jc w:val="both"/>
         <w:rPr>
-          <w:b/>
-          <w:bCs/>
-          <w:color w:val="548DD4"/>
-          <w:sz w:val="26"/>
-          <w:szCs w:val="26"/>
-        </w:rPr>
-      </w:pPr>
-      <w:bookmarkStart w:id="18" w:name="_heading=h.z337ya" w:colFirst="0" w:colLast="0"/>
-      <w:bookmarkEnd w:id="18"/>
-      <w:r>
-        <w:rPr>
-          <w:b/>
-          <w:bCs/>
-          <w:color w:val="548DD4"/>
-          <w:sz w:val="26"/>
-          <w:szCs w:val="26"/>
+          <w:rFonts w:ascii="Calibri" w:eastAsia="Calibri" w:hAnsi="Calibri" w:cs="Calibri"/>
+        </w:rPr>
+      </w:pPr>
+      <w:bookmarkStart w:id="16" w:name="_heading=h.z337ya" w:colFirst="0" w:colLast="0"/>
+      <w:bookmarkEnd w:id="16"/>
+      <w:r>
+        <w:rPr>
+          <w:rFonts w:ascii="Calibri" w:eastAsia="Calibri" w:hAnsi="Calibri" w:cs="Calibri"/>
         </w:rPr>
         <w:t>3.1.1</w:t>
       </w:r>
       <w:r>
         <w:rPr>
-          <w:b/>
-          <w:bCs/>
-          <w:color w:val="548DD4"/>
-          <w:sz w:val="26"/>
-          <w:szCs w:val="26"/>
+          <w:rFonts w:ascii="Calibri" w:eastAsia="Calibri" w:hAnsi="Calibri" w:cs="Calibri"/>
         </w:rPr>
         <w:tab/>
         <w:t>Interfaces de usuario</w:t>
@@ -4634,7 +5198,15 @@
         <w:jc w:val="both"/>
       </w:pPr>
       <w:r>
-        <w:t>La interfaz es exclusivamente REST/JSON (no hay UI gráfica propia). La consumen:</w:t>
+        <w:t xml:space="preserve">La plataforma será visualmente accesible tanto por los proveedores como </w:t>
+      </w:r>
+      <w:proofErr w:type="spellStart"/>
+      <w:r>
+        <w:t>WellQ</w:t>
+      </w:r>
+      <w:proofErr w:type="spellEnd"/>
+      <w:r>
+        <w:t>, mientras que los clientes no van a notar el cambio entre Spike y la nueva plataforma (es lo esperado).</w:t>
       </w:r>
     </w:p>
     <w:p>
@@ -4647,7 +5219,31 @@
         <w:jc w:val="both"/>
       </w:pPr>
       <w:r>
-        <w:t>La app WellQ (cliente Flutter/Dart) vía endpoints de datos autenticados.</w:t>
+        <w:t xml:space="preserve">La </w:t>
+      </w:r>
+      <w:proofErr w:type="gramStart"/>
+      <w:r>
+        <w:t>app</w:t>
+      </w:r>
+      <w:proofErr w:type="gramEnd"/>
+      <w:r>
+        <w:t xml:space="preserve"> </w:t>
+      </w:r>
+      <w:proofErr w:type="spellStart"/>
+      <w:r>
+        <w:t>WellQ</w:t>
+      </w:r>
+      <w:proofErr w:type="spellEnd"/>
+      <w:r>
+        <w:t xml:space="preserve"> vía </w:t>
+      </w:r>
+      <w:proofErr w:type="spellStart"/>
+      <w:r>
+        <w:t>endpoints</w:t>
+      </w:r>
+      <w:proofErr w:type="spellEnd"/>
+      <w:r>
+        <w:t xml:space="preserve"> de datos autenticados.</w:t>
       </w:r>
     </w:p>
     <w:p>
@@ -4660,7 +5256,36 @@
         <w:jc w:val="both"/>
       </w:pPr>
       <w:r>
-        <w:t>El fabricante, vía el onboarding B2B.</w:t>
+        <w:t xml:space="preserve">UI de coste/uso por </w:t>
+      </w:r>
+      <w:proofErr w:type="gramStart"/>
+      <w:r>
+        <w:t>app</w:t>
+      </w:r>
+      <w:proofErr w:type="gramEnd"/>
+      <w:r>
+        <w:t>, login.</w:t>
+      </w:r>
+    </w:p>
+    <w:p>
+      <w:pPr>
+        <w:numPr>
+          <w:ilvl w:val="0"/>
+          <w:numId w:val="10"/>
+        </w:numPr>
+        <w:spacing w:after="0"/>
+        <w:jc w:val="both"/>
+      </w:pPr>
+      <w:r>
+        <w:t xml:space="preserve">El fabricante, vía el </w:t>
+      </w:r>
+      <w:proofErr w:type="spellStart"/>
+      <w:r>
+        <w:t>onboarding</w:t>
+      </w:r>
+      <w:proofErr w:type="spellEnd"/>
+      <w:r>
+        <w:t xml:space="preserve"> B2B.</w:t>
       </w:r>
     </w:p>
     <w:p>
@@ -4672,7 +5297,23 @@
         <w:jc w:val="both"/>
       </w:pPr>
       <w:r>
-        <w:t>El equipo WellQ, vía endpoints.</w:t>
+        <w:t xml:space="preserve">El equipo </w:t>
+      </w:r>
+      <w:proofErr w:type="spellStart"/>
+      <w:r>
+        <w:t>WellQ</w:t>
+      </w:r>
+      <w:proofErr w:type="spellEnd"/>
+      <w:r>
+        <w:t xml:space="preserve">, vía interfaz visual (control de métricas) y </w:t>
+      </w:r>
+      <w:proofErr w:type="spellStart"/>
+      <w:r>
+        <w:t>endpoints</w:t>
+      </w:r>
+      <w:proofErr w:type="spellEnd"/>
+      <w:r>
+        <w:t>.</w:t>
       </w:r>
     </w:p>
     <w:p>
@@ -4693,45 +5334,24 @@
     </w:p>
     <w:p>
       <w:pPr>
-        <w:keepNext/>
-        <w:pBdr>
-          <w:top w:val="nil"/>
-          <w:left w:val="nil"/>
-          <w:bottom w:val="nil"/>
-          <w:right w:val="nil"/>
-          <w:between w:val="nil"/>
-        </w:pBdr>
-        <w:spacing w:before="240" w:after="60" w:line="240" w:lineRule="auto"/>
-        <w:ind w:left="1287" w:hanging="720"/>
+        <w:pStyle w:val="Ttulo3"/>
         <w:jc w:val="both"/>
         <w:rPr>
-          <w:b/>
-          <w:bCs/>
-          <w:color w:val="548DD4"/>
-          <w:sz w:val="26"/>
-          <w:szCs w:val="26"/>
-        </w:rPr>
-      </w:pPr>
-      <w:bookmarkStart w:id="19" w:name="_heading=h.3j2qqm3" w:colFirst="0" w:colLast="0"/>
-      <w:bookmarkEnd w:id="19"/>
-      <w:r>
-        <w:rPr>
-          <w:b/>
-          <w:bCs/>
-          <w:color w:val="548DD4"/>
-          <w:sz w:val="26"/>
-          <w:szCs w:val="26"/>
+          <w:rFonts w:ascii="Calibri" w:eastAsia="Calibri" w:hAnsi="Calibri" w:cs="Calibri"/>
+        </w:rPr>
+      </w:pPr>
+      <w:bookmarkStart w:id="17" w:name="_heading=h.3j2qqm3" w:colFirst="0" w:colLast="0"/>
+      <w:bookmarkEnd w:id="17"/>
+      <w:r>
+        <w:rPr>
+          <w:rFonts w:ascii="Calibri" w:eastAsia="Calibri" w:hAnsi="Calibri" w:cs="Calibri"/>
         </w:rPr>
         <w:lastRenderedPageBreak/>
         <w:t>3.1.2</w:t>
       </w:r>
       <w:r>
         <w:rPr>
-          <w:b/>
-          <w:bCs/>
-          <w:color w:val="548DD4"/>
-          <w:sz w:val="26"/>
-          <w:szCs w:val="26"/>
+          <w:rFonts w:ascii="Calibri" w:eastAsia="Calibri" w:hAnsi="Calibri" w:cs="Calibri"/>
         </w:rPr>
         <w:tab/>
         <w:t>Interfaces de hardware</w:t>
@@ -4739,10 +5359,35 @@
     </w:p>
     <w:p>
       <w:pPr>
+        <w:ind w:firstLine="720"/>
         <w:jc w:val="both"/>
       </w:pPr>
       <w:r>
-        <w:t>El backend no se conecta físicamente a ningún sensor y se conecta a través de la nube de los fabricantes de wearables. Los dispositivos en alcance son: Whoop, Garmin, Fitbit y Oura (integración nativa) y Ultrahuman (soporte asignado al equipo).</w:t>
+        <w:t xml:space="preserve">La plataforma no se conecta físicamente a ningún sensor y se conecta a través de la nube de los fabricantes de </w:t>
+      </w:r>
+      <w:proofErr w:type="gramStart"/>
+      <w:r>
+        <w:t>wearables</w:t>
+      </w:r>
+      <w:proofErr w:type="gramEnd"/>
+      <w:r>
+        <w:t xml:space="preserve">. Los dispositivos en alcance son: </w:t>
+      </w:r>
+      <w:proofErr w:type="spellStart"/>
+      <w:r>
+        <w:t>Whoop</w:t>
+      </w:r>
+      <w:proofErr w:type="spellEnd"/>
+      <w:r>
+        <w:t xml:space="preserve">, Garmin, Fitbit y Oura (integración nativa) y </w:t>
+      </w:r>
+      <w:proofErr w:type="spellStart"/>
+      <w:r>
+        <w:t>Ultrahuman</w:t>
+      </w:r>
+      <w:proofErr w:type="spellEnd"/>
+      <w:r>
+        <w:t>.</w:t>
       </w:r>
     </w:p>
     <w:p>
@@ -4754,7 +5399,7 @@
     <w:sdt>
       <w:sdtPr>
         <w:tag w:val="goog_rdk_0"/>
-        <w:id w:val="183233595"/>
+        <w:id w:val="862590824"/>
         <w:lock w:val="contentLocked"/>
       </w:sdtPr>
       <w:sdtContent>
@@ -4775,15 +5420,15 @@
             <w:tblLook w:val="0400" w:firstRow="0" w:lastRow="0" w:firstColumn="0" w:lastColumn="0" w:noHBand="0" w:noVBand="1"/>
           </w:tblPr>
           <w:tblGrid>
-            <w:gridCol w:w="1320"/>
-            <w:gridCol w:w="2025"/>
-            <w:gridCol w:w="1590"/>
-            <w:gridCol w:w="3300"/>
+            <w:gridCol w:w="1650"/>
+            <w:gridCol w:w="1515"/>
+            <w:gridCol w:w="2610"/>
+            <w:gridCol w:w="2460"/>
           </w:tblGrid>
           <w:tr>
             <w:tc>
               <w:tcPr>
-                <w:tcW w:w="1320" w:type="dxa"/>
+                <w:tcW w:w="1650" w:type="dxa"/>
                 <w:shd w:val="clear" w:color="auto" w:fill="1F3B5C"/>
               </w:tcPr>
               <w:p>
@@ -4801,7 +5446,7 @@
             </w:tc>
             <w:tc>
               <w:tcPr>
-                <w:tcW w:w="2025" w:type="dxa"/>
+                <w:tcW w:w="1515" w:type="dxa"/>
                 <w:shd w:val="clear" w:color="auto" w:fill="1F3B5C"/>
               </w:tcPr>
               <w:p>
@@ -4824,7 +5469,7 @@
             </w:tc>
             <w:tc>
               <w:tcPr>
-                <w:tcW w:w="1590" w:type="dxa"/>
+                <w:tcW w:w="2610" w:type="dxa"/>
                 <w:shd w:val="clear" w:color="auto" w:fill="1F3B5C"/>
               </w:tcPr>
               <w:p>
@@ -4847,7 +5492,7 @@
             </w:tc>
             <w:tc>
               <w:tcPr>
-                <w:tcW w:w="3300" w:type="dxa"/>
+                <w:tcW w:w="2460" w:type="dxa"/>
                 <w:shd w:val="clear" w:color="auto" w:fill="1F3B5C"/>
               </w:tcPr>
               <w:p>
@@ -4872,7 +5517,7 @@
           <w:tr>
             <w:tc>
               <w:tcPr>
-                <w:tcW w:w="1320" w:type="dxa"/>
+                <w:tcW w:w="1650" w:type="dxa"/>
               </w:tcPr>
               <w:p>
                 <w:r>
@@ -4886,7 +5531,7 @@
             </w:tc>
             <w:tc>
               <w:tcPr>
-                <w:tcW w:w="2025" w:type="dxa"/>
+                <w:tcW w:w="1515" w:type="dxa"/>
               </w:tcPr>
               <w:p>
                 <w:r>
@@ -4900,7 +5545,7 @@
             </w:tc>
             <w:tc>
               <w:tcPr>
-                <w:tcW w:w="1590" w:type="dxa"/>
+                <w:tcW w:w="2610" w:type="dxa"/>
               </w:tcPr>
               <w:p>
                 <w:r>
@@ -4914,7 +5559,7 @@
             </w:tc>
             <w:tc>
               <w:tcPr>
-                <w:tcW w:w="3300" w:type="dxa"/>
+                <w:tcW w:w="2460" w:type="dxa"/>
               </w:tcPr>
               <w:p>
                 <w:r>
@@ -4930,7 +5575,7 @@
           <w:tr>
             <w:tc>
               <w:tcPr>
-                <w:tcW w:w="1320" w:type="dxa"/>
+                <w:tcW w:w="1650" w:type="dxa"/>
               </w:tcPr>
               <w:p>
                 <w:r>
@@ -4944,7 +5589,7 @@
             </w:tc>
             <w:tc>
               <w:tcPr>
-                <w:tcW w:w="2025" w:type="dxa"/>
+                <w:tcW w:w="1515" w:type="dxa"/>
               </w:tcPr>
               <w:p>
                 <w:r>
@@ -4958,7 +5603,7 @@
             </w:tc>
             <w:tc>
               <w:tcPr>
-                <w:tcW w:w="1590" w:type="dxa"/>
+                <w:tcW w:w="2610" w:type="dxa"/>
               </w:tcPr>
               <w:p>
                 <w:r>
@@ -4972,7 +5617,7 @@
             </w:tc>
             <w:tc>
               <w:tcPr>
-                <w:tcW w:w="3300" w:type="dxa"/>
+                <w:tcW w:w="2460" w:type="dxa"/>
               </w:tcPr>
               <w:p>
                 <w:r>
@@ -4988,7 +5633,7 @@
           <w:tr>
             <w:tc>
               <w:tcPr>
-                <w:tcW w:w="1320" w:type="dxa"/>
+                <w:tcW w:w="1650" w:type="dxa"/>
               </w:tcPr>
               <w:p>
                 <w:r>
@@ -5002,7 +5647,7 @@
             </w:tc>
             <w:tc>
               <w:tcPr>
-                <w:tcW w:w="2025" w:type="dxa"/>
+                <w:tcW w:w="1515" w:type="dxa"/>
               </w:tcPr>
               <w:p>
                 <w:r>
@@ -5016,7 +5661,7 @@
             </w:tc>
             <w:tc>
               <w:tcPr>
-                <w:tcW w:w="1590" w:type="dxa"/>
+                <w:tcW w:w="2610" w:type="dxa"/>
               </w:tcPr>
               <w:p>
                 <w:r>
@@ -5030,7 +5675,7 @@
             </w:tc>
             <w:tc>
               <w:tcPr>
-                <w:tcW w:w="3300" w:type="dxa"/>
+                <w:tcW w:w="2460" w:type="dxa"/>
               </w:tcPr>
               <w:p>
                 <w:r>
@@ -5066,51 +5711,30 @@
           <w:szCs w:val="26"/>
         </w:rPr>
       </w:pPr>
-      <w:bookmarkStart w:id="20" w:name="_heading=h.nzpbx8kxzojk" w:colFirst="0" w:colLast="0"/>
-      <w:bookmarkEnd w:id="20"/>
-    </w:p>
-    <w:p>
-      <w:pPr>
-        <w:keepNext/>
-        <w:pBdr>
-          <w:top w:val="nil"/>
-          <w:left w:val="nil"/>
-          <w:bottom w:val="nil"/>
-          <w:right w:val="nil"/>
-          <w:between w:val="nil"/>
-        </w:pBdr>
-        <w:spacing w:before="240" w:after="60" w:line="240" w:lineRule="auto"/>
-        <w:ind w:left="1287" w:hanging="720"/>
+      <w:bookmarkStart w:id="18" w:name="_heading=h.nzpbx8kxzojk" w:colFirst="0" w:colLast="0"/>
+      <w:bookmarkEnd w:id="18"/>
+    </w:p>
+    <w:p>
+      <w:pPr>
+        <w:pStyle w:val="Ttulo3"/>
         <w:jc w:val="both"/>
         <w:rPr>
-          <w:b/>
-          <w:bCs/>
-          <w:color w:val="548DD4"/>
-          <w:sz w:val="26"/>
-          <w:szCs w:val="26"/>
+          <w:rFonts w:ascii="Calibri" w:eastAsia="Calibri" w:hAnsi="Calibri" w:cs="Calibri"/>
           <w:lang w:val="en-US"/>
         </w:rPr>
       </w:pPr>
-      <w:bookmarkStart w:id="21" w:name="_heading=h.1y810tw" w:colFirst="0" w:colLast="0"/>
-      <w:bookmarkEnd w:id="21"/>
-      <w:r>
-        <w:rPr>
-          <w:b/>
-          <w:bCs/>
-          <w:color w:val="548DD4"/>
-          <w:sz w:val="26"/>
-          <w:szCs w:val="26"/>
+      <w:bookmarkStart w:id="19" w:name="_heading=h.1y810tw" w:colFirst="0" w:colLast="0"/>
+      <w:bookmarkEnd w:id="19"/>
+      <w:r>
+        <w:rPr>
+          <w:rFonts w:ascii="Calibri" w:eastAsia="Calibri" w:hAnsi="Calibri" w:cs="Calibri"/>
           <w:lang w:val="en-US"/>
         </w:rPr>
         <w:t>3.1.3</w:t>
       </w:r>
       <w:r>
         <w:rPr>
-          <w:b/>
-          <w:bCs/>
-          <w:color w:val="548DD4"/>
-          <w:sz w:val="26"/>
-          <w:szCs w:val="26"/>
+          <w:rFonts w:ascii="Calibri" w:eastAsia="Calibri" w:hAnsi="Calibri" w:cs="Calibri"/>
           <w:lang w:val="en-US"/>
         </w:rPr>
         <w:tab/>
@@ -5119,7 +5743,6 @@
     </w:p>
     <w:p>
       <w:pPr>
-        <w:ind w:firstLine="720"/>
         <w:jc w:val="both"/>
         <w:rPr>
           <w:b/>
@@ -5133,8 +5756,36 @@
           <w:bCs/>
           <w:lang w:val="en-US"/>
         </w:rPr>
-        <w:t>App móvil WellQ (Flutter/Dart)</w:t>
-      </w:r>
+        <w:t xml:space="preserve">App </w:t>
+      </w:r>
+      <w:proofErr w:type="spellStart"/>
+      <w:r>
+        <w:rPr>
+          <w:b/>
+          <w:bCs/>
+          <w:lang w:val="en-US"/>
+        </w:rPr>
+        <w:t>móvil</w:t>
+      </w:r>
+      <w:proofErr w:type="spellEnd"/>
+      <w:r>
+        <w:rPr>
+          <w:b/>
+          <w:bCs/>
+          <w:lang w:val="en-US"/>
+        </w:rPr>
+        <w:t xml:space="preserve"> </w:t>
+      </w:r>
+      <w:proofErr w:type="spellStart"/>
+      <w:r>
+        <w:rPr>
+          <w:b/>
+          <w:bCs/>
+          <w:lang w:val="en-US"/>
+        </w:rPr>
+        <w:t>WellQ</w:t>
+      </w:r>
+      <w:proofErr w:type="spellEnd"/>
     </w:p>
     <w:p>
       <w:pPr>
@@ -5146,7 +5797,20 @@
         <w:jc w:val="both"/>
       </w:pPr>
       <w:r>
-        <w:t>Descripción: cliente móvil existente que hoy consume Spike; spike_auth_service.dart implementa la firma HMAC-SHA256.</w:t>
+        <w:t xml:space="preserve">Descripción: cliente móvil existente que hoy consume Spike; </w:t>
+      </w:r>
+      <w:proofErr w:type="spellStart"/>
+      <w:r>
+        <w:t>spike_auth_</w:t>
+      </w:r>
+      <w:proofErr w:type="gramStart"/>
+      <w:r>
+        <w:t>service.dart</w:t>
+      </w:r>
+      <w:proofErr w:type="spellEnd"/>
+      <w:proofErr w:type="gramEnd"/>
+      <w:r>
+        <w:t xml:space="preserve"> implementa la firma HMAC-SHA256.</w:t>
       </w:r>
     </w:p>
     <w:p>
@@ -5159,7 +5823,15 @@
         <w:jc w:val="both"/>
       </w:pPr>
       <w:r>
-        <w:t>Propósito del interfaz: consumir el backend como si fuera Spike para que la app pueda apuntar al servidor del equipo sin cambios.</w:t>
+        <w:t xml:space="preserve">Propósito del interfaz: consumir la plataforma como si fuera Spike para que la </w:t>
+      </w:r>
+      <w:proofErr w:type="gramStart"/>
+      <w:r>
+        <w:t>app</w:t>
+      </w:r>
+      <w:proofErr w:type="gramEnd"/>
+      <w:r>
+        <w:t xml:space="preserve"> pueda apuntar al servidor del equipo sin cambios.</w:t>
       </w:r>
     </w:p>
     <w:p>
@@ -5171,12 +5843,35 @@
         <w:jc w:val="both"/>
       </w:pPr>
       <w:r>
-        <w:t>Definición: peticiones HTTP/JSON sobre HTTPS; auth con Authorization: Bearer &lt;JWT&gt; en todos los endpoints, respuestas JSON con matrices (offsets, durations, values) y códigos HTTP estándar (200/401/403/404).</w:t>
-      </w:r>
-    </w:p>
-    <w:p>
-      <w:pPr>
-        <w:ind w:firstLine="720"/>
+        <w:t xml:space="preserve">Definición: peticiones HTTP/JSON sobre HTTPS; </w:t>
+      </w:r>
+      <w:proofErr w:type="spellStart"/>
+      <w:r>
+        <w:t>auth</w:t>
+      </w:r>
+      <w:proofErr w:type="spellEnd"/>
+      <w:r>
+        <w:t xml:space="preserve"> con </w:t>
+      </w:r>
+      <w:proofErr w:type="spellStart"/>
+      <w:r>
+        <w:t>Authorization</w:t>
+      </w:r>
+      <w:proofErr w:type="spellEnd"/>
+      <w:r>
+        <w:t xml:space="preserve">: Bearer &lt;JWT&gt; en todos los </w:t>
+      </w:r>
+      <w:proofErr w:type="spellStart"/>
+      <w:r>
+        <w:t>endpoints</w:t>
+      </w:r>
+      <w:proofErr w:type="spellEnd"/>
+      <w:r>
+        <w:t>, respuestas JSON con matrices y códigos HTTP estándar (200/401/403/404).</w:t>
+      </w:r>
+    </w:p>
+    <w:p>
+      <w:pPr>
         <w:jc w:val="both"/>
         <w:rPr>
           <w:b/>
@@ -5184,13 +5879,41 @@
           <w:lang w:val="en-US"/>
         </w:rPr>
       </w:pPr>
+      <w:proofErr w:type="spellStart"/>
       <w:r>
         <w:rPr>
           <w:b/>
           <w:bCs/>
           <w:lang w:val="en-US"/>
         </w:rPr>
-        <w:t>Nubes de fabricantes (Fitbit Web API, Whoop API, Oura API, Garmin Connect Developer, Ultrahuman)</w:t>
+        <w:t>Nubes</w:t>
+      </w:r>
+      <w:proofErr w:type="spellEnd"/>
+      <w:r>
+        <w:rPr>
+          <w:b/>
+          <w:bCs/>
+          <w:lang w:val="en-US"/>
+        </w:rPr>
+        <w:t xml:space="preserve"> de </w:t>
+      </w:r>
+      <w:proofErr w:type="spellStart"/>
+      <w:r>
+        <w:rPr>
+          <w:b/>
+          <w:bCs/>
+          <w:lang w:val="en-US"/>
+        </w:rPr>
+        <w:t>fabricantes</w:t>
+      </w:r>
+      <w:proofErr w:type="spellEnd"/>
+      <w:r>
+        <w:rPr>
+          <w:b/>
+          <w:bCs/>
+          <w:lang w:val="en-US"/>
+        </w:rPr>
+        <w:t xml:space="preserve"> (Fitbit Web API, Whoop API, Oura API, Garmin Connect Developer, Ultrahuman)</w:t>
       </w:r>
     </w:p>
     <w:p>
@@ -5210,7 +5933,15 @@
         <w:jc w:val="both"/>
       </w:pPr>
       <w:r>
-        <w:t>Descripción: APIs públicas de cada fabricante.</w:t>
+        <w:t xml:space="preserve">Descripción: </w:t>
+      </w:r>
+      <w:proofErr w:type="spellStart"/>
+      <w:r>
+        <w:t>APIs</w:t>
+      </w:r>
+      <w:proofErr w:type="spellEnd"/>
+      <w:r>
+        <w:t xml:space="preserve"> públicas de cada fabricante.</w:t>
       </w:r>
     </w:p>
     <w:p>
@@ -5249,44 +5980,120 @@
         <w:jc w:val="both"/>
       </w:pPr>
       <w:r>
-        <w:t>Definición: OAuth 2.0 (código de autorización + refresco de token), JSON; el backend traduce los modelos propios de cada fabricante al modelo unificado de métricas canónicas.</w:t>
-      </w:r>
-    </w:p>
-    <w:p>
-      <w:pPr>
-        <w:pBdr>
-          <w:top w:val="nil"/>
-          <w:left w:val="nil"/>
-          <w:bottom w:val="nil"/>
-          <w:right w:val="nil"/>
-          <w:between w:val="nil"/>
-        </w:pBdr>
+        <w:t xml:space="preserve">Definición: OAuth 2.0 (código de autorización + refresco de token), JSON; la plataforma traduce los modelos propios de cada fabricante al modelo unificado, normalizando las métricas y </w:t>
+      </w:r>
+      <w:proofErr w:type="spellStart"/>
+      <w:r>
+        <w:t>exponiendolas</w:t>
+      </w:r>
+      <w:proofErr w:type="spellEnd"/>
+      <w:r>
+        <w:t xml:space="preserve"> en la plataforma para </w:t>
+      </w:r>
+      <w:proofErr w:type="spellStart"/>
+      <w:r>
+        <w:t>WellQ</w:t>
+      </w:r>
+      <w:proofErr w:type="spellEnd"/>
+      <w:r>
+        <w:t xml:space="preserve"> o los proveedores.</w:t>
+      </w:r>
+    </w:p>
+    <w:p>
+      <w:pPr>
         <w:jc w:val="both"/>
-      </w:pPr>
-    </w:p>
-    <w:p>
-      <w:pPr>
-        <w:pBdr>
-          <w:top w:val="nil"/>
-          <w:left w:val="nil"/>
-          <w:bottom w:val="nil"/>
-          <w:right w:val="nil"/>
-          <w:between w:val="nil"/>
-        </w:pBdr>
-        <w:jc w:val="both"/>
-      </w:pPr>
-    </w:p>
-    <w:p>
-      <w:pPr>
-        <w:ind w:firstLine="720"/>
-        <w:jc w:val="both"/>
-      </w:pPr>
-      <w:r>
         <w:rPr>
           <w:b/>
           <w:bCs/>
         </w:rPr>
-        <w:lastRenderedPageBreak/>
+      </w:pPr>
+      <w:r>
+        <w:rPr>
+          <w:b/>
+          <w:bCs/>
+        </w:rPr>
+        <w:t>Sitio web de gestión</w:t>
+      </w:r>
+    </w:p>
+    <w:p>
+      <w:pPr>
+        <w:numPr>
+          <w:ilvl w:val="0"/>
+          <w:numId w:val="12"/>
+        </w:numPr>
+        <w:spacing w:after="0"/>
+        <w:jc w:val="both"/>
+      </w:pPr>
+      <w:r>
+        <w:t xml:space="preserve">Descripción: Interfaz de gestión para la plataforma de </w:t>
+      </w:r>
+      <w:proofErr w:type="spellStart"/>
+      <w:r>
+        <w:t>APIs</w:t>
+      </w:r>
+      <w:proofErr w:type="spellEnd"/>
+      <w:r>
+        <w:t xml:space="preserve"> de </w:t>
+      </w:r>
+      <w:proofErr w:type="spellStart"/>
+      <w:r>
+        <w:t>WellQ</w:t>
+      </w:r>
+      <w:proofErr w:type="spellEnd"/>
+      <w:r>
+        <w:t>.</w:t>
+      </w:r>
+    </w:p>
+    <w:p>
+      <w:pPr>
+        <w:numPr>
+          <w:ilvl w:val="0"/>
+          <w:numId w:val="12"/>
+        </w:numPr>
+        <w:spacing w:after="0"/>
+        <w:jc w:val="both"/>
+      </w:pPr>
+      <w:r>
+        <w:t xml:space="preserve">Propósito del interfaz: Gestionar las </w:t>
+      </w:r>
+      <w:proofErr w:type="spellStart"/>
+      <w:r>
+        <w:t>APIs</w:t>
+      </w:r>
+      <w:proofErr w:type="spellEnd"/>
+      <w:r>
+        <w:t xml:space="preserve"> de los fabricantes y visualizar costes asociados.</w:t>
+      </w:r>
+    </w:p>
+    <w:p>
+      <w:pPr>
+        <w:numPr>
+          <w:ilvl w:val="0"/>
+          <w:numId w:val="12"/>
+        </w:numPr>
+        <w:spacing w:after="0"/>
+        <w:jc w:val="both"/>
+      </w:pPr>
+      <w:r>
+        <w:t>Definición: Interfaz web; la plataforma permite visualizar métricas por API del fabricante.</w:t>
+      </w:r>
+    </w:p>
+    <w:p>
+      <w:pPr>
+        <w:spacing w:after="0"/>
+        <w:ind w:left="720"/>
+        <w:jc w:val="both"/>
+      </w:pPr>
+    </w:p>
+    <w:p>
+      <w:pPr>
+        <w:jc w:val="both"/>
+      </w:pPr>
+      <w:r>
+        <w:rPr>
+          <w:b/>
+          <w:bCs/>
+        </w:rPr>
         <w:t>Base de datos PostgreSQL</w:t>
       </w:r>
     </w:p>
@@ -5327,7 +6134,47 @@
         <w:jc w:val="both"/>
       </w:pPr>
       <w:r>
-        <w:t>Propósito del interfaz: persistir el estado que las consultas (timeseries, workouts, sleeps, records, statistics) deben devolver.</w:t>
+        <w:t>Propósito del interfaz: persistir el estado que las consultas (</w:t>
+      </w:r>
+      <w:proofErr w:type="spellStart"/>
+      <w:r>
+        <w:t>timeseries</w:t>
+      </w:r>
+      <w:proofErr w:type="spellEnd"/>
+      <w:r>
+        <w:t xml:space="preserve">, </w:t>
+      </w:r>
+      <w:proofErr w:type="spellStart"/>
+      <w:r>
+        <w:t>workouts</w:t>
+      </w:r>
+      <w:proofErr w:type="spellEnd"/>
+      <w:r>
+        <w:t xml:space="preserve">, </w:t>
+      </w:r>
+      <w:proofErr w:type="spellStart"/>
+      <w:r>
+        <w:t>sleeps</w:t>
+      </w:r>
+      <w:proofErr w:type="spellEnd"/>
+      <w:r>
+        <w:t xml:space="preserve">, </w:t>
+      </w:r>
+      <w:proofErr w:type="spellStart"/>
+      <w:r>
+        <w:t>records</w:t>
+      </w:r>
+      <w:proofErr w:type="spellEnd"/>
+      <w:r>
+        <w:t xml:space="preserve">, </w:t>
+      </w:r>
+      <w:proofErr w:type="spellStart"/>
+      <w:r>
+        <w:t>statistics</w:t>
+      </w:r>
+      <w:proofErr w:type="spellEnd"/>
+      <w:r>
+        <w:t>) deben devolver.</w:t>
       </w:r>
     </w:p>
     <w:p>
@@ -5346,12 +6193,35 @@
         <w:jc w:val="both"/>
       </w:pPr>
       <w:r>
-        <w:t>Definición: SQL vía ORM de FastAPI; tablas con timestamps UTC, record_id único por proveedor y campos por cada métrica.</w:t>
-      </w:r>
-    </w:p>
-    <w:p>
-      <w:pPr>
-        <w:ind w:firstLine="720"/>
+        <w:t xml:space="preserve">Definición: SQL vía ORM de </w:t>
+      </w:r>
+      <w:proofErr w:type="spellStart"/>
+      <w:r>
+        <w:t>FastAPI</w:t>
+      </w:r>
+      <w:proofErr w:type="spellEnd"/>
+      <w:r>
+        <w:t xml:space="preserve">; tablas con </w:t>
+      </w:r>
+      <w:proofErr w:type="spellStart"/>
+      <w:r>
+        <w:t>timestamps</w:t>
+      </w:r>
+      <w:proofErr w:type="spellEnd"/>
+      <w:r>
+        <w:t xml:space="preserve"> UTC, </w:t>
+      </w:r>
+      <w:proofErr w:type="spellStart"/>
+      <w:r>
+        <w:t>record_id</w:t>
+      </w:r>
+      <w:proofErr w:type="spellEnd"/>
+      <w:r>
+        <w:t xml:space="preserve"> único por proveedor y campos por cada métrica.</w:t>
+      </w:r>
+    </w:p>
+    <w:p>
+      <w:pPr>
         <w:jc w:val="both"/>
       </w:pPr>
       <w:r>
@@ -5359,7 +6229,23 @@
           <w:b/>
           <w:bCs/>
         </w:rPr>
-        <w:t>Herramientas de documentación y pruebas: OpenAPI/Swagger UI y Postman</w:t>
+        <w:t xml:space="preserve">Herramientas de documentación y pruebas: </w:t>
+      </w:r>
+      <w:proofErr w:type="spellStart"/>
+      <w:r>
+        <w:rPr>
+          <w:b/>
+          <w:bCs/>
+        </w:rPr>
+        <w:t>OpenAPI</w:t>
+      </w:r>
+      <w:proofErr w:type="spellEnd"/>
+      <w:r>
+        <w:rPr>
+          <w:b/>
+          <w:bCs/>
+        </w:rPr>
+        <w:t>/Swagger UI y Postman</w:t>
       </w:r>
     </w:p>
     <w:p>
@@ -5371,65 +6257,36 @@
         <w:jc w:val="both"/>
       </w:pPr>
       <w:r>
-        <w:t>Propósito del interfaz: servir de contrato entre el backend y la app sin depender de Spike.</w:t>
-      </w:r>
-    </w:p>
-    <w:p>
-      <w:pPr>
-        <w:pBdr>
-          <w:top w:val="nil"/>
-          <w:left w:val="nil"/>
-          <w:bottom w:val="nil"/>
-          <w:right w:val="nil"/>
-          <w:between w:val="nil"/>
-        </w:pBdr>
-        <w:ind w:left="720"/>
+        <w:t xml:space="preserve">Propósito del interfaz: servir de contrato entre la plataforma y la </w:t>
+      </w:r>
+      <w:proofErr w:type="gramStart"/>
+      <w:r>
+        <w:t>app</w:t>
+      </w:r>
+      <w:proofErr w:type="gramEnd"/>
+      <w:r>
+        <w:t xml:space="preserve"> sin depender de Spike.</w:t>
+      </w:r>
+    </w:p>
+    <w:p>
+      <w:pPr>
+        <w:pStyle w:val="Ttulo3"/>
         <w:jc w:val="both"/>
         <w:rPr>
-          <w:color w:val="FF0000"/>
-        </w:rPr>
-      </w:pPr>
-    </w:p>
-    <w:p>
-      <w:pPr>
-        <w:keepNext/>
-        <w:pBdr>
-          <w:top w:val="nil"/>
-          <w:left w:val="nil"/>
-          <w:bottom w:val="nil"/>
-          <w:right w:val="nil"/>
-          <w:between w:val="nil"/>
-        </w:pBdr>
-        <w:spacing w:before="240" w:after="60" w:line="240" w:lineRule="auto"/>
-        <w:ind w:left="1287" w:hanging="720"/>
-        <w:jc w:val="both"/>
-        <w:rPr>
-          <w:b/>
-          <w:bCs/>
-          <w:color w:val="548DD4"/>
-          <w:sz w:val="26"/>
-          <w:szCs w:val="26"/>
-        </w:rPr>
-      </w:pPr>
-      <w:bookmarkStart w:id="22" w:name="_heading=h.4i7ojhp" w:colFirst="0" w:colLast="0"/>
-      <w:bookmarkEnd w:id="22"/>
-      <w:r>
-        <w:rPr>
-          <w:b/>
-          <w:bCs/>
-          <w:color w:val="548DD4"/>
-          <w:sz w:val="26"/>
-          <w:szCs w:val="26"/>
+          <w:rFonts w:ascii="Calibri" w:eastAsia="Calibri" w:hAnsi="Calibri" w:cs="Calibri"/>
+        </w:rPr>
+      </w:pPr>
+      <w:bookmarkStart w:id="20" w:name="_heading=h.4i7ojhp" w:colFirst="0" w:colLast="0"/>
+      <w:bookmarkEnd w:id="20"/>
+      <w:r>
+        <w:rPr>
+          <w:rFonts w:ascii="Calibri" w:eastAsia="Calibri" w:hAnsi="Calibri" w:cs="Calibri"/>
         </w:rPr>
         <w:t>3.1.4</w:t>
       </w:r>
       <w:r>
         <w:rPr>
-          <w:b/>
-          <w:bCs/>
-          <w:color w:val="548DD4"/>
-          <w:sz w:val="26"/>
-          <w:szCs w:val="26"/>
+          <w:rFonts w:ascii="Calibri" w:eastAsia="Calibri" w:hAnsi="Calibri" w:cs="Calibri"/>
         </w:rPr>
         <w:tab/>
         <w:t>Interfaces de comunicación</w:t>
@@ -5456,7 +6313,23 @@
           <w:b/>
           <w:bCs/>
         </w:rPr>
-        <w:t>Mensajes de datos (consumo por la app).</w:t>
+        <w:t xml:space="preserve">Mensajes de datos (consumo por la </w:t>
+      </w:r>
+      <w:proofErr w:type="gramStart"/>
+      <w:r>
+        <w:rPr>
+          <w:b/>
+          <w:bCs/>
+        </w:rPr>
+        <w:t>app</w:t>
+      </w:r>
+      <w:proofErr w:type="gramEnd"/>
+      <w:r>
+        <w:rPr>
+          <w:b/>
+          <w:bCs/>
+        </w:rPr>
+        <w:t>).</w:t>
       </w:r>
       <w:r>
         <w:t xml:space="preserve"> Son los que replican a Spike. Cada consulta lleva el Bearer JWT y devuelve métricas canónicas normalizadas:</w:t>
@@ -5471,8 +6344,61 @@
         <w:spacing w:after="0"/>
         <w:jc w:val="both"/>
       </w:pPr>
-      <w:r>
-        <w:t>timeseries: arrays paralelos de offsets, durations y values para heartrate / steps.</w:t>
+      <w:proofErr w:type="spellStart"/>
+      <w:r>
+        <w:t>timeseries</w:t>
+      </w:r>
+      <w:proofErr w:type="spellEnd"/>
+      <w:r>
+        <w:t xml:space="preserve">: </w:t>
+      </w:r>
+      <w:proofErr w:type="spellStart"/>
+      <w:r>
+        <w:t>arrays</w:t>
+      </w:r>
+      <w:proofErr w:type="spellEnd"/>
+      <w:r>
+        <w:t xml:space="preserve"> paralelos de </w:t>
+      </w:r>
+      <w:proofErr w:type="spellStart"/>
+      <w:r>
+        <w:t>offsets</w:t>
+      </w:r>
+      <w:proofErr w:type="spellEnd"/>
+      <w:r>
+        <w:t xml:space="preserve">, </w:t>
+      </w:r>
+      <w:proofErr w:type="spellStart"/>
+      <w:r>
+        <w:t>durations</w:t>
+      </w:r>
+      <w:proofErr w:type="spellEnd"/>
+      <w:r>
+        <w:t xml:space="preserve"> y </w:t>
+      </w:r>
+      <w:proofErr w:type="spellStart"/>
+      <w:r>
+        <w:t>values</w:t>
+      </w:r>
+      <w:proofErr w:type="spellEnd"/>
+      <w:r>
+        <w:t xml:space="preserve"> para </w:t>
+      </w:r>
+      <w:proofErr w:type="spellStart"/>
+      <w:r>
+        <w:t>heartrate</w:t>
+      </w:r>
+      <w:proofErr w:type="spellEnd"/>
+      <w:r>
+        <w:t xml:space="preserve"> / </w:t>
+      </w:r>
+      <w:proofErr w:type="spellStart"/>
+      <w:r>
+        <w:t>steps</w:t>
+      </w:r>
+      <w:proofErr w:type="spellEnd"/>
+      <w:r>
+        <w:t>.</w:t>
       </w:r>
     </w:p>
     <w:p>
@@ -5484,8 +6410,13 @@
         <w:spacing w:after="0"/>
         <w:jc w:val="both"/>
       </w:pPr>
-      <w:r>
-        <w:t>workouts: historial con tipo, duración, calorías y FC promedio.</w:t>
+      <w:proofErr w:type="spellStart"/>
+      <w:r>
+        <w:t>workouts</w:t>
+      </w:r>
+      <w:proofErr w:type="spellEnd"/>
+      <w:r>
+        <w:t>: historial con tipo, duración, calorías y FC promedio.</w:t>
       </w:r>
     </w:p>
     <w:p>
@@ -5497,8 +6428,13 @@
         <w:spacing w:after="0"/>
         <w:jc w:val="both"/>
       </w:pPr>
-      <w:r>
-        <w:t>sleeps: fases (profundo, ligero, REM, despierto) con fechas en zona horaria local.</w:t>
+      <w:proofErr w:type="spellStart"/>
+      <w:r>
+        <w:t>sleeps</w:t>
+      </w:r>
+      <w:proofErr w:type="spellEnd"/>
+      <w:r>
+        <w:t>: fases (profundo, ligero, REM, despierto) con fechas en zona horaria local.</w:t>
       </w:r>
     </w:p>
     <w:p>
@@ -5510,8 +6446,21 @@
         <w:spacing w:after="40"/>
         <w:jc w:val="both"/>
       </w:pPr>
-      <w:r>
-        <w:t>records / statistics: registros y estadísticas por intervalo y diarias.</w:t>
+      <w:proofErr w:type="spellStart"/>
+      <w:r>
+        <w:t>records</w:t>
+      </w:r>
+      <w:proofErr w:type="spellEnd"/>
+      <w:r>
+        <w:t xml:space="preserve"> / </w:t>
+      </w:r>
+      <w:proofErr w:type="spellStart"/>
+      <w:r>
+        <w:t>statistics</w:t>
+      </w:r>
+      <w:proofErr w:type="spellEnd"/>
+      <w:r>
+        <w:t>: registros y estadísticas por intervalo y diarias.</w:t>
       </w:r>
     </w:p>
     <w:p>
@@ -5525,10 +6474,103 @@
           <w:b/>
           <w:bCs/>
         </w:rPr>
-        <w:t xml:space="preserve">Mensajes de onboarding B2B (fabricante → WellQ). </w:t>
-      </w:r>
-      <w:r>
-        <w:t>Cada paso devuelve identificadores que el fabricante persiste para el siguiente paso: developer_id, portal_token, app_id/client_id/secret, device_model_id, promotion_request_id.</w:t>
+        <w:t xml:space="preserve">Mensajes de </w:t>
+      </w:r>
+      <w:proofErr w:type="spellStart"/>
+      <w:r>
+        <w:rPr>
+          <w:b/>
+          <w:bCs/>
+        </w:rPr>
+        <w:t>onboarding</w:t>
+      </w:r>
+      <w:proofErr w:type="spellEnd"/>
+      <w:r>
+        <w:rPr>
+          <w:b/>
+          <w:bCs/>
+        </w:rPr>
+        <w:t xml:space="preserve"> B2B (fabricante → </w:t>
+      </w:r>
+      <w:proofErr w:type="spellStart"/>
+      <w:r>
+        <w:rPr>
+          <w:b/>
+          <w:bCs/>
+        </w:rPr>
+        <w:t>WellQ</w:t>
+      </w:r>
+      <w:proofErr w:type="spellEnd"/>
+      <w:r>
+        <w:rPr>
+          <w:b/>
+          <w:bCs/>
+        </w:rPr>
+        <w:t xml:space="preserve">). </w:t>
+      </w:r>
+      <w:r>
+        <w:t xml:space="preserve">Cada paso devuelve identificadores que el fabricante persiste para el siguiente paso: </w:t>
+      </w:r>
+      <w:proofErr w:type="spellStart"/>
+      <w:r>
+        <w:t>developer_id</w:t>
+      </w:r>
+      <w:proofErr w:type="spellEnd"/>
+      <w:r>
+        <w:t xml:space="preserve">, </w:t>
+      </w:r>
+      <w:proofErr w:type="spellStart"/>
+      <w:r>
+        <w:t>portal_token</w:t>
+      </w:r>
+      <w:proofErr w:type="spellEnd"/>
+      <w:r>
+        <w:t xml:space="preserve">, </w:t>
+      </w:r>
+      <w:proofErr w:type="spellStart"/>
+      <w:proofErr w:type="gramStart"/>
+      <w:r>
+        <w:t>app</w:t>
+      </w:r>
+      <w:proofErr w:type="gramEnd"/>
+      <w:r>
+        <w:t>_id</w:t>
+      </w:r>
+      <w:proofErr w:type="spellEnd"/>
+      <w:r>
+        <w:t>/</w:t>
+      </w:r>
+      <w:proofErr w:type="spellStart"/>
+      <w:r>
+        <w:t>client_id</w:t>
+      </w:r>
+      <w:proofErr w:type="spellEnd"/>
+      <w:r>
+        <w:t>/</w:t>
+      </w:r>
+      <w:proofErr w:type="spellStart"/>
+      <w:r>
+        <w:t>secret</w:t>
+      </w:r>
+      <w:proofErr w:type="spellEnd"/>
+      <w:r>
+        <w:t xml:space="preserve">, </w:t>
+      </w:r>
+      <w:proofErr w:type="spellStart"/>
+      <w:r>
+        <w:t>device_model_id</w:t>
+      </w:r>
+      <w:proofErr w:type="spellEnd"/>
+      <w:r>
+        <w:t xml:space="preserve">, </w:t>
+      </w:r>
+      <w:proofErr w:type="spellStart"/>
+      <w:r>
+        <w:t>promotion_request_id</w:t>
+      </w:r>
+      <w:proofErr w:type="spellEnd"/>
+      <w:r>
+        <w:t>.</w:t>
       </w:r>
     </w:p>
     <w:p>
@@ -5545,7 +6587,23 @@
         <w:t>Modelo canónico de datos.</w:t>
       </w:r>
       <w:r>
-        <w:t xml:space="preserve"> Las métricas crudas de cada dispositivo se mapean a un set común (GT, HRV-RMSSD, SpO2, FR y calorías). El mapping se declara por device_model y se aplica en normalización antes de exponer.</w:t>
+        <w:t xml:space="preserve"> Las métricas crudas de cada dispositivo se mapean a un set común (GT, HRV-RMSSD, SpO2, FR y calorías). El </w:t>
+      </w:r>
+      <w:proofErr w:type="spellStart"/>
+      <w:r>
+        <w:t>mapping</w:t>
+      </w:r>
+      <w:proofErr w:type="spellEnd"/>
+      <w:r>
+        <w:t xml:space="preserve"> se declara por </w:t>
+      </w:r>
+      <w:proofErr w:type="spellStart"/>
+      <w:r>
+        <w:t>device_model</w:t>
+      </w:r>
+      <w:proofErr w:type="spellEnd"/>
+      <w:r>
+        <w:t xml:space="preserve"> y se aplica en normalización antes de exponer.</w:t>
       </w:r>
     </w:p>
     <w:p>
@@ -5606,61 +6664,23 @@
     </w:p>
     <w:p>
       <w:pPr>
-        <w:spacing w:after="120"/>
-        <w:ind w:firstLine="720"/>
+        <w:pStyle w:val="Ttulo2"/>
         <w:jc w:val="both"/>
-      </w:pPr>
-    </w:p>
-    <w:p>
-      <w:pPr>
-        <w:jc w:val="both"/>
-        <w:rPr>
-          <w:color w:val="FF0000"/>
-        </w:rPr>
-      </w:pPr>
-    </w:p>
-    <w:p>
-      <w:pPr>
-        <w:keepNext/>
-        <w:keepLines/>
-        <w:pBdr>
-          <w:top w:val="nil"/>
-          <w:left w:val="nil"/>
-          <w:bottom w:val="nil"/>
-          <w:right w:val="nil"/>
-          <w:between w:val="nil"/>
-        </w:pBdr>
-        <w:spacing w:before="200" w:after="0"/>
-        <w:jc w:val="both"/>
-        <w:rPr>
-          <w:rFonts w:ascii="Cambria" w:eastAsia="Cambria" w:hAnsi="Cambria" w:cs="Cambria"/>
-          <w:b/>
-          <w:bCs/>
-          <w:color w:val="FF0000"/>
-          <w:sz w:val="26"/>
-          <w:szCs w:val="26"/>
-        </w:rPr>
-      </w:pPr>
-      <w:bookmarkStart w:id="23" w:name="_heading=h.2xcytpi" w:colFirst="0" w:colLast="0"/>
-      <w:bookmarkEnd w:id="23"/>
-      <w:r>
-        <w:rPr>
-          <w:b/>
-          <w:bCs/>
-          <w:color w:val="4F81BD"/>
-          <w:sz w:val="26"/>
-          <w:szCs w:val="26"/>
-        </w:rPr>
-        <w:lastRenderedPageBreak/>
+        <w:rPr>
+          <w:rFonts w:ascii="Calibri" w:eastAsia="Calibri" w:hAnsi="Calibri" w:cs="Calibri"/>
+        </w:rPr>
+      </w:pPr>
+      <w:bookmarkStart w:id="21" w:name="_heading=h.2xcytpi" w:colFirst="0" w:colLast="0"/>
+      <w:bookmarkEnd w:id="21"/>
+      <w:r>
+        <w:rPr>
+          <w:rFonts w:ascii="Calibri" w:eastAsia="Calibri" w:hAnsi="Calibri" w:cs="Calibri"/>
+        </w:rPr>
         <w:t>3.2</w:t>
       </w:r>
       <w:r>
         <w:rPr>
-          <w:b/>
-          <w:bCs/>
-          <w:color w:val="4F81BD"/>
-          <w:sz w:val="26"/>
-          <w:szCs w:val="26"/>
+          <w:rFonts w:ascii="Calibri" w:eastAsia="Calibri" w:hAnsi="Calibri" w:cs="Calibri"/>
         </w:rPr>
         <w:tab/>
         <w:t>Requisitos funcionales</w:t>
@@ -5677,7 +6697,7 @@
     <w:sdt>
       <w:sdtPr>
         <w:tag w:val="goog_rdk_1"/>
-        <w:id w:val="-342688247"/>
+        <w:id w:val="842700913"/>
         <w:lock w:val="contentLocked"/>
       </w:sdtPr>
       <w:sdtContent>
@@ -5705,6 +6725,9 @@
             <w:gridCol w:w="3205"/>
           </w:tblGrid>
           <w:tr>
+            <w:trPr>
+              <w:trHeight w:val="585"/>
+            </w:trPr>
             <w:tc>
               <w:tcPr>
                 <w:tcW w:w="604" w:type="dxa"/>
@@ -5729,10 +6752,16 @@
                 <w:shd w:val="clear" w:color="auto" w:fill="1F3B5C"/>
               </w:tcPr>
               <w:p>
+                <w:pPr>
+                  <w:rPr>
+                    <w:color w:val="FFFFFF"/>
+                  </w:rPr>
+                </w:pPr>
                 <w:r>
                   <w:rPr>
                     <w:b/>
                     <w:bCs/>
+                    <w:color w:val="FFFFFF"/>
                     <w:sz w:val="19"/>
                     <w:szCs w:val="19"/>
                   </w:rPr>
@@ -5746,10 +6775,16 @@
                 <w:shd w:val="clear" w:color="auto" w:fill="1F3B5C"/>
               </w:tcPr>
               <w:p>
+                <w:pPr>
+                  <w:rPr>
+                    <w:color w:val="FFFFFF"/>
+                  </w:rPr>
+                </w:pPr>
                 <w:r>
                   <w:rPr>
                     <w:b/>
                     <w:bCs/>
+                    <w:color w:val="FFFFFF"/>
                     <w:sz w:val="19"/>
                     <w:szCs w:val="19"/>
                   </w:rPr>
@@ -5763,10 +6798,16 @@
                 <w:shd w:val="clear" w:color="auto" w:fill="1F3B5C"/>
               </w:tcPr>
               <w:p>
+                <w:pPr>
+                  <w:rPr>
+                    <w:color w:val="FFFFFF"/>
+                  </w:rPr>
+                </w:pPr>
                 <w:r>
                   <w:rPr>
                     <w:b/>
                     <w:bCs/>
+                    <w:color w:val="FFFFFF"/>
                     <w:sz w:val="19"/>
                     <w:szCs w:val="19"/>
                   </w:rPr>
@@ -5780,10 +6821,16 @@
                 <w:shd w:val="clear" w:color="auto" w:fill="1F3B5C"/>
               </w:tcPr>
               <w:p>
+                <w:pPr>
+                  <w:rPr>
+                    <w:color w:val="FFFFFF"/>
+                  </w:rPr>
+                </w:pPr>
                 <w:r>
                   <w:rPr>
                     <w:b/>
                     <w:bCs/>
+                    <w:color w:val="FFFFFF"/>
                     <w:sz w:val="19"/>
                     <w:szCs w:val="19"/>
                   </w:rPr>
@@ -5793,6 +6840,9 @@
             </w:tc>
           </w:tr>
           <w:tr>
+            <w:trPr>
+              <w:trHeight w:val="927"/>
+            </w:trPr>
             <w:tc>
               <w:tcPr>
                 <w:tcW w:w="604" w:type="dxa"/>
@@ -5865,6 +6915,9 @@
             </w:tc>
           </w:tr>
           <w:tr>
+            <w:trPr>
+              <w:trHeight w:val="927"/>
+            </w:trPr>
             <w:tc>
               <w:tcPr>
                 <w:tcW w:w="604" w:type="dxa"/>
@@ -5938,7 +6991,7 @@
           </w:tr>
           <w:tr>
             <w:trPr>
-              <w:trHeight w:val="478"/>
+              <w:trHeight w:val="927"/>
             </w:trPr>
             <w:tc>
               <w:tcPr>
@@ -6012,6 +7065,9 @@
             </w:tc>
           </w:tr>
           <w:tr>
+            <w:trPr>
+              <w:trHeight w:val="927"/>
+            </w:trPr>
             <w:tc>
               <w:tcPr>
                 <w:tcW w:w="604" w:type="dxa"/>
@@ -6084,6 +7140,9 @@
             </w:tc>
           </w:tr>
           <w:tr>
+            <w:trPr>
+              <w:trHeight w:val="927"/>
+            </w:trPr>
             <w:tc>
               <w:tcPr>
                 <w:tcW w:w="604" w:type="dxa"/>
@@ -6156,6 +7215,9 @@
             </w:tc>
           </w:tr>
           <w:tr>
+            <w:trPr>
+              <w:trHeight w:val="927"/>
+            </w:trPr>
             <w:tc>
               <w:tcPr>
                 <w:tcW w:w="604" w:type="dxa"/>
@@ -6228,6 +7290,9 @@
             </w:tc>
           </w:tr>
           <w:tr>
+            <w:trPr>
+              <w:trHeight w:val="927"/>
+            </w:trPr>
             <w:tc>
               <w:tcPr>
                 <w:tcW w:w="604" w:type="dxa"/>
@@ -6300,6 +7365,9 @@
             </w:tc>
           </w:tr>
           <w:tr>
+            <w:trPr>
+              <w:trHeight w:val="927"/>
+            </w:trPr>
             <w:tc>
               <w:tcPr>
                 <w:tcW w:w="604" w:type="dxa"/>
@@ -6372,6 +7440,9 @@
             </w:tc>
           </w:tr>
           <w:tr>
+            <w:trPr>
+              <w:trHeight w:val="927"/>
+            </w:trPr>
             <w:tc>
               <w:tcPr>
                 <w:tcW w:w="604" w:type="dxa"/>
@@ -6444,6 +7515,9 @@
             </w:tc>
           </w:tr>
           <w:tr>
+            <w:trPr>
+              <w:trHeight w:val="927"/>
+            </w:trPr>
             <w:tc>
               <w:tcPr>
                 <w:tcW w:w="604" w:type="dxa"/>
@@ -6527,44 +7601,23 @@
     </w:p>
     <w:p>
       <w:pPr>
-        <w:keepNext/>
-        <w:keepLines/>
-        <w:pBdr>
-          <w:top w:val="nil"/>
-          <w:left w:val="nil"/>
-          <w:bottom w:val="nil"/>
-          <w:right w:val="nil"/>
-          <w:between w:val="nil"/>
-        </w:pBdr>
-        <w:spacing w:before="200" w:after="0"/>
+        <w:pStyle w:val="Ttulo2"/>
         <w:jc w:val="both"/>
         <w:rPr>
-          <w:b/>
-          <w:bCs/>
-          <w:color w:val="4F81BD"/>
-          <w:sz w:val="26"/>
-          <w:szCs w:val="26"/>
-        </w:rPr>
-      </w:pPr>
-      <w:bookmarkStart w:id="24" w:name="_heading=h.1ci93xb" w:colFirst="0" w:colLast="0"/>
-      <w:bookmarkEnd w:id="24"/>
-      <w:r>
-        <w:rPr>
-          <w:b/>
-          <w:bCs/>
-          <w:color w:val="4F81BD"/>
-          <w:sz w:val="26"/>
-          <w:szCs w:val="26"/>
+          <w:rFonts w:ascii="Calibri" w:eastAsia="Calibri" w:hAnsi="Calibri" w:cs="Calibri"/>
+        </w:rPr>
+      </w:pPr>
+      <w:bookmarkStart w:id="22" w:name="_heading=h.1ci93xb" w:colFirst="0" w:colLast="0"/>
+      <w:bookmarkEnd w:id="22"/>
+      <w:r>
+        <w:rPr>
+          <w:rFonts w:ascii="Calibri" w:eastAsia="Calibri" w:hAnsi="Calibri" w:cs="Calibri"/>
         </w:rPr>
         <w:t>3.3</w:t>
       </w:r>
       <w:r>
         <w:rPr>
-          <w:b/>
-          <w:bCs/>
-          <w:color w:val="4F81BD"/>
-          <w:sz w:val="26"/>
-          <w:szCs w:val="26"/>
+          <w:rFonts w:ascii="Calibri" w:eastAsia="Calibri" w:hAnsi="Calibri" w:cs="Calibri"/>
         </w:rPr>
         <w:tab/>
         <w:t>Requisitos no funcionales</w:t>
@@ -6572,45 +7625,23 @@
     </w:p>
     <w:p>
       <w:pPr>
-        <w:keepNext/>
-        <w:pBdr>
-          <w:top w:val="nil"/>
-          <w:left w:val="nil"/>
-          <w:bottom w:val="nil"/>
-          <w:right w:val="nil"/>
-          <w:between w:val="nil"/>
-        </w:pBdr>
-        <w:spacing w:before="240" w:after="60" w:line="240" w:lineRule="auto"/>
-        <w:ind w:left="1287" w:hanging="720"/>
+        <w:pStyle w:val="Ttulo3"/>
         <w:jc w:val="both"/>
         <w:rPr>
-          <w:rFonts w:ascii="Cambria" w:eastAsia="Cambria" w:hAnsi="Cambria" w:cs="Cambria"/>
-          <w:b/>
-          <w:bCs/>
-          <w:color w:val="FF0000"/>
-          <w:sz w:val="26"/>
-          <w:szCs w:val="26"/>
-        </w:rPr>
-      </w:pPr>
-      <w:bookmarkStart w:id="25" w:name="_heading=h.3whwml4" w:colFirst="0" w:colLast="0"/>
-      <w:bookmarkEnd w:id="25"/>
-      <w:r>
-        <w:rPr>
-          <w:b/>
-          <w:bCs/>
-          <w:color w:val="548DD4"/>
-          <w:sz w:val="26"/>
-          <w:szCs w:val="26"/>
+          <w:rFonts w:ascii="Calibri" w:eastAsia="Calibri" w:hAnsi="Calibri" w:cs="Calibri"/>
+        </w:rPr>
+      </w:pPr>
+      <w:bookmarkStart w:id="23" w:name="_heading=h.3whwml4" w:colFirst="0" w:colLast="0"/>
+      <w:bookmarkEnd w:id="23"/>
+      <w:r>
+        <w:rPr>
+          <w:rFonts w:ascii="Calibri" w:eastAsia="Calibri" w:hAnsi="Calibri" w:cs="Calibri"/>
         </w:rPr>
         <w:t>3.3.1</w:t>
       </w:r>
       <w:r>
         <w:rPr>
-          <w:b/>
-          <w:bCs/>
-          <w:color w:val="548DD4"/>
-          <w:sz w:val="26"/>
-          <w:szCs w:val="26"/>
+          <w:rFonts w:ascii="Calibri" w:eastAsia="Calibri" w:hAnsi="Calibri" w:cs="Calibri"/>
         </w:rPr>
         <w:tab/>
         <w:t>Requisitos de rendimiento</w:t>
@@ -6626,7 +7657,7 @@
         <w:jc w:val="both"/>
       </w:pPr>
       <w:r>
-        <w:t>Arranque y recuperación tras fallo. Tras un reinicio, el sistema debe estar operativo (aceptando tráfico) en en menos de 30s, sin necesidad de intervención manual.</w:t>
+        <w:t>Arranque y recuperación tras fallo. Tras un reinicio, el sistema debe estar operativo (aceptando tráfico) en menos de 30s, sin necesidad de intervención manual.</w:t>
       </w:r>
     </w:p>
     <w:p>
@@ -6639,7 +7670,15 @@
         <w:jc w:val="both"/>
       </w:pPr>
       <w:r>
-        <w:t>Recibir información de los endpoints debe procesarse en menos de 100ms de tiempo por lote.</w:t>
+        <w:t xml:space="preserve">Recibir información de los </w:t>
+      </w:r>
+      <w:proofErr w:type="spellStart"/>
+      <w:r>
+        <w:t>endpoints</w:t>
+      </w:r>
+      <w:proofErr w:type="spellEnd"/>
+      <w:r>
+        <w:t xml:space="preserve"> debe procesarse en menos de 100ms de tiempo por lote.</w:t>
       </w:r>
     </w:p>
     <w:p>
@@ -6651,49 +7690,37 @@
         <w:jc w:val="both"/>
       </w:pPr>
       <w:r>
-        <w:t>El 95% de las peticiones deben resolverse en &lt; 300ms medidas desde la recepción del request.</w:t>
-      </w:r>
-    </w:p>
-    <w:p>
-      <w:pPr>
-        <w:keepNext/>
-        <w:pBdr>
-          <w:top w:val="nil"/>
-          <w:left w:val="nil"/>
-          <w:bottom w:val="nil"/>
-          <w:right w:val="nil"/>
-          <w:between w:val="nil"/>
-        </w:pBdr>
-        <w:spacing w:before="240" w:after="60" w:line="240" w:lineRule="auto"/>
-        <w:ind w:left="1287" w:hanging="720"/>
+        <w:lastRenderedPageBreak/>
+        <w:t xml:space="preserve">El 95% de las peticiones deben resolverse en &lt; 300ms medidas desde la recepción del </w:t>
+      </w:r>
+      <w:proofErr w:type="spellStart"/>
+      <w:r>
+        <w:t>request</w:t>
+      </w:r>
+      <w:proofErr w:type="spellEnd"/>
+      <w:r>
+        <w:t>.</w:t>
+      </w:r>
+    </w:p>
+    <w:p>
+      <w:pPr>
+        <w:pStyle w:val="Ttulo3"/>
         <w:jc w:val="both"/>
         <w:rPr>
-          <w:b/>
-          <w:bCs/>
-          <w:color w:val="548DD4"/>
-          <w:sz w:val="26"/>
-          <w:szCs w:val="26"/>
-        </w:rPr>
-      </w:pPr>
-      <w:bookmarkStart w:id="26" w:name="_heading=h.2bn6wsx" w:colFirst="0" w:colLast="0"/>
-      <w:bookmarkEnd w:id="26"/>
-      <w:r>
-        <w:rPr>
-          <w:b/>
-          <w:bCs/>
-          <w:color w:val="548DD4"/>
-          <w:sz w:val="26"/>
-          <w:szCs w:val="26"/>
+          <w:rFonts w:ascii="Calibri" w:eastAsia="Calibri" w:hAnsi="Calibri" w:cs="Calibri"/>
+        </w:rPr>
+      </w:pPr>
+      <w:bookmarkStart w:id="24" w:name="_heading=h.2bn6wsx" w:colFirst="0" w:colLast="0"/>
+      <w:bookmarkEnd w:id="24"/>
+      <w:r>
+        <w:rPr>
+          <w:rFonts w:ascii="Calibri" w:eastAsia="Calibri" w:hAnsi="Calibri" w:cs="Calibri"/>
         </w:rPr>
         <w:t>3.3.2</w:t>
       </w:r>
       <w:r>
         <w:rPr>
-          <w:b/>
-          <w:bCs/>
-          <w:color w:val="548DD4"/>
-          <w:sz w:val="26"/>
-          <w:szCs w:val="26"/>
+          <w:rFonts w:ascii="Calibri" w:eastAsia="Calibri" w:hAnsi="Calibri" w:cs="Calibri"/>
         </w:rPr>
         <w:tab/>
         <w:t>Seguridad</w:t>
@@ -6709,7 +7736,15 @@
         <w:jc w:val="both"/>
       </w:pPr>
       <w:r>
-        <w:t>Autenticación de datos: OAuth 2.0 + JWT (el app emite un token con expiración; el backend valida el Bearer en middleware).</w:t>
+        <w:t>Autenticación de datos: OAuth 2.0 + JWT (</w:t>
+      </w:r>
+      <w:proofErr w:type="gramStart"/>
+      <w:r>
+        <w:t>el app</w:t>
+      </w:r>
+      <w:proofErr w:type="gramEnd"/>
+      <w:r>
+        <w:t xml:space="preserve"> emite un token con expiración; la plataforma valida el Bearer).</w:t>
       </w:r>
     </w:p>
     <w:p>
@@ -6722,7 +7757,31 @@
         <w:jc w:val="both"/>
       </w:pPr>
       <w:r>
-        <w:t>Autenticación máquina / onboarding: firma HMAC-SHA256 del application_user_id con clave secreta compartida, intercambiada por token de sesión (portal_token).</w:t>
+        <w:t xml:space="preserve">Autenticación máquina / </w:t>
+      </w:r>
+      <w:proofErr w:type="spellStart"/>
+      <w:r>
+        <w:t>onboarding</w:t>
+      </w:r>
+      <w:proofErr w:type="spellEnd"/>
+      <w:r>
+        <w:t xml:space="preserve">: firma HMAC-SHA256 del </w:t>
+      </w:r>
+      <w:proofErr w:type="spellStart"/>
+      <w:r>
+        <w:t>application_user_id</w:t>
+      </w:r>
+      <w:proofErr w:type="spellEnd"/>
+      <w:r>
+        <w:t xml:space="preserve"> con clave secreta compartida, intercambiada por token de sesión (</w:t>
+      </w:r>
+      <w:proofErr w:type="spellStart"/>
+      <w:r>
+        <w:t>portal_token</w:t>
+      </w:r>
+      <w:proofErr w:type="spellEnd"/>
+      <w:r>
+        <w:t>).</w:t>
       </w:r>
     </w:p>
     <w:p>
@@ -6735,8 +7794,15 @@
         <w:jc w:val="both"/>
       </w:pPr>
       <w:r>
-        <w:lastRenderedPageBreak/>
-        <w:t>Secretos: client_secret y claves se almacenan cifrados; soportan rotación sin downtime.</w:t>
+        <w:t xml:space="preserve">Secretos: </w:t>
+      </w:r>
+      <w:proofErr w:type="spellStart"/>
+      <w:r>
+        <w:t>client_secret</w:t>
+      </w:r>
+      <w:proofErr w:type="spellEnd"/>
+      <w:r>
+        <w:t xml:space="preserve"> y claves se almacenan cifrados; soportan rotación sin caídas.</w:t>
       </w:r>
     </w:p>
     <w:p>
@@ -6749,7 +7815,7 @@
         <w:jc w:val="both"/>
       </w:pPr>
       <w:r>
-        <w:t>Transporte: HTTPS obligatorio en producción.</w:t>
+        <w:t>Transporte: HTTPS obligatorio.</w:t>
       </w:r>
     </w:p>
     <w:p>
@@ -6760,50 +7826,42 @@
         </w:numPr>
         <w:jc w:val="both"/>
       </w:pPr>
-      <w:r>
-        <w:t>Scopes: permisos granulares por app, el backend valida que no se excedan los máximos permitidos.</w:t>
-      </w:r>
-    </w:p>
-    <w:p>
-      <w:pPr>
-        <w:keepNext/>
-        <w:pBdr>
-          <w:top w:val="nil"/>
-          <w:left w:val="nil"/>
-          <w:bottom w:val="nil"/>
-          <w:right w:val="nil"/>
-          <w:between w:val="nil"/>
-        </w:pBdr>
-        <w:spacing w:before="240" w:after="60" w:line="240" w:lineRule="auto"/>
-        <w:ind w:left="1287" w:hanging="720"/>
+      <w:proofErr w:type="spellStart"/>
+      <w:r>
+        <w:t>Scopes</w:t>
+      </w:r>
+      <w:proofErr w:type="spellEnd"/>
+      <w:r>
+        <w:t xml:space="preserve">: permisos granulares por </w:t>
+      </w:r>
+      <w:proofErr w:type="gramStart"/>
+      <w:r>
+        <w:t>app</w:t>
+      </w:r>
+      <w:proofErr w:type="gramEnd"/>
+      <w:r>
+        <w:t>, la plataforma valida que no se excedan los máximos permitidos.</w:t>
+      </w:r>
+    </w:p>
+    <w:p>
+      <w:pPr>
+        <w:pStyle w:val="Ttulo3"/>
         <w:jc w:val="both"/>
         <w:rPr>
-          <w:b/>
-          <w:bCs/>
-          <w:color w:val="548DD4"/>
-          <w:sz w:val="26"/>
-          <w:szCs w:val="26"/>
-        </w:rPr>
-      </w:pPr>
-      <w:bookmarkStart w:id="27" w:name="_heading=h.qsh70q" w:colFirst="0" w:colLast="0"/>
-      <w:bookmarkEnd w:id="27"/>
-      <w:r>
-        <w:rPr>
-          <w:b/>
-          <w:bCs/>
-          <w:color w:val="548DD4"/>
-          <w:sz w:val="26"/>
-          <w:szCs w:val="26"/>
+          <w:rFonts w:ascii="Calibri" w:eastAsia="Calibri" w:hAnsi="Calibri" w:cs="Calibri"/>
+        </w:rPr>
+      </w:pPr>
+      <w:bookmarkStart w:id="25" w:name="_heading=h.qsh70q" w:colFirst="0" w:colLast="0"/>
+      <w:bookmarkEnd w:id="25"/>
+      <w:r>
+        <w:rPr>
+          <w:rFonts w:ascii="Calibri" w:eastAsia="Calibri" w:hAnsi="Calibri" w:cs="Calibri"/>
         </w:rPr>
         <w:t>3.3.3</w:t>
       </w:r>
       <w:r>
         <w:rPr>
-          <w:b/>
-          <w:bCs/>
-          <w:color w:val="548DD4"/>
-          <w:sz w:val="26"/>
-          <w:szCs w:val="26"/>
+          <w:rFonts w:ascii="Calibri" w:eastAsia="Calibri" w:hAnsi="Calibri" w:cs="Calibri"/>
         </w:rPr>
         <w:tab/>
         <w:t>Fiabilidad</w:t>
@@ -6818,8 +7876,13 @@
         <w:spacing w:after="0"/>
         <w:jc w:val="both"/>
       </w:pPr>
-      <w:r>
-        <w:t>Cero pérdida de datos en sincronizaciones exitosas y como máximo 1 incidente no recuperado por mes de desarrollo.</w:t>
+      <w:proofErr w:type="gramStart"/>
+      <w:r>
+        <w:t>Cero pérdida</w:t>
+      </w:r>
+      <w:proofErr w:type="gramEnd"/>
+      <w:r>
+        <w:t xml:space="preserve"> de datos en sincronizaciones exitosas y como máximo 1 incidente no recuperado por mes de desarrollo.</w:t>
       </w:r>
     </w:p>
     <w:p>
@@ -6831,49 +7894,44 @@
         <w:jc w:val="both"/>
       </w:pPr>
       <w:r>
-        <w:t>Los fallos esperados están cubiertos como token expirado a reautenticación, fabricante caído a vínculo que se marque como caído y reintentar en el siguiente sync. Ningún error de un proveedor debe corromper registros de otro proveedor.</w:t>
-      </w:r>
-    </w:p>
-    <w:p>
-      <w:pPr>
-        <w:keepNext/>
-        <w:pBdr>
-          <w:top w:val="nil"/>
-          <w:left w:val="nil"/>
-          <w:bottom w:val="nil"/>
-          <w:right w:val="nil"/>
-          <w:between w:val="nil"/>
-        </w:pBdr>
-        <w:spacing w:before="240" w:after="60" w:line="240" w:lineRule="auto"/>
-        <w:ind w:left="1287" w:hanging="720"/>
+        <w:t xml:space="preserve">Los fallos esperados están cubiertos como token expirado a </w:t>
+      </w:r>
+      <w:proofErr w:type="spellStart"/>
+      <w:r>
+        <w:t>re-autenticación</w:t>
+      </w:r>
+      <w:proofErr w:type="spellEnd"/>
+      <w:r>
+        <w:t xml:space="preserve">, fabricante caído a vínculo que se marque como caído y reintentar en el siguiente </w:t>
+      </w:r>
+      <w:proofErr w:type="spellStart"/>
+      <w:r>
+        <w:t>sync</w:t>
+      </w:r>
+      <w:proofErr w:type="spellEnd"/>
+      <w:r>
+        <w:t>. Ningún error de un proveedor debe corromper registros de otro proveedor.</w:t>
+      </w:r>
+    </w:p>
+    <w:p>
+      <w:pPr>
+        <w:pStyle w:val="Ttulo3"/>
         <w:jc w:val="both"/>
         <w:rPr>
-          <w:b/>
-          <w:bCs/>
-          <w:color w:val="548DD4"/>
-          <w:sz w:val="26"/>
-          <w:szCs w:val="26"/>
-        </w:rPr>
-      </w:pPr>
-      <w:bookmarkStart w:id="28" w:name="_heading=h.3as4poj" w:colFirst="0" w:colLast="0"/>
-      <w:bookmarkEnd w:id="28"/>
-      <w:r>
-        <w:rPr>
-          <w:b/>
-          <w:bCs/>
-          <w:color w:val="548DD4"/>
-          <w:sz w:val="26"/>
-          <w:szCs w:val="26"/>
+          <w:rFonts w:ascii="Calibri" w:eastAsia="Calibri" w:hAnsi="Calibri" w:cs="Calibri"/>
+        </w:rPr>
+      </w:pPr>
+      <w:bookmarkStart w:id="26" w:name="_heading=h.3as4poj" w:colFirst="0" w:colLast="0"/>
+      <w:bookmarkEnd w:id="26"/>
+      <w:r>
+        <w:rPr>
+          <w:rFonts w:ascii="Calibri" w:eastAsia="Calibri" w:hAnsi="Calibri" w:cs="Calibri"/>
         </w:rPr>
         <w:t>3.3.4</w:t>
       </w:r>
       <w:r>
         <w:rPr>
-          <w:b/>
-          <w:bCs/>
-          <w:color w:val="548DD4"/>
-          <w:sz w:val="26"/>
-          <w:szCs w:val="26"/>
+          <w:rFonts w:ascii="Calibri" w:eastAsia="Calibri" w:hAnsi="Calibri" w:cs="Calibri"/>
         </w:rPr>
         <w:tab/>
         <w:t>Disponibilidad</w:t>
@@ -6899,49 +7957,36 @@
         </w:numPr>
       </w:pPr>
       <w:r>
-        <w:t>La app ya asume indisponibilidad breve con un caché de 15 min y reintento único tras 401, así que una caída corta degrada a datos cacheados.</w:t>
-      </w:r>
-    </w:p>
-    <w:p>
-      <w:pPr>
-        <w:keepNext/>
-        <w:pBdr>
-          <w:top w:val="nil"/>
-          <w:left w:val="nil"/>
-          <w:bottom w:val="nil"/>
-          <w:right w:val="nil"/>
-          <w:between w:val="nil"/>
-        </w:pBdr>
-        <w:spacing w:before="240" w:after="60" w:line="240" w:lineRule="auto"/>
-        <w:ind w:left="1287" w:hanging="720"/>
+        <w:t xml:space="preserve">La </w:t>
+      </w:r>
+      <w:proofErr w:type="gramStart"/>
+      <w:r>
+        <w:t>app</w:t>
+      </w:r>
+      <w:proofErr w:type="gramEnd"/>
+      <w:r>
+        <w:t xml:space="preserve"> ya asume indisponibilidad breve con un caché de 15 min y reintento único tras 401, así que una caída corta degrada a datos cacheados.</w:t>
+      </w:r>
+    </w:p>
+    <w:p>
+      <w:pPr>
+        <w:pStyle w:val="Ttulo3"/>
         <w:jc w:val="both"/>
         <w:rPr>
-          <w:b/>
-          <w:bCs/>
-          <w:color w:val="548DD4"/>
-          <w:sz w:val="26"/>
-          <w:szCs w:val="26"/>
-        </w:rPr>
-      </w:pPr>
-      <w:bookmarkStart w:id="29" w:name="_heading=h.1pxezwc" w:colFirst="0" w:colLast="0"/>
-      <w:bookmarkEnd w:id="29"/>
-      <w:r>
-        <w:rPr>
-          <w:b/>
-          <w:bCs/>
-          <w:color w:val="548DD4"/>
-          <w:sz w:val="26"/>
-          <w:szCs w:val="26"/>
+          <w:rFonts w:ascii="Calibri" w:eastAsia="Calibri" w:hAnsi="Calibri" w:cs="Calibri"/>
+        </w:rPr>
+      </w:pPr>
+      <w:bookmarkStart w:id="27" w:name="_heading=h.1pxezwc" w:colFirst="0" w:colLast="0"/>
+      <w:bookmarkEnd w:id="27"/>
+      <w:r>
+        <w:rPr>
+          <w:rFonts w:ascii="Calibri" w:eastAsia="Calibri" w:hAnsi="Calibri" w:cs="Calibri"/>
         </w:rPr>
         <w:t>3.3.5</w:t>
       </w:r>
       <w:r>
         <w:rPr>
-          <w:b/>
-          <w:bCs/>
-          <w:color w:val="548DD4"/>
-          <w:sz w:val="26"/>
-          <w:szCs w:val="26"/>
+          <w:rFonts w:ascii="Calibri" w:eastAsia="Calibri" w:hAnsi="Calibri" w:cs="Calibri"/>
         </w:rPr>
         <w:tab/>
         <w:t>Mantenibilidad</w:t>
@@ -6970,7 +8015,23 @@
         <w:jc w:val="both"/>
       </w:pPr>
       <w:r>
-        <w:t>Auditabilidad: estados (sandbox/producción) y acciones visibles para el equipo WellQ.</w:t>
+        <w:t>Auditabilidad: estados (</w:t>
+      </w:r>
+      <w:proofErr w:type="spellStart"/>
+      <w:r>
+        <w:t>sandbox</w:t>
+      </w:r>
+      <w:proofErr w:type="spellEnd"/>
+      <w:r>
+        <w:t xml:space="preserve">/producción) y acciones visibles para el equipo </w:t>
+      </w:r>
+      <w:proofErr w:type="spellStart"/>
+      <w:r>
+        <w:t>WellQ</w:t>
+      </w:r>
+      <w:proofErr w:type="spellEnd"/>
+      <w:r>
+        <w:t>.</w:t>
       </w:r>
     </w:p>
     <w:p>
@@ -6982,50 +8043,44 @@
         <w:jc w:val="both"/>
       </w:pPr>
       <w:r>
-        <w:t>Despliegue contenedorizado (Docker) sobre hosting gratuito (Render/Railway).</w:t>
-      </w:r>
-    </w:p>
-    <w:p>
-      <w:pPr>
-        <w:keepNext/>
-        <w:pBdr>
-          <w:top w:val="nil"/>
-          <w:left w:val="nil"/>
-          <w:bottom w:val="nil"/>
-          <w:right w:val="nil"/>
-          <w:between w:val="nil"/>
-        </w:pBdr>
-        <w:spacing w:before="240" w:after="60" w:line="240" w:lineRule="auto"/>
-        <w:ind w:left="1287" w:hanging="720"/>
+        <w:t xml:space="preserve">Despliegue </w:t>
+      </w:r>
+      <w:proofErr w:type="spellStart"/>
+      <w:r>
+        <w:t>contenedorizado</w:t>
+      </w:r>
+      <w:proofErr w:type="spellEnd"/>
+      <w:r>
+        <w:t xml:space="preserve"> (Docker) sobre hosting gratuito (Render/</w:t>
+      </w:r>
+      <w:proofErr w:type="spellStart"/>
+      <w:r>
+        <w:t>Railway</w:t>
+      </w:r>
+      <w:proofErr w:type="spellEnd"/>
+      <w:r>
+        <w:t>).</w:t>
+      </w:r>
+    </w:p>
+    <w:p>
+      <w:pPr>
+        <w:pStyle w:val="Ttulo3"/>
         <w:jc w:val="both"/>
         <w:rPr>
-          <w:rFonts w:ascii="Cambria" w:eastAsia="Cambria" w:hAnsi="Cambria" w:cs="Cambria"/>
-          <w:b/>
-          <w:bCs/>
-          <w:color w:val="548DD4"/>
-          <w:sz w:val="26"/>
-          <w:szCs w:val="26"/>
-        </w:rPr>
-      </w:pPr>
-      <w:bookmarkStart w:id="30" w:name="_heading=h.49x2ik5" w:colFirst="0" w:colLast="0"/>
-      <w:bookmarkEnd w:id="30"/>
-      <w:r>
-        <w:rPr>
-          <w:b/>
-          <w:bCs/>
-          <w:color w:val="548DD4"/>
-          <w:sz w:val="26"/>
-          <w:szCs w:val="26"/>
+          <w:rFonts w:ascii="Calibri" w:eastAsia="Calibri" w:hAnsi="Calibri" w:cs="Calibri"/>
+        </w:rPr>
+      </w:pPr>
+      <w:bookmarkStart w:id="28" w:name="_heading=h.49x2ik5" w:colFirst="0" w:colLast="0"/>
+      <w:bookmarkEnd w:id="28"/>
+      <w:r>
+        <w:rPr>
+          <w:rFonts w:ascii="Calibri" w:eastAsia="Calibri" w:hAnsi="Calibri" w:cs="Calibri"/>
         </w:rPr>
         <w:t>3.3.6</w:t>
       </w:r>
       <w:r>
         <w:rPr>
-          <w:b/>
-          <w:bCs/>
-          <w:color w:val="548DD4"/>
-          <w:sz w:val="26"/>
-          <w:szCs w:val="26"/>
+          <w:rFonts w:ascii="Calibri" w:eastAsia="Calibri" w:hAnsi="Calibri" w:cs="Calibri"/>
         </w:rPr>
         <w:tab/>
         <w:t>Portabilidad</w:t>
@@ -7041,8 +8096,13 @@
         <w:jc w:val="both"/>
       </w:pPr>
       <w:r>
-        <w:t>Lenguaje por portabilidad: Python 3 + FastAPI</w:t>
-      </w:r>
+        <w:t xml:space="preserve">Lenguaje por portabilidad: Python 3 + </w:t>
+      </w:r>
+      <w:proofErr w:type="spellStart"/>
+      <w:r>
+        <w:t>FastAPI</w:t>
+      </w:r>
+      <w:proofErr w:type="spellEnd"/>
     </w:p>
     <w:p>
       <w:pPr>
@@ -7068,53 +8128,70 @@
           <w:lang w:val="en-US"/>
         </w:rPr>
       </w:pPr>
+      <w:proofErr w:type="spellStart"/>
       <w:r>
         <w:rPr>
           <w:lang w:val="en-US"/>
         </w:rPr>
-        <w:t>Contrato estable: REST/JSON + OpenAPI.</w:t>
-      </w:r>
-    </w:p>
-    <w:p>
-      <w:pPr>
-        <w:keepNext/>
+        <w:t>Contrato</w:t>
+      </w:r>
+      <w:proofErr w:type="spellEnd"/>
+      <w:r>
+        <w:rPr>
+          <w:lang w:val="en-US"/>
+        </w:rPr>
+        <w:t xml:space="preserve"> </w:t>
+      </w:r>
+      <w:proofErr w:type="spellStart"/>
+      <w:r>
+        <w:rPr>
+          <w:lang w:val="en-US"/>
+        </w:rPr>
+        <w:t>estable</w:t>
+      </w:r>
+      <w:proofErr w:type="spellEnd"/>
+      <w:r>
+        <w:rPr>
+          <w:lang w:val="en-US"/>
+        </w:rPr>
+        <w:t xml:space="preserve">: REST/JSON + </w:t>
+      </w:r>
+      <w:proofErr w:type="spellStart"/>
+      <w:r>
+        <w:rPr>
+          <w:lang w:val="en-US"/>
+        </w:rPr>
+        <w:t>OpenAPI</w:t>
+      </w:r>
+      <w:proofErr w:type="spellEnd"/>
+      <w:r>
+        <w:rPr>
+          <w:lang w:val="en-US"/>
+        </w:rPr>
+        <w:t>.</w:t>
+      </w:r>
+    </w:p>
+    <w:p>
+      <w:pPr>
+        <w:pStyle w:val="Ttulo3"/>
         <w:keepLines/>
-        <w:pBdr>
-          <w:top w:val="nil"/>
-          <w:left w:val="nil"/>
-          <w:bottom w:val="nil"/>
-          <w:right w:val="nil"/>
-          <w:between w:val="nil"/>
-        </w:pBdr>
         <w:spacing w:before="200" w:after="0"/>
         <w:jc w:val="both"/>
         <w:rPr>
-          <w:b/>
-          <w:bCs/>
-          <w:color w:val="4F81BD"/>
-          <w:sz w:val="26"/>
-          <w:szCs w:val="26"/>
-        </w:rPr>
-      </w:pPr>
-      <w:bookmarkStart w:id="31" w:name="_heading=h.2p2csry" w:colFirst="0" w:colLast="0"/>
-      <w:bookmarkEnd w:id="31"/>
-      <w:r>
-        <w:rPr>
-          <w:b/>
-          <w:bCs/>
-          <w:color w:val="4F81BD"/>
-          <w:sz w:val="26"/>
-          <w:szCs w:val="26"/>
+          <w:rFonts w:ascii="Calibri" w:eastAsia="Calibri" w:hAnsi="Calibri" w:cs="Calibri"/>
+        </w:rPr>
+      </w:pPr>
+      <w:bookmarkStart w:id="29" w:name="_heading=h.2p2csry" w:colFirst="0" w:colLast="0"/>
+      <w:bookmarkEnd w:id="29"/>
+      <w:r>
+        <w:rPr>
+          <w:rFonts w:ascii="Calibri" w:eastAsia="Calibri" w:hAnsi="Calibri" w:cs="Calibri"/>
         </w:rPr>
         <w:t>3.4</w:t>
       </w:r>
       <w:r>
         <w:rPr>
-          <w:b/>
-          <w:bCs/>
-          <w:color w:val="4F81BD"/>
-          <w:sz w:val="26"/>
-          <w:szCs w:val="26"/>
+          <w:rFonts w:ascii="Calibri" w:eastAsia="Calibri" w:hAnsi="Calibri" w:cs="Calibri"/>
         </w:rPr>
         <w:tab/>
         <w:t>Otros Requisitos</w:t>
@@ -7155,71 +8232,30 @@
         <w:jc w:val="both"/>
       </w:pPr>
       <w:r>
-        <w:t>Especificación OpenAPI 3.1 publicada en Swagger UI y colección Postman reproducible con entorno configurado</w:t>
-      </w:r>
-    </w:p>
-    <w:p>
-      <w:pPr>
+        <w:t xml:space="preserve">Especificación </w:t>
+      </w:r>
+      <w:proofErr w:type="spellStart"/>
+      <w:r>
+        <w:t>OpenAPI</w:t>
+      </w:r>
+      <w:proofErr w:type="spellEnd"/>
+      <w:r>
+        <w:t xml:space="preserve"> 3.1 publicada en Swagger UI y colección Postman reproducible con entorno configurado</w:t>
+      </w:r>
+    </w:p>
+    <w:p>
+      <w:pPr>
+        <w:pStyle w:val="Ttulo1"/>
         <w:jc w:val="both"/>
         <w:rPr>
-          <w:color w:val="FF0000"/>
-        </w:rPr>
-      </w:pPr>
-    </w:p>
-    <w:p>
-      <w:pPr>
-        <w:jc w:val="both"/>
-        <w:rPr>
-          <w:color w:val="FF0000"/>
-        </w:rPr>
-      </w:pPr>
-    </w:p>
-    <w:p>
-      <w:pPr>
-        <w:jc w:val="both"/>
-        <w:rPr>
-          <w:color w:val="FF0000"/>
-        </w:rPr>
-      </w:pPr>
-    </w:p>
-    <w:p>
-      <w:pPr>
-        <w:jc w:val="both"/>
-        <w:rPr>
-          <w:color w:val="FF0000"/>
-        </w:rPr>
-      </w:pPr>
-    </w:p>
-    <w:p>
-      <w:pPr>
-        <w:keepNext/>
-        <w:keepLines/>
-        <w:pBdr>
-          <w:top w:val="nil"/>
-          <w:left w:val="nil"/>
-          <w:bottom w:val="nil"/>
-          <w:right w:val="nil"/>
-          <w:between w:val="nil"/>
-        </w:pBdr>
-        <w:spacing w:before="480" w:after="0"/>
-        <w:jc w:val="both"/>
-        <w:rPr>
-          <w:b/>
-          <w:bCs/>
-          <w:color w:val="366091"/>
-          <w:sz w:val="28"/>
-          <w:szCs w:val="28"/>
-        </w:rPr>
-      </w:pPr>
-      <w:bookmarkStart w:id="32" w:name="_heading=h.147n2zr" w:colFirst="0" w:colLast="0"/>
-      <w:bookmarkEnd w:id="32"/>
-      <w:r>
-        <w:rPr>
-          <w:b/>
-          <w:bCs/>
-          <w:color w:val="366091"/>
-          <w:sz w:val="28"/>
-          <w:szCs w:val="28"/>
+          <w:rFonts w:ascii="Calibri" w:eastAsia="Calibri" w:hAnsi="Calibri" w:cs="Calibri"/>
+        </w:rPr>
+      </w:pPr>
+      <w:bookmarkStart w:id="30" w:name="_heading=h.147n2zr" w:colFirst="0" w:colLast="0"/>
+      <w:bookmarkEnd w:id="30"/>
+      <w:r>
+        <w:rPr>
+          <w:rFonts w:ascii="Calibri" w:eastAsia="Calibri" w:hAnsi="Calibri" w:cs="Calibri"/>
         </w:rPr>
         <w:lastRenderedPageBreak/>
         <w:t>4. Propuesta de Planificación</w:t>
@@ -7227,39 +8263,17 @@
     </w:p>
     <w:p>
       <w:pPr>
+        <w:pStyle w:val="Ttulo2"/>
         <w:jc w:val="both"/>
-      </w:pPr>
-    </w:p>
-    <w:p>
-      <w:pPr>
-        <w:keepNext/>
-        <w:keepLines/>
-        <w:pBdr>
-          <w:top w:val="nil"/>
-          <w:left w:val="nil"/>
-          <w:bottom w:val="nil"/>
-          <w:right w:val="nil"/>
-          <w:between w:val="nil"/>
-        </w:pBdr>
-        <w:spacing w:before="200" w:after="0"/>
-        <w:jc w:val="both"/>
-        <w:rPr>
-          <w:b/>
-          <w:bCs/>
-          <w:color w:val="4F81BD"/>
-          <w:sz w:val="26"/>
-          <w:szCs w:val="26"/>
-        </w:rPr>
-      </w:pPr>
-      <w:bookmarkStart w:id="33" w:name="_heading=h.3o7alnk" w:colFirst="0" w:colLast="0"/>
-      <w:bookmarkEnd w:id="33"/>
-      <w:r>
-        <w:rPr>
-          <w:b/>
-          <w:bCs/>
-          <w:color w:val="4F81BD"/>
-          <w:sz w:val="26"/>
-          <w:szCs w:val="26"/>
+        <w:rPr>
+          <w:rFonts w:ascii="Calibri" w:eastAsia="Calibri" w:hAnsi="Calibri" w:cs="Calibri"/>
+        </w:rPr>
+      </w:pPr>
+      <w:bookmarkStart w:id="31" w:name="_heading=h.3o7alnk" w:colFirst="0" w:colLast="0"/>
+      <w:bookmarkEnd w:id="31"/>
+      <w:r>
+        <w:rPr>
+          <w:rFonts w:ascii="Calibri" w:eastAsia="Calibri" w:hAnsi="Calibri" w:cs="Calibri"/>
         </w:rPr>
         <w:t>4.1 Descripción general acerca de la Planificación</w:t>
       </w:r>
@@ -7275,35 +8289,18 @@
     </w:p>
     <w:p>
       <w:pPr>
-        <w:keepNext/>
-        <w:pBdr>
-          <w:top w:val="nil"/>
-          <w:left w:val="nil"/>
-          <w:bottom w:val="nil"/>
-          <w:right w:val="nil"/>
-          <w:between w:val="nil"/>
-        </w:pBdr>
-        <w:spacing w:before="240" w:after="60" w:line="240" w:lineRule="auto"/>
-        <w:ind w:left="1287" w:hanging="720"/>
+        <w:pStyle w:val="Ttulo3"/>
+        <w:ind w:left="0" w:firstLine="720"/>
         <w:jc w:val="both"/>
         <w:rPr>
-          <w:rFonts w:ascii="Cambria" w:eastAsia="Cambria" w:hAnsi="Cambria" w:cs="Cambria"/>
-          <w:b/>
-          <w:bCs/>
-          <w:color w:val="548DD4"/>
-          <w:sz w:val="26"/>
-          <w:szCs w:val="26"/>
-        </w:rPr>
-      </w:pPr>
-      <w:bookmarkStart w:id="34" w:name="_heading=h.23ckvvd" w:colFirst="0" w:colLast="0"/>
-      <w:bookmarkEnd w:id="34"/>
-      <w:r>
-        <w:rPr>
-          <w:b/>
-          <w:bCs/>
-          <w:color w:val="548DD4"/>
-          <w:sz w:val="26"/>
-          <w:szCs w:val="26"/>
+          <w:rFonts w:ascii="Calibri" w:eastAsia="Calibri" w:hAnsi="Calibri" w:cs="Calibri"/>
+        </w:rPr>
+      </w:pPr>
+      <w:bookmarkStart w:id="32" w:name="_heading=h.23ckvvd" w:colFirst="0" w:colLast="0"/>
+      <w:bookmarkEnd w:id="32"/>
+      <w:r>
+        <w:rPr>
+          <w:rFonts w:ascii="Calibri" w:eastAsia="Calibri" w:hAnsi="Calibri" w:cs="Calibri"/>
         </w:rPr>
         <w:t>4.1.2 Definición del Equipo de Trabajo (Matriz RACI)</w:t>
       </w:r>
@@ -7311,7 +8308,7 @@
     <w:sdt>
       <w:sdtPr>
         <w:tag w:val="goog_rdk_2"/>
-        <w:id w:val="1272682956"/>
+        <w:id w:val="910744296"/>
         <w:lock w:val="contentLocked"/>
       </w:sdtPr>
       <w:sdtContent>
@@ -7339,6 +8336,9 @@
             <w:gridCol w:w="870"/>
           </w:tblGrid>
           <w:tr>
+            <w:trPr>
+              <w:trHeight w:val="732"/>
+            </w:trPr>
             <w:tc>
               <w:tcPr>
                 <w:tcW w:w="3225" w:type="dxa"/>
@@ -7459,6 +8459,9 @@
             </w:tc>
           </w:tr>
           <w:tr>
+            <w:trPr>
+              <w:trHeight w:val="732"/>
+            </w:trPr>
             <w:tc>
               <w:tcPr>
                 <w:tcW w:w="3225" w:type="dxa"/>
@@ -7554,6 +8557,9 @@
             </w:tc>
           </w:tr>
           <w:tr>
+            <w:trPr>
+              <w:trHeight w:val="732"/>
+            </w:trPr>
             <w:tc>
               <w:tcPr>
                 <w:tcW w:w="3225" w:type="dxa"/>
@@ -7642,6 +8648,9 @@
             </w:tc>
           </w:tr>
           <w:tr>
+            <w:trPr>
+              <w:trHeight w:val="732"/>
+            </w:trPr>
             <w:tc>
               <w:tcPr>
                 <w:tcW w:w="3225" w:type="dxa"/>
@@ -7744,6 +8753,9 @@
             </w:tc>
           </w:tr>
           <w:tr>
+            <w:trPr>
+              <w:trHeight w:val="732"/>
+            </w:trPr>
             <w:tc>
               <w:tcPr>
                 <w:tcW w:w="3225" w:type="dxa"/>
@@ -7760,7 +8772,7 @@
                     <w:sz w:val="20"/>
                     <w:szCs w:val="20"/>
                   </w:rPr>
-                  <w:t>Ingesta de datos de salud funcional e integración nativa de Ultrahuman.</w:t>
+                  <w:t>Ingesta de datos de salud funcional e integración nativa de Whoop y Gazmin.</w:t>
                 </w:r>
               </w:p>
             </w:tc>
@@ -7846,6 +8858,9 @@
             </w:tc>
           </w:tr>
           <w:tr>
+            <w:trPr>
+              <w:trHeight w:val="732"/>
+            </w:trPr>
             <w:tc>
               <w:tcPr>
                 <w:tcW w:w="3225" w:type="dxa"/>
@@ -7862,7 +8877,7 @@
                     <w:sz w:val="20"/>
                     <w:szCs w:val="20"/>
                   </w:rPr>
-                  <w:t>API funcional con integraciones de Fitbit y hltd.</w:t>
+                  <w:t>Integraciones de Fitbit y Oura.</w:t>
                 </w:r>
               </w:p>
             </w:tc>
@@ -7948,6 +8963,9 @@
             </w:tc>
           </w:tr>
           <w:tr>
+            <w:trPr>
+              <w:trHeight w:val="732"/>
+            </w:trPr>
             <w:tc>
               <w:tcPr>
                 <w:tcW w:w="3225" w:type="dxa"/>
@@ -8043,6 +9061,9 @@
             </w:tc>
           </w:tr>
           <w:tr>
+            <w:trPr>
+              <w:trHeight w:val="732"/>
+            </w:trPr>
             <w:tc>
               <w:tcPr>
                 <w:tcW w:w="3225" w:type="dxa"/>
@@ -8059,7 +9080,7 @@
                     <w:sz w:val="20"/>
                     <w:szCs w:val="20"/>
                   </w:rPr>
-                  <w:t>Finalizar código y corregir defectos.</w:t>
+                  <w:t>Desarrollo de la interfaz de gestión y finalización del código.</w:t>
                 </w:r>
               </w:p>
             </w:tc>
@@ -8145,6 +9166,9 @@
             </w:tc>
           </w:tr>
           <w:tr>
+            <w:trPr>
+              <w:trHeight w:val="732"/>
+            </w:trPr>
             <w:tc>
               <w:tcPr>
                 <w:tcW w:w="3225" w:type="dxa"/>
@@ -8258,35 +9282,17 @@
     </w:p>
     <w:p>
       <w:pPr>
-        <w:keepNext/>
-        <w:pBdr>
-          <w:top w:val="nil"/>
-          <w:left w:val="nil"/>
-          <w:bottom w:val="nil"/>
-          <w:right w:val="nil"/>
-          <w:between w:val="nil"/>
-        </w:pBdr>
-        <w:spacing w:before="240" w:after="60" w:line="240" w:lineRule="auto"/>
-        <w:ind w:left="1287" w:hanging="720"/>
+        <w:pStyle w:val="Ttulo3"/>
         <w:jc w:val="both"/>
         <w:rPr>
-          <w:rFonts w:ascii="Cambria" w:eastAsia="Cambria" w:hAnsi="Cambria" w:cs="Cambria"/>
-          <w:b/>
-          <w:bCs/>
-          <w:color w:val="548DD4"/>
-          <w:sz w:val="26"/>
-          <w:szCs w:val="26"/>
-        </w:rPr>
-      </w:pPr>
-      <w:bookmarkStart w:id="35" w:name="_heading=h.ihv636" w:colFirst="0" w:colLast="0"/>
-      <w:bookmarkEnd w:id="35"/>
-      <w:r>
-        <w:rPr>
-          <w:b/>
-          <w:bCs/>
-          <w:color w:val="548DD4"/>
-          <w:sz w:val="26"/>
-          <w:szCs w:val="26"/>
+          <w:rFonts w:ascii="Calibri" w:eastAsia="Calibri" w:hAnsi="Calibri" w:cs="Calibri"/>
+        </w:rPr>
+      </w:pPr>
+      <w:bookmarkStart w:id="33" w:name="_heading=h.ihv636" w:colFirst="0" w:colLast="0"/>
+      <w:bookmarkEnd w:id="33"/>
+      <w:r>
+        <w:rPr>
+          <w:rFonts w:ascii="Calibri" w:eastAsia="Calibri" w:hAnsi="Calibri" w:cs="Calibri"/>
         </w:rPr>
         <w:t>4.1.3 Definición de Actividades principales del Proyecto</w:t>
       </w:r>
@@ -8294,7 +9300,7 @@
     <w:sdt>
       <w:sdtPr>
         <w:tag w:val="goog_rdk_3"/>
-        <w:id w:val="492722916"/>
+        <w:id w:val="-1045498177"/>
         <w:lock w:val="contentLocked"/>
       </w:sdtPr>
       <w:sdtContent>
@@ -8319,6 +9325,9 @@
             <w:gridCol w:w="5460"/>
           </w:tblGrid>
           <w:tr>
+            <w:trPr>
+              <w:trHeight w:val="559"/>
+            </w:trPr>
             <w:tc>
               <w:tcPr>
                 <w:tcW w:w="3330" w:type="dxa"/>
@@ -8366,6 +9375,9 @@
             </w:tc>
           </w:tr>
           <w:tr>
+            <w:trPr>
+              <w:trHeight w:val="559"/>
+            </w:trPr>
             <w:tc>
               <w:tcPr>
                 <w:tcW w:w="3330" w:type="dxa"/>
@@ -8408,6 +9420,9 @@
             </w:tc>
           </w:tr>
           <w:tr>
+            <w:trPr>
+              <w:trHeight w:val="559"/>
+            </w:trPr>
             <w:tc>
               <w:tcPr>
                 <w:tcW w:w="3330" w:type="dxa"/>
@@ -8450,6 +9465,9 @@
             </w:tc>
           </w:tr>
           <w:tr>
+            <w:trPr>
+              <w:trHeight w:val="559"/>
+            </w:trPr>
             <w:tc>
               <w:tcPr>
                 <w:tcW w:w="3330" w:type="dxa"/>
@@ -8492,6 +9510,9 @@
             </w:tc>
           </w:tr>
           <w:tr>
+            <w:trPr>
+              <w:trHeight w:val="559"/>
+            </w:trPr>
             <w:tc>
               <w:tcPr>
                 <w:tcW w:w="3330" w:type="dxa"/>
@@ -8508,7 +9529,8 @@
                     <w:sz w:val="20"/>
                     <w:szCs w:val="20"/>
                   </w:rPr>
-                  <w:t>Ingesta de datos de salud funcional e integración nativa de Ultrahuman. Desarrollo de endpoints.</w:t>
+                  <w:lastRenderedPageBreak/>
+                  <w:t>Desarrollo inicial de la interfaz.</w:t>
                 </w:r>
               </w:p>
             </w:tc>
@@ -8528,12 +9550,15 @@
                     <w:sz w:val="20"/>
                     <w:szCs w:val="20"/>
                   </w:rPr>
-                  <w:t>Reimplementación de los endpoints de consulta consumidos por la app más la integración nativa de Ultrahuman</w:t>
+                  <w:t>Desarrollo de una interfaz básica para probar funcionalidades.</w:t>
                 </w:r>
               </w:p>
             </w:tc>
           </w:tr>
           <w:tr>
+            <w:trPr>
+              <w:trHeight w:val="559"/>
+            </w:trPr>
             <w:tc>
               <w:tcPr>
                 <w:tcW w:w="3330" w:type="dxa"/>
@@ -8550,7 +9575,7 @@
                     <w:sz w:val="20"/>
                     <w:szCs w:val="20"/>
                   </w:rPr>
-                  <w:t>Desarrollo completo de integraciones (Fitbit y hltd)</w:t>
+                  <w:t>Ingesta de datos de salud funcional e integración nativa de Whoop y Gazmin. Desarrollo de endpoints.</w:t>
                 </w:r>
               </w:p>
             </w:tc>
@@ -8570,12 +9595,60 @@
                     <w:sz w:val="20"/>
                     <w:szCs w:val="20"/>
                   </w:rPr>
-                  <w:t>Integración nativa de Fitbit y hltd, completando el nuevo modelo y normalizando la información recibida</w:t>
+                  <w:t>Reimplementación de los endpoints de consulta consumidos por la app más la integración nativa de las APIs.</w:t>
                 </w:r>
               </w:p>
             </w:tc>
           </w:tr>
           <w:tr>
+            <w:trPr>
+              <w:trHeight w:val="559"/>
+            </w:trPr>
+            <w:tc>
+              <w:tcPr>
+                <w:tcW w:w="3330" w:type="dxa"/>
+              </w:tcPr>
+              <w:p>
+                <w:pPr>
+                  <w:rPr>
+                    <w:sz w:val="20"/>
+                    <w:szCs w:val="20"/>
+                  </w:rPr>
+                </w:pPr>
+                <w:r>
+                  <w:rPr>
+                    <w:sz w:val="20"/>
+                    <w:szCs w:val="20"/>
+                  </w:rPr>
+                  <w:t>Desarrollo completo de integraciones (Fitbit y Oura)</w:t>
+                </w:r>
+              </w:p>
+            </w:tc>
+            <w:tc>
+              <w:tcPr>
+                <w:tcW w:w="5460" w:type="dxa"/>
+              </w:tcPr>
+              <w:p>
+                <w:pPr>
+                  <w:rPr>
+                    <w:sz w:val="20"/>
+                    <w:szCs w:val="20"/>
+                  </w:rPr>
+                </w:pPr>
+                <w:r>
+                  <w:rPr>
+                    <w:sz w:val="20"/>
+                    <w:szCs w:val="20"/>
+                  </w:rPr>
+                  <w:t>Integración nativa de Fitbit y Oura, completando el nuevo modelo y normalizando la información recibida</w:t>
+                </w:r>
+              </w:p>
+            </w:tc>
+          </w:tr>
+          <w:tr>
+            <w:trPr>
+              <w:trHeight w:val="559"/>
+            </w:trPr>
             <w:tc>
               <w:tcPr>
                 <w:tcW w:w="3330" w:type="dxa"/>
@@ -8618,6 +9691,9 @@
             </w:tc>
           </w:tr>
           <w:tr>
+            <w:trPr>
+              <w:trHeight w:val="559"/>
+            </w:trPr>
             <w:tc>
               <w:tcPr>
                 <w:tcW w:w="3330" w:type="dxa"/>
@@ -8654,12 +9730,15 @@
                     <w:sz w:val="20"/>
                     <w:szCs w:val="20"/>
                   </w:rPr>
-                  <w:t>La app WellQ posee ahora un backend propio que reemplaza a  spikeapi.com, con Ultrahuman, Fitbit y HLTD integrado de manera nativa.</w:t>
+                  <w:t>La app WellQ posee ahora una plataforma propia que reemplaza a  spikeapi.com, con Whoop, Gazmin, Fitbit y Oura integrados de manera nativa.</w:t>
                 </w:r>
               </w:p>
             </w:tc>
           </w:tr>
           <w:tr>
+            <w:trPr>
+              <w:trHeight w:val="559"/>
+            </w:trPr>
             <w:tc>
               <w:tcPr>
                 <w:tcW w:w="3330" w:type="dxa"/>
@@ -8707,29 +9786,27 @@
     <w:p/>
     <w:p>
       <w:pPr>
+        <w:pStyle w:val="Ttulo3"/>
+        <w:jc w:val="both"/>
+        <w:rPr>
+          <w:rFonts w:ascii="Calibri" w:eastAsia="Calibri" w:hAnsi="Calibri" w:cs="Calibri"/>
+        </w:rPr>
+      </w:pPr>
+      <w:bookmarkStart w:id="34" w:name="_heading=h.32hioqz" w:colFirst="0" w:colLast="0"/>
+      <w:bookmarkEnd w:id="34"/>
+      <w:r>
+        <w:rPr>
+          <w:rFonts w:ascii="Calibri" w:eastAsia="Calibri" w:hAnsi="Calibri" w:cs="Calibri"/>
+        </w:rPr>
+        <w:t>4.1.4 Diagrama EDT</w:t>
+      </w:r>
+    </w:p>
+    <w:p>
+      <w:pPr>
         <w:keepNext/>
-        <w:pBdr>
-          <w:top w:val="nil"/>
-          <w:left w:val="nil"/>
-          <w:bottom w:val="nil"/>
-          <w:right w:val="nil"/>
-          <w:between w:val="nil"/>
-        </w:pBdr>
         <w:spacing w:before="240" w:after="60" w:line="240" w:lineRule="auto"/>
-        <w:ind w:left="1287" w:hanging="720"/>
+        <w:ind w:left="-992" w:hanging="720"/>
         <w:jc w:val="both"/>
-        <w:rPr>
-          <w:rFonts w:ascii="Cambria" w:eastAsia="Cambria" w:hAnsi="Cambria" w:cs="Cambria"/>
-          <w:b/>
-          <w:bCs/>
-          <w:color w:val="FF0000"/>
-          <w:sz w:val="26"/>
-          <w:szCs w:val="26"/>
-        </w:rPr>
-      </w:pPr>
-      <w:bookmarkStart w:id="36" w:name="_heading=h.32hioqz" w:colFirst="0" w:colLast="0"/>
-      <w:bookmarkEnd w:id="36"/>
-      <w:r>
         <w:rPr>
           <w:b/>
           <w:bCs/>
@@ -8737,39 +9814,34 @@
           <w:sz w:val="26"/>
           <w:szCs w:val="26"/>
         </w:rPr>
-        <w:lastRenderedPageBreak/>
-        <w:t>4.1.4 Diagrama EDT</w:t>
-      </w:r>
-    </w:p>
-    <w:p>
-      <w:pPr>
-        <w:ind w:left="-1417"/>
-        <w:jc w:val="both"/>
-        <w:rPr>
-          <w:color w:val="FF0000"/>
-        </w:rPr>
-      </w:pPr>
-      <w:r>
-        <w:rPr>
+      </w:pPr>
+      <w:bookmarkStart w:id="35" w:name="_heading=h.5fqi6er0c6s6" w:colFirst="0" w:colLast="0"/>
+      <w:bookmarkEnd w:id="35"/>
+      <w:r>
+        <w:rPr>
+          <w:b/>
+          <w:bCs/>
           <w:noProof/>
-          <w:color w:val="FF0000"/>
+          <w:color w:val="548DD4"/>
+          <w:sz w:val="26"/>
+          <w:szCs w:val="26"/>
         </w:rPr>
         <w:drawing>
-          <wp:inline distT="114300" distB="114300" distL="114300" distR="114300" wp14:anchorId="0D912B99" wp14:editId="1542350C">
-            <wp:extent cx="7291631" cy="2736805"/>
+          <wp:inline distT="114300" distB="114300" distL="114300" distR="114300" wp14:anchorId="638C1278" wp14:editId="0FAD6D86">
+            <wp:extent cx="7773352" cy="3298935"/>
             <wp:effectExtent l="0" t="0" r="0" b="0"/>
-            <wp:docPr id="11" name="image2.png"/>
+            <wp:docPr id="12" name="image5.png"/>
             <wp:cNvGraphicFramePr/>
             <a:graphic xmlns:a="http://schemas.openxmlformats.org/drawingml/2006/main">
               <a:graphicData uri="http://schemas.openxmlformats.org/drawingml/2006/picture">
                 <pic:pic xmlns:pic="http://schemas.openxmlformats.org/drawingml/2006/picture">
                   <pic:nvPicPr>
-                    <pic:cNvPr id="0" name="image2.png"/>
+                    <pic:cNvPr id="0" name="image5.png"/>
                     <pic:cNvPicPr preferRelativeResize="0"/>
                   </pic:nvPicPr>
                   <pic:blipFill>
                     <a:blip r:embed="rId8"/>
-                    <a:srcRect b="33407"/>
+                    <a:srcRect b="24627"/>
                     <a:stretch>
                       <a:fillRect/>
                     </a:stretch>
@@ -8777,7 +9849,7 @@
                   <pic:spPr>
                     <a:xfrm>
                       <a:off x="0" y="0"/>
-                      <a:ext cx="7291631" cy="2736805"/>
+                      <a:ext cx="7773352" cy="3298935"/>
                     </a:xfrm>
                     <a:prstGeom prst="rect">
                       <a:avLst/>
@@ -8793,35 +9865,28 @@
     </w:p>
     <w:p>
       <w:pPr>
-        <w:keepNext/>
-        <w:pBdr>
-          <w:top w:val="nil"/>
-          <w:left w:val="nil"/>
-          <w:bottom w:val="nil"/>
-          <w:right w:val="nil"/>
-          <w:between w:val="nil"/>
-        </w:pBdr>
-        <w:spacing w:before="240" w:after="60" w:line="240" w:lineRule="auto"/>
-        <w:ind w:left="1287" w:hanging="720"/>
+        <w:ind w:left="-1417"/>
         <w:jc w:val="both"/>
         <w:rPr>
-          <w:b/>
-          <w:bCs/>
-          <w:color w:val="548DD4"/>
-          <w:sz w:val="26"/>
-          <w:szCs w:val="26"/>
-        </w:rPr>
-      </w:pPr>
-      <w:bookmarkStart w:id="37" w:name="_heading=h.1hmsyys" w:colFirst="0" w:colLast="0"/>
-      <w:bookmarkEnd w:id="37"/>
-      <w:r>
-        <w:rPr>
-          <w:b/>
-          <w:bCs/>
-          <w:color w:val="548DD4"/>
-          <w:sz w:val="26"/>
-          <w:szCs w:val="26"/>
-        </w:rPr>
+          <w:color w:val="FF0000"/>
+        </w:rPr>
+      </w:pPr>
+    </w:p>
+    <w:p>
+      <w:pPr>
+        <w:pStyle w:val="Ttulo3"/>
+        <w:jc w:val="both"/>
+        <w:rPr>
+          <w:rFonts w:ascii="Calibri" w:eastAsia="Calibri" w:hAnsi="Calibri" w:cs="Calibri"/>
+        </w:rPr>
+      </w:pPr>
+      <w:bookmarkStart w:id="36" w:name="_heading=h.1hmsyys" w:colFirst="0" w:colLast="0"/>
+      <w:bookmarkEnd w:id="36"/>
+      <w:r>
+        <w:rPr>
+          <w:rFonts w:ascii="Calibri" w:eastAsia="Calibri" w:hAnsi="Calibri" w:cs="Calibri"/>
+        </w:rPr>
+        <w:lastRenderedPageBreak/>
         <w:t>4.1.5 Carta Gantt</w:t>
       </w:r>
     </w:p>
@@ -8834,16 +9899,16 @@
           <w:noProof/>
         </w:rPr>
         <w:drawing>
-          <wp:inline distT="114300" distB="114300" distL="114300" distR="114300" wp14:anchorId="27F9C422" wp14:editId="33E61DBA">
-            <wp:extent cx="4838700" cy="2771775"/>
+          <wp:inline distT="114300" distB="114300" distL="114300" distR="114300" wp14:anchorId="0B4F5EB0" wp14:editId="7EF03178">
+            <wp:extent cx="4914900" cy="3171825"/>
             <wp:effectExtent l="0" t="0" r="0" b="0"/>
-            <wp:docPr id="13" name="image3.png"/>
+            <wp:docPr id="15" name="image4.png"/>
             <wp:cNvGraphicFramePr/>
             <a:graphic xmlns:a="http://schemas.openxmlformats.org/drawingml/2006/main">
               <a:graphicData uri="http://schemas.openxmlformats.org/drawingml/2006/picture">
                 <pic:pic xmlns:pic="http://schemas.openxmlformats.org/drawingml/2006/picture">
                   <pic:nvPicPr>
-                    <pic:cNvPr id="0" name="image3.png"/>
+                    <pic:cNvPr id="0" name="image4.png"/>
                     <pic:cNvPicPr preferRelativeResize="0"/>
                   </pic:nvPicPr>
                   <pic:blipFill>
@@ -8856,7 +9921,7 @@
                   <pic:spPr>
                     <a:xfrm>
                       <a:off x="0" y="0"/>
-                      <a:ext cx="4838700" cy="2771775"/>
+                      <a:ext cx="4914900" cy="3171825"/>
                     </a:xfrm>
                     <a:prstGeom prst="rect">
                       <a:avLst/>
@@ -8872,24 +9937,24 @@
     </w:p>
     <w:p>
       <w:pPr>
+        <w:ind w:left="-1417"/>
         <w:jc w:val="both"/>
       </w:pPr>
       <w:r>
         <w:rPr>
           <w:noProof/>
         </w:rPr>
-        <w:lastRenderedPageBreak/>
         <w:drawing>
-          <wp:inline distT="114300" distB="114300" distL="114300" distR="114300" wp14:anchorId="1E0F2617" wp14:editId="4634F8B4">
-            <wp:extent cx="5612130" cy="2260600"/>
+          <wp:inline distT="114300" distB="114300" distL="114300" distR="114300" wp14:anchorId="5FA6B6E3" wp14:editId="19C30AB1">
+            <wp:extent cx="7420351" cy="1729636"/>
             <wp:effectExtent l="0" t="0" r="0" b="0"/>
-            <wp:docPr id="12" name="image1.png"/>
+            <wp:docPr id="11" name="image2.png"/>
             <wp:cNvGraphicFramePr/>
             <a:graphic xmlns:a="http://schemas.openxmlformats.org/drawingml/2006/main">
               <a:graphicData uri="http://schemas.openxmlformats.org/drawingml/2006/picture">
                 <pic:pic xmlns:pic="http://schemas.openxmlformats.org/drawingml/2006/picture">
                   <pic:nvPicPr>
-                    <pic:cNvPr id="0" name="image1.png"/>
+                    <pic:cNvPr id="0" name="image2.png"/>
                     <pic:cNvPicPr preferRelativeResize="0"/>
                   </pic:nvPicPr>
                   <pic:blipFill>
@@ -8902,7 +9967,7 @@
                   <pic:spPr>
                     <a:xfrm>
                       <a:off x="0" y="0"/>
-                      <a:ext cx="5612130" cy="2260600"/>
+                      <a:ext cx="7420351" cy="1729636"/>
                     </a:xfrm>
                     <a:prstGeom prst="rect">
                       <a:avLst/>
@@ -8930,7 +9995,6 @@
         <w:ind w:left="1287" w:hanging="720"/>
         <w:jc w:val="both"/>
         <w:rPr>
-          <w:rFonts w:ascii="Cambria" w:eastAsia="Cambria" w:hAnsi="Cambria" w:cs="Cambria"/>
           <w:b/>
           <w:bCs/>
           <w:color w:val="548DD4"/>
@@ -8938,15 +10002,22 @@
           <w:szCs w:val="26"/>
         </w:rPr>
       </w:pPr>
+      <w:bookmarkStart w:id="37" w:name="_heading=h.gxksxav6cg37" w:colFirst="0" w:colLast="0"/>
+      <w:bookmarkEnd w:id="37"/>
+    </w:p>
+    <w:p>
+      <w:pPr>
+        <w:pStyle w:val="Ttulo3"/>
+        <w:jc w:val="both"/>
+        <w:rPr>
+          <w:rFonts w:ascii="Calibri" w:eastAsia="Calibri" w:hAnsi="Calibri" w:cs="Calibri"/>
+        </w:rPr>
+      </w:pPr>
       <w:bookmarkStart w:id="38" w:name="_heading=h.41mghml" w:colFirst="0" w:colLast="0"/>
       <w:bookmarkEnd w:id="38"/>
       <w:r>
         <w:rPr>
-          <w:b/>
-          <w:bCs/>
-          <w:color w:val="548DD4"/>
-          <w:sz w:val="26"/>
-          <w:szCs w:val="26"/>
+          <w:rFonts w:ascii="Calibri" w:eastAsia="Calibri" w:hAnsi="Calibri" w:cs="Calibri"/>
         </w:rPr>
         <w:t>4.1.6 Resumen Costos del Desarrollo del Proyecto</w:t>
       </w:r>
@@ -8954,7 +10025,7 @@
     <w:sdt>
       <w:sdtPr>
         <w:tag w:val="goog_rdk_4"/>
-        <w:id w:val="192932737"/>
+        <w:id w:val="1872698592"/>
         <w:lock w:val="contentLocked"/>
       </w:sdtPr>
       <w:sdtContent>
@@ -9266,68 +10337,37 @@
     </w:p>
     <w:p>
       <w:pPr>
-        <w:keepNext/>
-        <w:keepLines/>
-        <w:pBdr>
-          <w:top w:val="nil"/>
-          <w:left w:val="nil"/>
-          <w:bottom w:val="nil"/>
-          <w:right w:val="nil"/>
-          <w:between w:val="nil"/>
-        </w:pBdr>
-        <w:spacing w:before="200" w:after="0"/>
+        <w:pStyle w:val="Ttulo1"/>
         <w:jc w:val="both"/>
         <w:rPr>
-          <w:b/>
-          <w:bCs/>
-          <w:color w:val="4F81BD"/>
-          <w:sz w:val="26"/>
-          <w:szCs w:val="26"/>
+          <w:rFonts w:ascii="Calibri" w:eastAsia="Calibri" w:hAnsi="Calibri" w:cs="Calibri"/>
         </w:rPr>
       </w:pPr>
       <w:bookmarkStart w:id="39" w:name="_heading=h.2grqrue" w:colFirst="0" w:colLast="0"/>
       <w:bookmarkEnd w:id="39"/>
       <w:r>
         <w:rPr>
-          <w:b/>
-          <w:bCs/>
-          <w:color w:val="4F81BD"/>
-          <w:sz w:val="26"/>
-          <w:szCs w:val="26"/>
-        </w:rPr>
+          <w:rFonts w:ascii="Calibri" w:eastAsia="Calibri" w:hAnsi="Calibri" w:cs="Calibri"/>
+        </w:rPr>
+        <w:lastRenderedPageBreak/>
         <w:t>5.  Anexos</w:t>
       </w:r>
     </w:p>
     <w:p>
       <w:pPr>
-        <w:keepNext/>
-        <w:pBdr>
-          <w:top w:val="nil"/>
-          <w:left w:val="nil"/>
-          <w:bottom w:val="nil"/>
-          <w:right w:val="nil"/>
-          <w:between w:val="nil"/>
-        </w:pBdr>
+        <w:pStyle w:val="Ttulo2"/>
         <w:spacing w:before="240" w:after="60" w:line="240" w:lineRule="auto"/>
         <w:ind w:left="1287" w:hanging="720"/>
         <w:jc w:val="both"/>
         <w:rPr>
-          <w:b/>
-          <w:bCs/>
-          <w:color w:val="548DD4"/>
-          <w:sz w:val="26"/>
-          <w:szCs w:val="26"/>
+          <w:rFonts w:ascii="Calibri" w:eastAsia="Calibri" w:hAnsi="Calibri" w:cs="Calibri"/>
         </w:rPr>
       </w:pPr>
       <w:bookmarkStart w:id="40" w:name="_heading=h.vx1227" w:colFirst="0" w:colLast="0"/>
       <w:bookmarkEnd w:id="40"/>
       <w:r>
         <w:rPr>
-          <w:b/>
-          <w:bCs/>
-          <w:color w:val="548DD4"/>
-          <w:sz w:val="26"/>
-          <w:szCs w:val="26"/>
+          <w:rFonts w:ascii="Calibri" w:eastAsia="Calibri" w:hAnsi="Calibri" w:cs="Calibri"/>
         </w:rPr>
         <w:t>5.1 Acta de Proyecto</w:t>
       </w:r>
@@ -9336,362 +10376,232 @@
     <w:bookmarkEnd w:id="41"/>
     <w:p>
       <w:pPr>
-        <w:keepNext/>
-        <w:pBdr>
-          <w:top w:val="nil"/>
-          <w:left w:val="nil"/>
-          <w:bottom w:val="nil"/>
-          <w:right w:val="nil"/>
-          <w:between w:val="nil"/>
-        </w:pBdr>
+        <w:pStyle w:val="Ttulo2"/>
         <w:spacing w:before="240" w:after="60" w:line="240" w:lineRule="auto"/>
         <w:ind w:left="1287" w:hanging="720"/>
         <w:jc w:val="both"/>
         <w:rPr>
-          <w:b/>
-          <w:bCs/>
-          <w:color w:val="548DD4"/>
-          <w:sz w:val="26"/>
-          <w:szCs w:val="26"/>
-        </w:rPr>
-      </w:pPr>
-      <w:r>
-        <w:rPr>
-          <w:b/>
-          <w:bCs/>
-          <w:color w:val="548DD4"/>
-          <w:sz w:val="26"/>
-          <w:szCs w:val="26"/>
+          <w:rFonts w:ascii="Calibri" w:eastAsia="Calibri" w:hAnsi="Calibri" w:cs="Calibri"/>
+          <w:b w:val="0"/>
+          <w:bCs w:val="0"/>
+          <w:sz w:val="22"/>
+          <w:szCs w:val="22"/>
+        </w:rPr>
+      </w:pPr>
+      <w:r>
+        <w:rPr>
+          <w:rFonts w:ascii="Calibri" w:eastAsia="Calibri" w:hAnsi="Calibri" w:cs="Calibri"/>
+          <w:b w:val="0"/>
+          <w:bCs w:val="0"/>
+          <w:sz w:val="22"/>
+          <w:szCs w:val="22"/>
         </w:rPr>
         <w:fldChar w:fldCharType="begin"/>
       </w:r>
       <w:r>
         <w:rPr>
-          <w:b/>
-          <w:bCs/>
-          <w:color w:val="548DD4"/>
-          <w:sz w:val="26"/>
-          <w:szCs w:val="26"/>
+          <w:rFonts w:ascii="Calibri" w:eastAsia="Calibri" w:hAnsi="Calibri" w:cs="Calibri"/>
+          <w:b w:val="0"/>
+          <w:bCs w:val="0"/>
+          <w:sz w:val="22"/>
+          <w:szCs w:val="22"/>
         </w:rPr>
         <w:instrText>HYPERLINK "Acta%20de%20constitución%20y%20lista%20de%20interesados.xlsx"</w:instrText>
       </w:r>
       <w:r>
         <w:rPr>
-          <w:b/>
-          <w:bCs/>
-          <w:color w:val="548DD4"/>
-          <w:sz w:val="26"/>
-          <w:szCs w:val="26"/>
-        </w:rPr>
-      </w:r>
-      <w:r>
-        <w:rPr>
-          <w:b/>
-          <w:bCs/>
-          <w:color w:val="548DD4"/>
-          <w:sz w:val="26"/>
-          <w:szCs w:val="26"/>
+          <w:rFonts w:ascii="Calibri" w:eastAsia="Calibri" w:hAnsi="Calibri" w:cs="Calibri"/>
+          <w:b w:val="0"/>
+          <w:bCs w:val="0"/>
+          <w:sz w:val="22"/>
+          <w:szCs w:val="22"/>
+        </w:rPr>
+      </w:r>
+      <w:r>
+        <w:rPr>
+          <w:rFonts w:ascii="Calibri" w:eastAsia="Calibri" w:hAnsi="Calibri" w:cs="Calibri"/>
+          <w:b w:val="0"/>
+          <w:bCs w:val="0"/>
+          <w:sz w:val="22"/>
+          <w:szCs w:val="22"/>
         </w:rPr>
         <w:fldChar w:fldCharType="separate"/>
       </w:r>
       <w:r>
         <w:rPr>
           <w:rStyle w:val="Hipervnculo"/>
-          <w:b/>
-          <w:bCs/>
-          <w:sz w:val="26"/>
-          <w:szCs w:val="26"/>
+          <w:rFonts w:ascii="Calibri" w:eastAsia="Calibri" w:hAnsi="Calibri" w:cs="Calibri"/>
+          <w:b w:val="0"/>
+          <w:bCs w:val="0"/>
+          <w:sz w:val="22"/>
+          <w:szCs w:val="22"/>
         </w:rPr>
         <w:t>Acta de constitución y lista de interesados.xlsx</w:t>
       </w:r>
       <w:r>
         <w:rPr>
-          <w:b/>
-          <w:bCs/>
-          <w:color w:val="548DD4"/>
-          <w:sz w:val="26"/>
-          <w:szCs w:val="26"/>
+          <w:rFonts w:ascii="Calibri" w:eastAsia="Calibri" w:hAnsi="Calibri" w:cs="Calibri"/>
+          <w:b w:val="0"/>
+          <w:bCs w:val="0"/>
+          <w:sz w:val="22"/>
+          <w:szCs w:val="22"/>
         </w:rPr>
         <w:fldChar w:fldCharType="end"/>
       </w:r>
     </w:p>
     <w:p>
       <w:pPr>
-        <w:keepNext/>
-        <w:pBdr>
-          <w:top w:val="nil"/>
-          <w:left w:val="nil"/>
-          <w:bottom w:val="nil"/>
-          <w:right w:val="nil"/>
-          <w:between w:val="nil"/>
-        </w:pBdr>
+        <w:pStyle w:val="Ttulo2"/>
         <w:spacing w:before="240" w:after="60" w:line="240" w:lineRule="auto"/>
         <w:ind w:left="1287" w:hanging="720"/>
         <w:jc w:val="both"/>
         <w:rPr>
-          <w:b/>
-          <w:bCs/>
-          <w:color w:val="548DD4"/>
-          <w:sz w:val="26"/>
-          <w:szCs w:val="26"/>
-        </w:rPr>
-      </w:pPr>
-      <w:r>
-        <w:rPr>
-          <w:b/>
-          <w:bCs/>
-          <w:color w:val="548DD4"/>
-          <w:sz w:val="26"/>
-          <w:szCs w:val="26"/>
+          <w:rFonts w:ascii="Calibri" w:eastAsia="Calibri" w:hAnsi="Calibri" w:cs="Calibri"/>
+        </w:rPr>
+      </w:pPr>
+      <w:r>
+        <w:rPr>
+          <w:rFonts w:ascii="Calibri" w:eastAsia="Calibri" w:hAnsi="Calibri" w:cs="Calibri"/>
         </w:rPr>
         <w:t>5.2 Diagrama de Casos de Uso</w:t>
       </w:r>
     </w:p>
     <w:p>
       <w:pPr>
-        <w:keepNext/>
-        <w:pBdr>
-          <w:top w:val="nil"/>
-          <w:left w:val="nil"/>
-          <w:bottom w:val="nil"/>
-          <w:right w:val="nil"/>
-          <w:between w:val="nil"/>
-        </w:pBdr>
-        <w:spacing w:before="240" w:after="60" w:line="240" w:lineRule="auto"/>
-        <w:ind w:left="1287" w:hanging="720"/>
-        <w:jc w:val="both"/>
-        <w:rPr>
-          <w:b/>
-          <w:bCs/>
-          <w:color w:val="548DD4"/>
-          <w:sz w:val="26"/>
-          <w:szCs w:val="26"/>
-        </w:rPr>
+        <w:ind w:firstLine="567"/>
       </w:pPr>
       <w:hyperlink r:id="rId11" w:history="1">
         <w:r>
           <w:rPr>
             <w:rStyle w:val="Hipervnculo"/>
-            <w:b/>
-            <w:bCs/>
-            <w:sz w:val="26"/>
-            <w:szCs w:val="26"/>
+          </w:rPr>
+          <w:t>Caso_de_uso_Medico.png</w:t>
+        </w:r>
+      </w:hyperlink>
+    </w:p>
+    <w:p>
+      <w:pPr>
+        <w:ind w:firstLine="567"/>
+      </w:pPr>
+      <w:hyperlink r:id="rId12" w:history="1">
+        <w:r>
+          <w:rPr>
+            <w:rStyle w:val="Hipervnculo"/>
           </w:rPr>
           <w:t>Caso_de_uso_Paciente.png</w:t>
         </w:r>
       </w:hyperlink>
     </w:p>
-    <w:bookmarkStart w:id="42" w:name="_heading=h.4f1mdlm" w:colFirst="0" w:colLast="0"/>
-    <w:bookmarkEnd w:id="42"/>
-    <w:p>
-      <w:pPr>
-        <w:keepNext/>
-        <w:pBdr>
-          <w:top w:val="nil"/>
-          <w:left w:val="nil"/>
-          <w:bottom w:val="nil"/>
-          <w:right w:val="nil"/>
-          <w:between w:val="nil"/>
-        </w:pBdr>
-        <w:spacing w:before="240" w:after="60" w:line="240" w:lineRule="auto"/>
-        <w:ind w:left="1287" w:hanging="720"/>
-        <w:jc w:val="both"/>
-        <w:rPr>
-          <w:b/>
-          <w:bCs/>
-          <w:color w:val="548DD4"/>
-          <w:sz w:val="26"/>
-          <w:szCs w:val="26"/>
-        </w:rPr>
-      </w:pPr>
-      <w:r>
-        <w:rPr>
-          <w:b/>
-          <w:bCs/>
-          <w:color w:val="548DD4"/>
-          <w:sz w:val="26"/>
-          <w:szCs w:val="26"/>
-        </w:rPr>
-        <w:fldChar w:fldCharType="begin"/>
-      </w:r>
-      <w:r>
-        <w:rPr>
-          <w:b/>
-          <w:bCs/>
-          <w:color w:val="548DD4"/>
-          <w:sz w:val="26"/>
-          <w:szCs w:val="26"/>
-        </w:rPr>
-        <w:instrText>HYPERLINK "Caso_de_uso_Medico.png"</w:instrText>
-      </w:r>
-      <w:r>
-        <w:rPr>
-          <w:b/>
-          <w:bCs/>
-          <w:color w:val="548DD4"/>
-          <w:sz w:val="26"/>
-          <w:szCs w:val="26"/>
-        </w:rPr>
-      </w:r>
-      <w:r>
-        <w:rPr>
-          <w:b/>
-          <w:bCs/>
-          <w:color w:val="548DD4"/>
-          <w:sz w:val="26"/>
-          <w:szCs w:val="26"/>
-        </w:rPr>
-        <w:fldChar w:fldCharType="separate"/>
-      </w:r>
-      <w:r>
-        <w:rPr>
-          <w:rStyle w:val="Hipervnculo"/>
-          <w:b/>
-          <w:bCs/>
-          <w:sz w:val="26"/>
-          <w:szCs w:val="26"/>
-        </w:rPr>
-        <w:t>Caso_de_uso_Medico.png</w:t>
-      </w:r>
-      <w:r>
-        <w:rPr>
-          <w:b/>
-          <w:bCs/>
-          <w:color w:val="548DD4"/>
-          <w:sz w:val="26"/>
-          <w:szCs w:val="26"/>
-        </w:rPr>
-        <w:fldChar w:fldCharType="end"/>
-      </w:r>
-    </w:p>
-    <w:p>
-      <w:pPr>
-        <w:keepNext/>
-        <w:pBdr>
-          <w:top w:val="nil"/>
-          <w:left w:val="nil"/>
-          <w:bottom w:val="nil"/>
-          <w:right w:val="nil"/>
-          <w:between w:val="nil"/>
-        </w:pBdr>
-        <w:spacing w:before="240" w:after="60" w:line="240" w:lineRule="auto"/>
-        <w:ind w:left="1287" w:hanging="720"/>
-        <w:jc w:val="both"/>
-        <w:rPr>
-          <w:b/>
-          <w:bCs/>
-          <w:color w:val="548DD4"/>
-          <w:sz w:val="26"/>
-          <w:szCs w:val="26"/>
-        </w:rPr>
-      </w:pPr>
-      <w:bookmarkStart w:id="43" w:name="_heading=h.2u6wntf" w:colFirst="0" w:colLast="0"/>
-      <w:bookmarkEnd w:id="43"/>
-      <w:r>
-        <w:rPr>
-          <w:b/>
-          <w:bCs/>
-          <w:color w:val="548DD4"/>
-          <w:sz w:val="26"/>
-          <w:szCs w:val="26"/>
-        </w:rPr>
-        <w:t>5.</w:t>
-      </w:r>
-      <w:r>
-        <w:rPr>
-          <w:b/>
-          <w:bCs/>
-          <w:color w:val="548DD4"/>
-          <w:sz w:val="26"/>
-          <w:szCs w:val="26"/>
-        </w:rPr>
-        <w:t>3</w:t>
-      </w:r>
-      <w:r>
-        <w:rPr>
-          <w:b/>
-          <w:bCs/>
-          <w:color w:val="548DD4"/>
-          <w:sz w:val="26"/>
-          <w:szCs w:val="26"/>
-        </w:rPr>
-        <w:t xml:space="preserve"> Prototipado de Software</w:t>
-      </w:r>
-    </w:p>
-    <w:p>
-      <w:pPr>
-        <w:keepNext/>
-        <w:pBdr>
-          <w:top w:val="nil"/>
-          <w:left w:val="nil"/>
-          <w:bottom w:val="nil"/>
-          <w:right w:val="nil"/>
-          <w:between w:val="nil"/>
-        </w:pBdr>
-        <w:spacing w:before="240" w:after="60" w:line="240" w:lineRule="auto"/>
-        <w:ind w:left="1287" w:hanging="720"/>
-        <w:jc w:val="both"/>
-        <w:rPr>
-          <w:b/>
-          <w:bCs/>
-          <w:color w:val="548DD4"/>
-          <w:sz w:val="26"/>
-          <w:szCs w:val="26"/>
-        </w:rPr>
-      </w:pPr>
-      <w:hyperlink r:id="rId12" w:history="1">
-        <w:r>
-          <w:rPr>
-            <w:rStyle w:val="Hipervnculo"/>
-            <w:b/>
-            <w:bCs/>
-            <w:sz w:val="26"/>
-            <w:szCs w:val="26"/>
-          </w:rPr>
-          <w:t>Mockup_Dispositivos(app).png</w:t>
-        </w:r>
-      </w:hyperlink>
-    </w:p>
-    <w:p>
-      <w:pPr>
-        <w:keepNext/>
-        <w:pBdr>
-          <w:top w:val="nil"/>
-          <w:left w:val="nil"/>
-          <w:bottom w:val="nil"/>
-          <w:right w:val="nil"/>
-          <w:between w:val="nil"/>
-        </w:pBdr>
-        <w:spacing w:before="240" w:after="60" w:line="240" w:lineRule="auto"/>
-        <w:ind w:left="1287" w:hanging="720"/>
-        <w:jc w:val="both"/>
-        <w:rPr>
-          <w:b/>
-          <w:bCs/>
-          <w:color w:val="548DD4"/>
-          <w:sz w:val="26"/>
-          <w:szCs w:val="26"/>
-        </w:rPr>
+    <w:p>
+      <w:pPr>
+        <w:ind w:firstLine="567"/>
       </w:pPr>
       <w:hyperlink r:id="rId13" w:history="1">
         <w:r>
           <w:rPr>
             <w:rStyle w:val="Hipervnculo"/>
-            <w:b/>
-            <w:bCs/>
-            <w:sz w:val="26"/>
-            <w:szCs w:val="26"/>
+          </w:rPr>
+          <w:t>Caso_de_uso_Partner_Self_Service.png</w:t>
+        </w:r>
+      </w:hyperlink>
+    </w:p>
+    <w:p>
+      <w:pPr>
+        <w:pStyle w:val="Ttulo2"/>
+        <w:spacing w:before="240" w:after="60" w:line="240" w:lineRule="auto"/>
+        <w:ind w:left="1287" w:hanging="720"/>
+        <w:jc w:val="both"/>
+        <w:rPr>
+          <w:rFonts w:ascii="Calibri" w:eastAsia="Calibri" w:hAnsi="Calibri" w:cs="Calibri"/>
+        </w:rPr>
+      </w:pPr>
+      <w:bookmarkStart w:id="42" w:name="_heading=h.2u6wntf" w:colFirst="0" w:colLast="0"/>
+      <w:bookmarkEnd w:id="42"/>
+      <w:r>
+        <w:rPr>
+          <w:rFonts w:ascii="Calibri" w:eastAsia="Calibri" w:hAnsi="Calibri" w:cs="Calibri"/>
+        </w:rPr>
+        <w:t>5.3 Prototipado de Software</w:t>
+      </w:r>
+    </w:p>
+    <w:p>
+      <w:pPr>
+        <w:ind w:firstLine="567"/>
+      </w:pPr>
+      <w:hyperlink r:id="rId14" w:history="1">
+        <w:r>
+          <w:rPr>
+            <w:rStyle w:val="Hipervnculo"/>
+          </w:rPr>
+          <w:t>Mockup_Dispositivos(</w:t>
+        </w:r>
+        <w:proofErr w:type="gramStart"/>
+        <w:r>
+          <w:rPr>
+            <w:rStyle w:val="Hipervnculo"/>
+          </w:rPr>
+          <w:t>app</w:t>
+        </w:r>
+        <w:proofErr w:type="gramEnd"/>
+        <w:r>
+          <w:rPr>
+            <w:rStyle w:val="Hipervnculo"/>
+          </w:rPr>
+          <w:t>).png</w:t>
+        </w:r>
+      </w:hyperlink>
+    </w:p>
+    <w:p>
+      <w:pPr>
+        <w:ind w:firstLine="567"/>
+        <w:rPr>
+          <w:lang w:val="en-US"/>
+        </w:rPr>
+      </w:pPr>
+      <w:hyperlink r:id="rId15" w:history="1">
+        <w:r>
+          <w:rPr>
+            <w:rStyle w:val="Hipervnculo"/>
+            <w:lang w:val="en-US"/>
+          </w:rPr>
+          <w:t>Mockup_Gestión(web).png</w:t>
+        </w:r>
+      </w:hyperlink>
+    </w:p>
+    <w:p>
+      <w:pPr>
+        <w:ind w:firstLine="567"/>
+        <w:rPr>
+          <w:lang w:val="en-US"/>
+        </w:rPr>
+      </w:pPr>
+      <w:hyperlink r:id="rId16" w:history="1">
+        <w:r>
+          <w:rPr>
+            <w:rStyle w:val="Hipervnculo"/>
+            <w:lang w:val="en-US"/>
+          </w:rPr>
+          <w:t>Mockup_Login(Web).png</w:t>
+        </w:r>
+      </w:hyperlink>
+    </w:p>
+    <w:p>
+      <w:pPr>
+        <w:ind w:firstLine="567"/>
+      </w:pPr>
+      <w:hyperlink r:id="rId17" w:history="1">
+        <w:r>
+          <w:rPr>
+            <w:rStyle w:val="Hipervnculo"/>
           </w:rPr>
           <w:t>Mockup_Solicitud(web).png</w:t>
         </w:r>
       </w:hyperlink>
-      <w:bookmarkStart w:id="44" w:name="_heading=h.19c6y18" w:colFirst="0" w:colLast="0"/>
-      <w:bookmarkEnd w:id="44"/>
     </w:p>
     <w:sectPr>
-      <w:headerReference w:type="default" r:id="rId14"/>
-      <w:footerReference w:type="default" r:id="rId15"/>
-      <w:headerReference w:type="first" r:id="rId16"/>
+      <w:headerReference w:type="default" r:id="rId18"/>
+      <w:footerReference w:type="default" r:id="rId19"/>
+      <w:headerReference w:type="first" r:id="rId20"/>
       <w:pgSz w:w="12240" w:h="15840"/>
       <w:pgMar w:top="1417" w:right="1701" w:bottom="1417" w:left="1701" w:header="708" w:footer="708" w:gutter="0"/>
       <w:pgNumType w:start="1"/>
@@ -9873,7 +10783,7 @@
         <w:noProof/>
       </w:rPr>
       <w:drawing>
-        <wp:anchor distT="0" distB="0" distL="114300" distR="114300" simplePos="0" relativeHeight="251658240" behindDoc="0" locked="0" layoutInCell="1" hidden="0" allowOverlap="1" wp14:anchorId="0B86436F" wp14:editId="38D5B0B2">
+        <wp:anchor distT="0" distB="0" distL="114300" distR="114300" simplePos="0" relativeHeight="251658240" behindDoc="0" locked="0" layoutInCell="1" hidden="0" allowOverlap="1" wp14:anchorId="3C2DD12D" wp14:editId="44BE8CE8">
           <wp:simplePos x="0" y="0"/>
           <wp:positionH relativeFrom="column">
             <wp:posOffset>131977</wp:posOffset>
@@ -9884,13 +10794,13 @@
           <wp:extent cx="932815" cy="231775"/>
           <wp:effectExtent l="0" t="0" r="0" b="0"/>
           <wp:wrapSquare wrapText="bothSides" distT="0" distB="0" distL="114300" distR="114300"/>
-          <wp:docPr id="15" name="image4.png"/>
+          <wp:docPr id="14" name="image3.png"/>
           <wp:cNvGraphicFramePr/>
           <a:graphic xmlns:a="http://schemas.openxmlformats.org/drawingml/2006/main">
             <a:graphicData uri="http://schemas.openxmlformats.org/drawingml/2006/picture">
               <pic:pic xmlns:pic="http://schemas.openxmlformats.org/drawingml/2006/picture">
                 <pic:nvPicPr>
-                  <pic:cNvPr id="0" name="image4.png"/>
+                  <pic:cNvPr id="0" name="image3.png"/>
                   <pic:cNvPicPr preferRelativeResize="0"/>
                 </pic:nvPicPr>
                 <pic:blipFill>
@@ -9966,16 +10876,16 @@
         <w:color w:val="000000"/>
       </w:rPr>
       <w:drawing>
-        <wp:inline distT="0" distB="0" distL="0" distR="0" wp14:anchorId="78E87F6B" wp14:editId="0A6D1526">
+        <wp:inline distT="0" distB="0" distL="0" distR="0" wp14:anchorId="5D3066CA" wp14:editId="24E42A4D">
           <wp:extent cx="3057756" cy="673742"/>
           <wp:effectExtent l="0" t="0" r="0" b="0"/>
-          <wp:docPr id="14" name="image5.png"/>
+          <wp:docPr id="13" name="image1.png"/>
           <wp:cNvGraphicFramePr/>
           <a:graphic xmlns:a="http://schemas.openxmlformats.org/drawingml/2006/main">
             <a:graphicData uri="http://schemas.openxmlformats.org/drawingml/2006/picture">
               <pic:pic xmlns:pic="http://schemas.openxmlformats.org/drawingml/2006/picture">
                 <pic:nvPicPr>
-                  <pic:cNvPr id="0" name="image5.png"/>
+                  <pic:cNvPr id="0" name="image1.png"/>
                   <pic:cNvPicPr preferRelativeResize="0"/>
                 </pic:nvPicPr>
                 <pic:blipFill>
@@ -10008,9 +10918,9 @@
 <file path=word/numbering.xml><?xml version="1.0" encoding="utf-8"?>
 <w:numbering xmlns:wpc="http://schemas.microsoft.com/office/word/2010/wordprocessingCanvas" xmlns:cx="http://schemas.microsoft.com/office/drawing/2014/chartex" xmlns:cx1="http://schemas.microsoft.com/office/drawing/2015/9/8/chartex" xmlns:cx2="http://schemas.microsoft.com/office/drawing/2015/10/21/chartex" xmlns:cx3="http://schemas.microsoft.com/office/drawing/2016/5/9/chartex" xmlns:cx4="http://schemas.microsoft.com/office/drawing/2016/5/10/chartex" xmlns:cx5="http://schemas.microsoft.com/office/drawing/2016/5/11/chartex" xmlns:cx6="http://schemas.microsoft.com/office/drawing/2016/5/12/chartex" xmlns:cx7="http://schemas.microsoft.com/office/drawing/2016/5/13/chartex" xmlns:cx8="http://schemas.microsoft.com/office/drawing/2016/5/14/chartex" xmlns:mc="http://schemas.openxmlformats.org/markup-compatibility/2006" xmlns:aink="http://schemas.microsoft.com/office/drawing/2016/ink" xmlns:am3d="http://schemas.microsoft.com/office/drawing/2017/model3d" xmlns:o="urn:schemas-microsoft-com:office:office" xmlns:oel="http://schemas.microsoft.com/office/2019/extlst" xmlns:r="http://schemas.openxmlformats.org/officeDocument/2006/relationships" xmlns:m="http://schemas.openxmlformats.org/officeDocument/2006/math" xmlns:v="urn:schemas-microsoft-com:vml" xmlns:wp14="http://schemas.microsoft.com/office/word/2010/wordprocessingDrawing" xmlns:wp="http://schemas.openxmlformats.org/drawingml/2006/wordprocessingDrawing" xmlns:w10="urn:schemas-microsoft-com:office:word" xmlns:w="http://schemas.openxmlformats.org/wordprocessingml/2006/main" xmlns:w14="http://schemas.microsoft.com/office/word/2010/wordml" xmlns:w15="http://schemas.microsoft.com/office/word/2012/wordml" xmlns:w16cex="http://schemas.microsoft.com/office/word/2018/wordml/cex" xmlns:w16cid="http://schemas.microsoft.com/office/word/2016/wordml/cid" xmlns:w16="http://schemas.microsoft.com/office/word/2018/wordml" xmlns:w16du="http://schemas.microsoft.com/office/word/2023/wordml/word16du" xmlns:w16sdtdh="http://schemas.microsoft.com/office/word/2020/wordml/sdtdatahash" xmlns:w16sdtfl="http://schemas.microsoft.com/office/word/2024/wordml/sdtformatlock" xmlns:w16se="http://schemas.microsoft.com/office/word/2015/wordml/symex" xmlns:wpg="http://schemas.microsoft.com/office/word/2010/wordprocessingGroup" xmlns:wpi="http://schemas.microsoft.com/office/word/2010/wordprocessingInk" xmlns:wne="http://schemas.microsoft.com/office/word/2006/wordml" xmlns:wps="http://schemas.microsoft.com/office/word/2010/wordprocessingShape" mc:Ignorable="w14 w15 w16se w16cid w16 w16cex w16sdtdh w16sdtfl w16du wp14">
   <w:abstractNum w:abstractNumId="0" w15:restartNumberingAfterBreak="0">
-    <w:nsid w:val="0C7350F2"/>
+    <w:nsid w:val="006010D6"/>
     <w:multiLevelType w:val="multilevel"/>
-    <w:tmpl w:val="27A0AA52"/>
+    <w:tmpl w:val="27287FCE"/>
     <w:lvl w:ilvl="0">
       <w:start w:val="1"/>
       <w:numFmt w:val="bullet"/>
@@ -10121,9 +11031,9 @@
     </w:lvl>
   </w:abstractNum>
   <w:abstractNum w:abstractNumId="1" w15:restartNumberingAfterBreak="0">
-    <w:nsid w:val="1251688D"/>
+    <w:nsid w:val="05680ECC"/>
     <w:multiLevelType w:val="multilevel"/>
-    <w:tmpl w:val="8C3C4012"/>
+    <w:tmpl w:val="C29C74BE"/>
     <w:lvl w:ilvl="0">
       <w:start w:val="1"/>
       <w:numFmt w:val="bullet"/>
@@ -10234,9 +11144,9 @@
     </w:lvl>
   </w:abstractNum>
   <w:abstractNum w:abstractNumId="2" w15:restartNumberingAfterBreak="0">
-    <w:nsid w:val="164F0D6F"/>
+    <w:nsid w:val="10053250"/>
     <w:multiLevelType w:val="multilevel"/>
-    <w:tmpl w:val="169844D2"/>
+    <w:tmpl w:val="DA7C4DBA"/>
     <w:lvl w:ilvl="0">
       <w:start w:val="1"/>
       <w:numFmt w:val="bullet"/>
@@ -10347,9 +11257,9 @@
     </w:lvl>
   </w:abstractNum>
   <w:abstractNum w:abstractNumId="3" w15:restartNumberingAfterBreak="0">
-    <w:nsid w:val="1B1062E6"/>
+    <w:nsid w:val="15F631EC"/>
     <w:multiLevelType w:val="multilevel"/>
-    <w:tmpl w:val="0F047476"/>
+    <w:tmpl w:val="F40CFA60"/>
     <w:lvl w:ilvl="0">
       <w:start w:val="1"/>
       <w:numFmt w:val="bullet"/>
@@ -10460,9 +11370,9 @@
     </w:lvl>
   </w:abstractNum>
   <w:abstractNum w:abstractNumId="4" w15:restartNumberingAfterBreak="0">
-    <w:nsid w:val="33F573AC"/>
+    <w:nsid w:val="179449FD"/>
     <w:multiLevelType w:val="multilevel"/>
-    <w:tmpl w:val="AB7E986C"/>
+    <w:tmpl w:val="5358E8EC"/>
     <w:lvl w:ilvl="0">
       <w:start w:val="1"/>
       <w:numFmt w:val="bullet"/>
@@ -10573,9 +11483,9 @@
     </w:lvl>
   </w:abstractNum>
   <w:abstractNum w:abstractNumId="5" w15:restartNumberingAfterBreak="0">
-    <w:nsid w:val="3A7E2DF2"/>
+    <w:nsid w:val="2B0C2193"/>
     <w:multiLevelType w:val="multilevel"/>
-    <w:tmpl w:val="D6DA28D6"/>
+    <w:tmpl w:val="838C0AE0"/>
     <w:lvl w:ilvl="0">
       <w:start w:val="1"/>
       <w:numFmt w:val="bullet"/>
@@ -10686,9 +11596,9 @@
     </w:lvl>
   </w:abstractNum>
   <w:abstractNum w:abstractNumId="6" w15:restartNumberingAfterBreak="0">
-    <w:nsid w:val="3C0F48F3"/>
+    <w:nsid w:val="35AF2D08"/>
     <w:multiLevelType w:val="multilevel"/>
-    <w:tmpl w:val="8C98478A"/>
+    <w:tmpl w:val="88D835F8"/>
     <w:lvl w:ilvl="0">
       <w:start w:val="1"/>
       <w:numFmt w:val="bullet"/>
@@ -10799,9 +11709,9 @@
     </w:lvl>
   </w:abstractNum>
   <w:abstractNum w:abstractNumId="7" w15:restartNumberingAfterBreak="0">
-    <w:nsid w:val="52041743"/>
+    <w:nsid w:val="3BA31749"/>
     <w:multiLevelType w:val="multilevel"/>
-    <w:tmpl w:val="33F828A2"/>
+    <w:tmpl w:val="DCE28860"/>
     <w:lvl w:ilvl="0">
       <w:start w:val="1"/>
       <w:numFmt w:val="bullet"/>
@@ -10912,9 +11822,9 @@
     </w:lvl>
   </w:abstractNum>
   <w:abstractNum w:abstractNumId="8" w15:restartNumberingAfterBreak="0">
-    <w:nsid w:val="53D9797B"/>
+    <w:nsid w:val="44E14064"/>
     <w:multiLevelType w:val="multilevel"/>
-    <w:tmpl w:val="5C547E8C"/>
+    <w:tmpl w:val="FC8AC38E"/>
     <w:lvl w:ilvl="0">
       <w:start w:val="1"/>
       <w:numFmt w:val="bullet"/>
@@ -11025,9 +11935,9 @@
     </w:lvl>
   </w:abstractNum>
   <w:abstractNum w:abstractNumId="9" w15:restartNumberingAfterBreak="0">
-    <w:nsid w:val="5B68737A"/>
+    <w:nsid w:val="46735D45"/>
     <w:multiLevelType w:val="multilevel"/>
-    <w:tmpl w:val="AE300E0C"/>
+    <w:tmpl w:val="B5A6418C"/>
     <w:lvl w:ilvl="0">
       <w:start w:val="1"/>
       <w:numFmt w:val="bullet"/>
@@ -11138,9 +12048,9 @@
     </w:lvl>
   </w:abstractNum>
   <w:abstractNum w:abstractNumId="10" w15:restartNumberingAfterBreak="0">
-    <w:nsid w:val="611A6522"/>
+    <w:nsid w:val="5A6776AB"/>
     <w:multiLevelType w:val="multilevel"/>
-    <w:tmpl w:val="2B6E7EB0"/>
+    <w:tmpl w:val="BEEAC792"/>
     <w:lvl w:ilvl="0">
       <w:start w:val="1"/>
       <w:numFmt w:val="bullet"/>
@@ -11251,9 +12161,9 @@
     </w:lvl>
   </w:abstractNum>
   <w:abstractNum w:abstractNumId="11" w15:restartNumberingAfterBreak="0">
-    <w:nsid w:val="61414AE1"/>
+    <w:nsid w:val="5BEA77B3"/>
     <w:multiLevelType w:val="multilevel"/>
-    <w:tmpl w:val="CF14BC64"/>
+    <w:tmpl w:val="BD54F068"/>
     <w:lvl w:ilvl="0">
       <w:start w:val="1"/>
       <w:numFmt w:val="bullet"/>
@@ -11364,9 +12274,9 @@
     </w:lvl>
   </w:abstractNum>
   <w:abstractNum w:abstractNumId="12" w15:restartNumberingAfterBreak="0">
-    <w:nsid w:val="61891343"/>
+    <w:nsid w:val="5E85634B"/>
     <w:multiLevelType w:val="multilevel"/>
-    <w:tmpl w:val="651ED07E"/>
+    <w:tmpl w:val="323A63AE"/>
     <w:lvl w:ilvl="0">
       <w:start w:val="1"/>
       <w:numFmt w:val="bullet"/>
@@ -11477,9 +12387,9 @@
     </w:lvl>
   </w:abstractNum>
   <w:abstractNum w:abstractNumId="13" w15:restartNumberingAfterBreak="0">
-    <w:nsid w:val="64FB3AD0"/>
+    <w:nsid w:val="61D575E3"/>
     <w:multiLevelType w:val="multilevel"/>
-    <w:tmpl w:val="F42A827A"/>
+    <w:tmpl w:val="A6B01F12"/>
     <w:lvl w:ilvl="0">
       <w:start w:val="1"/>
       <w:numFmt w:val="bullet"/>
@@ -11590,9 +12500,9 @@
     </w:lvl>
   </w:abstractNum>
   <w:abstractNum w:abstractNumId="14" w15:restartNumberingAfterBreak="0">
-    <w:nsid w:val="6EF4611E"/>
+    <w:nsid w:val="626D3137"/>
     <w:multiLevelType w:val="multilevel"/>
-    <w:tmpl w:val="098A4174"/>
+    <w:tmpl w:val="6CDA69E4"/>
     <w:lvl w:ilvl="0">
       <w:start w:val="1"/>
       <w:numFmt w:val="bullet"/>
@@ -11703,9 +12613,9 @@
     </w:lvl>
   </w:abstractNum>
   <w:abstractNum w:abstractNumId="15" w15:restartNumberingAfterBreak="0">
-    <w:nsid w:val="6FC65985"/>
+    <w:nsid w:val="63BC7185"/>
     <w:multiLevelType w:val="multilevel"/>
-    <w:tmpl w:val="3ADC5BBE"/>
+    <w:tmpl w:val="795AFC3A"/>
     <w:lvl w:ilvl="0">
       <w:start w:val="1"/>
       <w:numFmt w:val="bullet"/>
@@ -11816,9 +12726,9 @@
     </w:lvl>
   </w:abstractNum>
   <w:abstractNum w:abstractNumId="16" w15:restartNumberingAfterBreak="0">
-    <w:nsid w:val="70831D55"/>
+    <w:nsid w:val="67F90B48"/>
     <w:multiLevelType w:val="multilevel"/>
-    <w:tmpl w:val="E528E524"/>
+    <w:tmpl w:val="0AAE158A"/>
     <w:lvl w:ilvl="0">
       <w:start w:val="1"/>
       <w:numFmt w:val="bullet"/>
@@ -11929,9 +12839,9 @@
     </w:lvl>
   </w:abstractNum>
   <w:abstractNum w:abstractNumId="17" w15:restartNumberingAfterBreak="0">
-    <w:nsid w:val="78721150"/>
+    <w:nsid w:val="6EC30E99"/>
     <w:multiLevelType w:val="multilevel"/>
-    <w:tmpl w:val="A740CE8A"/>
+    <w:tmpl w:val="7FA45CEA"/>
     <w:lvl w:ilvl="0">
       <w:start w:val="1"/>
       <w:numFmt w:val="bullet"/>
@@ -12042,9 +12952,9 @@
     </w:lvl>
   </w:abstractNum>
   <w:abstractNum w:abstractNumId="18" w15:restartNumberingAfterBreak="0">
-    <w:nsid w:val="7BA716CA"/>
+    <w:nsid w:val="716A42F4"/>
     <w:multiLevelType w:val="multilevel"/>
-    <w:tmpl w:val="EABA8EBE"/>
+    <w:tmpl w:val="A88EFE56"/>
     <w:lvl w:ilvl="0">
       <w:start w:val="1"/>
       <w:numFmt w:val="bullet"/>
@@ -12154,62 +13064,62 @@
       </w:rPr>
     </w:lvl>
   </w:abstractNum>
-  <w:num w:numId="1" w16cid:durableId="641928206">
+  <w:num w:numId="1" w16cid:durableId="1531527648">
+    <w:abstractNumId w:val="12"/>
+  </w:num>
+  <w:num w:numId="2" w16cid:durableId="1189248492">
+    <w:abstractNumId w:val="9"/>
+  </w:num>
+  <w:num w:numId="3" w16cid:durableId="515190180">
+    <w:abstractNumId w:val="6"/>
+  </w:num>
+  <w:num w:numId="4" w16cid:durableId="1768500935">
+    <w:abstractNumId w:val="1"/>
+  </w:num>
+  <w:num w:numId="5" w16cid:durableId="870187994">
+    <w:abstractNumId w:val="15"/>
+  </w:num>
+  <w:num w:numId="6" w16cid:durableId="1117992260">
+    <w:abstractNumId w:val="8"/>
+  </w:num>
+  <w:num w:numId="7" w16cid:durableId="736317704">
+    <w:abstractNumId w:val="0"/>
+  </w:num>
+  <w:num w:numId="8" w16cid:durableId="117459668">
+    <w:abstractNumId w:val="14"/>
+  </w:num>
+  <w:num w:numId="9" w16cid:durableId="1657105979">
+    <w:abstractNumId w:val="2"/>
+  </w:num>
+  <w:num w:numId="10" w16cid:durableId="1667898352">
+    <w:abstractNumId w:val="5"/>
+  </w:num>
+  <w:num w:numId="11" w16cid:durableId="1329866279">
+    <w:abstractNumId w:val="16"/>
+  </w:num>
+  <w:num w:numId="12" w16cid:durableId="770473729">
+    <w:abstractNumId w:val="10"/>
+  </w:num>
+  <w:num w:numId="13" w16cid:durableId="609360629">
     <w:abstractNumId w:val="3"/>
   </w:num>
-  <w:num w:numId="2" w16cid:durableId="1374302774">
-    <w:abstractNumId w:val="15"/>
+  <w:num w:numId="14" w16cid:durableId="1382941084">
+    <w:abstractNumId w:val="17"/>
   </w:num>
-  <w:num w:numId="3" w16cid:durableId="711619036">
+  <w:num w:numId="15" w16cid:durableId="1699160478">
     <w:abstractNumId w:val="4"/>
   </w:num>
-  <w:num w:numId="4" w16cid:durableId="1466199590">
-    <w:abstractNumId w:val="14"/>
+  <w:num w:numId="16" w16cid:durableId="267782239">
+    <w:abstractNumId w:val="7"/>
   </w:num>
-  <w:num w:numId="5" w16cid:durableId="1272780528">
-    <w:abstractNumId w:val="16"/>
-  </w:num>
-  <w:num w:numId="6" w16cid:durableId="258753877">
-    <w:abstractNumId w:val="17"/>
-  </w:num>
-  <w:num w:numId="7" w16cid:durableId="59987416">
+  <w:num w:numId="17" w16cid:durableId="209460394">
     <w:abstractNumId w:val="13"/>
   </w:num>
-  <w:num w:numId="8" w16cid:durableId="1155339030">
+  <w:num w:numId="18" w16cid:durableId="2068871354">
     <w:abstractNumId w:val="18"/>
   </w:num>
-  <w:num w:numId="9" w16cid:durableId="775059049">
-    <w:abstractNumId w:val="10"/>
-  </w:num>
-  <w:num w:numId="10" w16cid:durableId="496043481">
-    <w:abstractNumId w:val="1"/>
-  </w:num>
-  <w:num w:numId="11" w16cid:durableId="960261365">
-    <w:abstractNumId w:val="8"/>
-  </w:num>
-  <w:num w:numId="12" w16cid:durableId="1445340370">
-    <w:abstractNumId w:val="6"/>
-  </w:num>
-  <w:num w:numId="13" w16cid:durableId="1474371724">
-    <w:abstractNumId w:val="12"/>
-  </w:num>
-  <w:num w:numId="14" w16cid:durableId="1558324634">
-    <w:abstractNumId w:val="9"/>
-  </w:num>
-  <w:num w:numId="15" w16cid:durableId="1619096440">
-    <w:abstractNumId w:val="0"/>
-  </w:num>
-  <w:num w:numId="16" w16cid:durableId="262883491">
-    <w:abstractNumId w:val="7"/>
-  </w:num>
-  <w:num w:numId="17" w16cid:durableId="1465468480">
+  <w:num w:numId="19" w16cid:durableId="995912751">
     <w:abstractNumId w:val="11"/>
-  </w:num>
-  <w:num w:numId="18" w16cid:durableId="1932467218">
-    <w:abstractNumId w:val="5"/>
-  </w:num>
-  <w:num w:numId="19" w16cid:durableId="1206285963">
-    <w:abstractNumId w:val="2"/>
   </w:num>
 </w:numbering>
 </file>
@@ -12639,7 +13549,6 @@
     <w:basedOn w:val="Normal"/>
     <w:next w:val="Normal"/>
     <w:uiPriority w:val="9"/>
-    <w:semiHidden/>
     <w:unhideWhenUsed/>
     <w:qFormat/>
     <w:pPr>
@@ -12662,7 +13571,6 @@
     <w:basedOn w:val="Normal"/>
     <w:next w:val="Normal"/>
     <w:uiPriority w:val="9"/>
-    <w:semiHidden/>
     <w:unhideWhenUsed/>
     <w:qFormat/>
     <w:pPr>
@@ -13563,7 +14471,7 @@
     <w:uiPriority w:val="99"/>
     <w:semiHidden/>
     <w:unhideWhenUsed/>
-    <w:rsid w:val="00F57FCE"/>
+    <w:rsid w:val="00235E6A"/>
     <w:rPr>
       <w:color w:val="605E5C"/>
       <w:shd w:val="clear" w:color="auto" w:fill="E1DFDD"/>
@@ -13857,7 +14765,7 @@
 
 <file path=customXml/item1.xml><?xml version="1.0" encoding="utf-8"?>
 <go:gDocsCustomXmlDataStorage xmlns:go="http://customooxmlschemas.google.com/" xmlns:r="http://schemas.openxmlformats.org/officeDocument/2006/relationships" uri="GoogleDocsCustomDataVersion2">
-  <go:docsCustomData xmlns:go="http://customooxmlschemas.google.com/" roundtripDataSignature="AMtx7mgqx9NeGFdfkVZZbnewCqW5vcpVqA==">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</go:docsCustomData>
+  <go:docsCustomData xmlns:go="http://customooxmlschemas.google.com/" roundtripDataSignature="AMtx7miSXWG/bJi/pHuQdzR8wDwYv6iDJQ==">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</go:docsCustomData>
 </go:gDocsCustomXmlDataStorage>
 </file>
 
